--- a/Clients/SKYOC/Skyline-OC-AI-Growth-Report.docx
+++ b/Clients/SKYOC/Skyline-OC-AI-Growth-Report.docx
@@ -372,15 +372,11 @@
       </w:sdtContent>
     </w:sdt>
     <w:p>
-      <w:r>
-        <w:br w:type="page"/>
-      </w:r>
-    </w:p>
-    <w:p>
       <w:pPr>
         <w:pStyle w:val="Heading1"/>
         <w:keepNext/>
-        <w:spacing w:after="120" w:before="480" w:line="240"/>
+        <w:pageBreakBefore/>
+        <w:spacing w:after="120" w:before="0" w:line="240"/>
       </w:pPr>
       <w:r>
         <w:rPr>
@@ -1229,14 +1225,15 @@
           <w:sz w:val="20"/>
           <w:szCs w:val="20"/>
         </w:rPr>
-        <w:t xml:space="preserve">A note on figures: this blueprint was built from public information. Skyline's internal numbers - project mix, average project value, win rate on RFPs, repeat-client share, and current marketing spend - were not available for this draft. Every projection below is labeled estimated and conservative and calibrates to real numbers after a short discovery call. The specific questions are in Section 16.</w:t>
+        <w:t xml:space="preserve">A note on figures: this blueprint was built from public information. Skyline's internal numbers - project mix, average project value, win rate on RFPs, repeat-client share, and current marketing spend - were not available for this draft. Every projection below is labeled estimated and conservative and calibrates to real numbers after a short discovery call. The specific questions are in Section 17.</w:t>
       </w:r>
     </w:p>
     <w:p>
       <w:pPr>
         <w:pStyle w:val="Heading1"/>
         <w:keepNext/>
-        <w:spacing w:after="120" w:before="480" w:line="240"/>
+        <w:pageBreakBefore/>
+        <w:spacing w:after="120" w:before="0" w:line="240"/>
       </w:pPr>
       <w:r>
         <w:rPr>
@@ -1670,7 +1667,8 @@
       <w:pPr>
         <w:pStyle w:val="Heading1"/>
         <w:keepNext/>
-        <w:spacing w:after="120" w:before="480" w:line="240"/>
+        <w:pageBreakBefore/>
+        <w:spacing w:after="120" w:before="0" w:line="240"/>
       </w:pPr>
       <w:r>
         <w:rPr>
@@ -2095,7 +2093,8 @@
       <w:pPr>
         <w:pStyle w:val="Heading1"/>
         <w:keepNext/>
-        <w:spacing w:after="120" w:before="480" w:line="240"/>
+        <w:pageBreakBefore/>
+        <w:spacing w:after="120" w:before="0" w:line="240"/>
       </w:pPr>
       <w:r>
         <w:rPr>
@@ -3402,7 +3401,8 @@
       <w:pPr>
         <w:pStyle w:val="Heading1"/>
         <w:keepNext/>
-        <w:spacing w:after="120" w:before="480" w:line="240"/>
+        <w:pageBreakBefore/>
+        <w:spacing w:after="120" w:before="0" w:line="240"/>
       </w:pPr>
       <w:r>
         <w:rPr>
@@ -4220,7 +4220,8 @@
       <w:pPr>
         <w:pStyle w:val="Heading1"/>
         <w:keepNext/>
-        <w:spacing w:after="120" w:before="480" w:line="240"/>
+        <w:pageBreakBefore/>
+        <w:spacing w:after="120" w:before="0" w:line="240"/>
       </w:pPr>
       <w:r>
         <w:rPr>
@@ -7309,7 +7310,8 @@
       <w:pPr>
         <w:pStyle w:val="Heading1"/>
         <w:keepNext/>
-        <w:spacing w:after="120" w:before="480" w:line="240"/>
+        <w:pageBreakBefore/>
+        <w:spacing w:after="120" w:before="0" w:line="240"/>
       </w:pPr>
       <w:r>
         <w:rPr>
@@ -10062,7 +10064,8 @@
       <w:pPr>
         <w:pStyle w:val="Heading1"/>
         <w:keepNext/>
-        <w:spacing w:after="120" w:before="480" w:line="240"/>
+        <w:pageBreakBefore/>
+        <w:spacing w:after="120" w:before="0" w:line="240"/>
       </w:pPr>
       <w:r>
         <w:rPr>
@@ -11128,7 +11131,8 @@
       <w:pPr>
         <w:pStyle w:val="Heading1"/>
         <w:keepNext/>
-        <w:spacing w:after="120" w:before="480" w:line="240"/>
+        <w:pageBreakBefore/>
+        <w:spacing w:after="120" w:before="0" w:line="240"/>
       </w:pPr>
       <w:r>
         <w:rPr>
@@ -12164,93 +12168,29 @@
     </w:tbl>
     <w:p>
       <w:pPr>
-        <w:pStyle w:val="Heading1"/>
+        <w:spacing w:after="0" w:before="160"/>
+      </w:pPr>
+      <w:r>
+        <w:t xml:space="preserve"/>
+      </w:r>
+    </w:p>
+    <w:p>
+      <w:pPr>
+        <w:pStyle w:val="Heading2"/>
         <w:keepNext/>
-        <w:spacing w:after="120" w:before="480" w:line="240"/>
+        <w:keepLines/>
+        <w:spacing w:after="120" w:before="280"/>
       </w:pPr>
       <w:r>
         <w:rPr>
           <w:rFonts w:ascii="Open Sans" w:cs="Open Sans" w:eastAsia="Open Sans" w:hAnsi="Open Sans"/>
-          <w:color w:val="FFFFFF"/>
-          <w:sz w:val="2"/>
-          <w:szCs w:val="2"/>
+          <w:b/>
+          <w:bCs/>
+          <w:color w:val="006DB6"/>
+          <w:sz w:val="26"/>
+          <w:szCs w:val="26"/>
         </w:rPr>
-        <w:t xml:space="preserve">10  The Silent Revenue Leak - Where Booths Walk Out</w:t>
-      </w:r>
-    </w:p>
-    <w:tbl>
-      <w:tblPr>
-        <w:tblW w:type="dxa" w:w="9360"/>
-        <w:tblBorders>
-          <w:top w:val="none" w:color="FFFFFF" w:sz="0"/>
-          <w:left w:val="none" w:color="FFFFFF" w:sz="0"/>
-          <w:bottom w:val="none" w:color="FFFFFF" w:sz="0"/>
-          <w:right w:val="none" w:color="FFFFFF" w:sz="0"/>
-          <w:insideH w:val="single" w:color="auto" w:sz="4"/>
-          <w:insideV w:val="single" w:color="auto" w:sz="4"/>
-        </w:tblBorders>
-      </w:tblPr>
-      <w:tblGrid>
-        <w:gridCol w:w="120"/>
-        <w:gridCol w:w="9240"/>
-      </w:tblGrid>
-      <w:tr>
-        <w:tc>
-          <w:tcPr>
-            <w:tcW w:type="dxa" w:w="120"/>
-            <w:tcBorders>
-              <w:top w:val="none" w:color="FFFFFF" w:sz="0"/>
-              <w:left w:val="none" w:color="FFFFFF" w:sz="0"/>
-              <w:bottom w:val="none" w:color="FFFFFF" w:sz="0"/>
-              <w:right w:val="none" w:color="FFFFFF" w:sz="0"/>
-            </w:tcBorders>
-            <w:shd w:fill="1A1A2E" w:val="clear"/>
-          </w:tcPr>
-          <w:p>
-            <w:r>
-              <w:t xml:space="preserve"/>
-            </w:r>
-          </w:p>
-        </w:tc>
-        <w:tc>
-          <w:tcPr>
-            <w:tcW w:type="dxa" w:w="9240"/>
-            <w:tcBorders>
-              <w:top w:val="none" w:color="FFFFFF" w:sz="0"/>
-              <w:left w:val="none" w:color="FFFFFF" w:sz="0"/>
-              <w:bottom w:val="none" w:color="FFFFFF" w:sz="0"/>
-              <w:right w:val="none" w:color="FFFFFF" w:sz="0"/>
-            </w:tcBorders>
-            <w:tcMar>
-              <w:top w:type="dxa" w:w="100"/>
-              <w:left w:type="dxa" w:w="200"/>
-              <w:bottom w:type="dxa" w:w="100"/>
-              <w:right w:type="dxa" w:w="0"/>
-            </w:tcMar>
-            <w:vAlign w:val="center"/>
-          </w:tcPr>
-          <w:p>
-            <w:r>
-              <w:rPr>
-                <w:rFonts w:ascii="Open Sans" w:cs="Open Sans" w:eastAsia="Open Sans" w:hAnsi="Open Sans"/>
-                <w:b/>
-                <w:bCs/>
-                <w:color w:val="1A1A2E"/>
-                <w:sz w:val="34"/>
-                <w:szCs w:val="34"/>
-              </w:rPr>
-              <w:t xml:space="preserve">10  The Silent Revenue Leak - Where Booths Walk Out</w:t>
-            </w:r>
-          </w:p>
-        </w:tc>
-      </w:tr>
-    </w:tbl>
-    <w:p>
-      <w:pPr>
-        <w:spacing w:after="0" w:before="100"/>
-      </w:pPr>
-      <w:r>
-        <w:t xml:space="preserve"/>
+        <w:t xml:space="preserve">AI Search Reality Check</w:t>
       </w:r>
     </w:p>
     <w:p>
@@ -12269,180 +12209,7 @@
           <w:sz w:val="22"/>
           <w:szCs w:val="22"/>
         </w:rPr>
-        <w:t xml:space="preserve">This section names the cost that never appears on a report, because it is the most expensive one to ignore. A forty-year exhibit house with named clients and 45,000 square feet of asset management should be holding more of its market than a manual growth engine can currently serve. The revenue lost to buyers who never found Skyline, to RFPs answered too slowly, to repeat clients who quietly drifted, and to the AI upsell that is never offered is not a rounding error - it is a silent leak that shows up only as inquiries that never came, projects that went to a more findable rival, and a high-margin service the company is leaving on the table.</w:t>
-      </w:r>
-    </w:p>
-    <w:p>
-      <w:pPr>
-        <w:spacing w:after="0" w:before="140"/>
-      </w:pPr>
-      <w:r>
-        <w:t xml:space="preserve"/>
-      </w:r>
-    </w:p>
-    <w:p>
-      <w:pPr>
-        <w:pStyle w:val="Heading2"/>
-        <w:keepNext/>
-        <w:keepLines/>
-        <w:spacing w:after="120" w:before="280"/>
-      </w:pPr>
-      <w:r>
-        <w:rPr>
-          <w:rFonts w:ascii="Open Sans" w:cs="Open Sans" w:eastAsia="Open Sans" w:hAnsi="Open Sans"/>
-          <w:b/>
-          <w:bCs/>
-          <w:color w:val="006DB6"/>
-          <w:sz w:val="26"/>
-          <w:szCs w:val="26"/>
-        </w:rPr>
-        <w:t xml:space="preserve">The Buyers Who Never Found Skyline</w:t>
-      </w:r>
-    </w:p>
-    <w:p>
-      <w:pPr>
-        <w:spacing w:after="140" w:before="0" w:line="320"/>
-        <w:jc w:val="both"/>
-      </w:pPr>
-      <w:r>
-        <w:rPr>
-          <w:rFonts w:ascii="Open Sans" w:cs="Open Sans" w:eastAsia="Open Sans" w:hAnsi="Open Sans"/>
-          <w:b w:val="false"/>
-          <w:bCs w:val="false"/>
-          <w:i w:val="false"/>
-          <w:iCs w:val="false"/>
-          <w:color w:val="59595B"/>
-          <w:sz w:val="22"/>
-          <w:szCs w:val="22"/>
-        </w:rPr>
-        <w:t xml:space="preserve">The first leak is invisible by definition: the marketing manager who searched "custom trade show booth Orange County," got an AI answer and a map pack that did not include Skyline, and called someone else. With a dated site and scattered reviews, a forty-year reputation simply does not show up where the buying now starts. Every one of those is a project lost not on craft but on findability - and AI-search authority and reputation close that leak directly, without changing a single thing about the work.</w:t>
-      </w:r>
-    </w:p>
-    <w:p>
-      <w:pPr>
-        <w:spacing w:after="0" w:before="60"/>
-      </w:pPr>
-      <w:r>
-        <w:t xml:space="preserve"/>
-      </w:r>
-    </w:p>
-    <w:p>
-      <w:pPr>
-        <w:spacing w:after="140" w:before="0" w:line="320"/>
-        <w:jc w:val="both"/>
-      </w:pPr>
-      <w:r>
-        <w:rPr>
-          <w:rFonts w:ascii="Open Sans" w:cs="Open Sans" w:eastAsia="Open Sans" w:hAnsi="Open Sans"/>
-          <w:b w:val="false"/>
-          <w:bCs w:val="false"/>
-          <w:i w:val="false"/>
-          <w:iCs w:val="false"/>
-          <w:color w:val="59595B"/>
-          <w:sz w:val="22"/>
-          <w:szCs w:val="22"/>
-        </w:rPr>
-        <w:t xml:space="preserve">The math runs in the right direction: in an under-served local market where no rival owns the AI-search citations, even a handful of additional projects a year - captured from buyers who would otherwise never have found Skyline - pays for the entire entry program many times over.</w:t>
-      </w:r>
-    </w:p>
-    <w:p>
-      <w:pPr>
-        <w:spacing w:after="0" w:before="120"/>
-      </w:pPr>
-      <w:r>
-        <w:t xml:space="preserve"/>
-      </w:r>
-    </w:p>
-    <w:p>
-      <w:pPr>
-        <w:pStyle w:val="Heading2"/>
-        <w:keepNext/>
-        <w:keepLines/>
-        <w:spacing w:after="120" w:before="280"/>
-      </w:pPr>
-      <w:r>
-        <w:rPr>
-          <w:rFonts w:ascii="Open Sans" w:cs="Open Sans" w:eastAsia="Open Sans" w:hAnsi="Open Sans"/>
-          <w:b/>
-          <w:bCs/>
-          <w:color w:val="006DB6"/>
-          <w:sz w:val="26"/>
-          <w:szCs w:val="26"/>
-        </w:rPr>
-        <w:t xml:space="preserve">The Quotes That Went Out Too Slow - and the Upsell Never Offered</w:t>
-      </w:r>
-    </w:p>
-    <w:p>
-      <w:pPr>
-        <w:spacing w:after="140" w:before="0" w:line="320"/>
-        <w:jc w:val="both"/>
-      </w:pPr>
-      <w:r>
-        <w:rPr>
-          <w:rFonts w:ascii="Open Sans" w:cs="Open Sans" w:eastAsia="Open Sans" w:hAnsi="Open Sans"/>
-          <w:b w:val="false"/>
-          <w:bCs w:val="false"/>
-          <w:i w:val="false"/>
-          <w:iCs w:val="false"/>
-          <w:color w:val="59595B"/>
-          <w:sz w:val="22"/>
-          <w:szCs w:val="22"/>
-        </w:rPr>
-        <w:t xml:space="preserve">The second leak is speed and scope. When a concept and a rate-sheet quote take a week to assemble by hand, the buyer who got a sharp answer in two days from a competitor has already moved on. And when the booth ships without a lead-capture, follow-up, and measurement layer, Skyline leaves a high-margin service - one the client increasingly expects - entirely unsold. AI-assisted concept and quote drafting closes the first; the AI-enabled booth resale line closes the second, turning every project into a chance to sell measurable results, not just a structure.</w:t>
-      </w:r>
-    </w:p>
-    <w:p>
-      <w:pPr>
-        <w:spacing w:after="0" w:before="120"/>
-      </w:pPr>
-      <w:r>
-        <w:t xml:space="preserve"/>
-      </w:r>
-    </w:p>
-    <w:p>
-      <w:pPr>
-        <w:pStyle w:val="Heading2"/>
-        <w:keepNext/>
-        <w:keepLines/>
-        <w:spacing w:after="120" w:before="280"/>
-      </w:pPr>
-      <w:r>
-        <w:rPr>
-          <w:rFonts w:ascii="Open Sans" w:cs="Open Sans" w:eastAsia="Open Sans" w:hAnsi="Open Sans"/>
-          <w:b/>
-          <w:bCs/>
-          <w:color w:val="006DB6"/>
-          <w:sz w:val="26"/>
-          <w:szCs w:val="26"/>
-        </w:rPr>
-        <w:t xml:space="preserve">The Repeat Clients Who Quietly Drifted</w:t>
-      </w:r>
-    </w:p>
-    <w:p>
-      <w:pPr>
-        <w:spacing w:after="140" w:before="0" w:line="320"/>
-        <w:jc w:val="both"/>
-      </w:pPr>
-      <w:r>
-        <w:rPr>
-          <w:rFonts w:ascii="Open Sans" w:cs="Open Sans" w:eastAsia="Open Sans" w:hAnsi="Open Sans"/>
-          <w:b w:val="false"/>
-          <w:bCs w:val="false"/>
-          <w:i w:val="false"/>
-          <w:iCs w:val="false"/>
-          <w:color w:val="59595B"/>
-          <w:sz w:val="22"/>
-          <w:szCs w:val="22"/>
-        </w:rPr>
-        <w:t xml:space="preserve">The most expensive vacancy in this business is the multi-show client who does not formally leave - they simply do not call about the next show, because no one was watching their calendar and no one proactively brought them the next idea. None of that is a craft failure; it is a memory and attention failure, and it is exactly what re-book intelligence and a searchable account memory protect against. Keeping a client Skyline already earned is a fraction of the cost of winning a new one.</w:t>
-      </w:r>
-    </w:p>
-    <w:p>
-      <w:pPr>
-        <w:spacing w:after="0" w:before="120"/>
-      </w:pPr>
-      <w:r>
-        <w:t xml:space="preserve"/>
+        <w:t xml:space="preserve">Here is the gap made concrete. When a buyer asks an AI assistant the question below, this is the shape of the answer they get - illustrative of how AI search resolves this query right now:</w:t>
       </w:r>
     </w:p>
     <w:tbl>
@@ -12474,7 +12241,7 @@
               <w:bottom w:val="none" w:color="FFFFFF" w:sz="0"/>
               <w:right w:val="none" w:color="FFFFFF" w:sz="0"/>
             </w:tcBorders>
-            <w:shd w:fill="1A1A2E" w:val="clear"/>
+            <w:shd w:fill="006DB6" w:val="clear"/>
           </w:tcPr>
           <w:p>
             <w:r>
@@ -12510,11 +12277,11 @@
                 <w:rFonts w:ascii="Open Sans" w:cs="Open Sans" w:eastAsia="Open Sans" w:hAnsi="Open Sans"/>
                 <w:b/>
                 <w:bCs/>
-                <w:color w:val="1A1A2E"/>
+                <w:color w:val="006DB6"/>
                 <w:sz w:val="22"/>
                 <w:szCs w:val="22"/>
               </w:rPr>
-              <w:t xml:space="preserve">Three Leaks, One Engine</w:t>
+              <w:t xml:space="preserve">Prompt: "Best custom trade-show booth company in Orange County?"</w:t>
             </w:r>
           </w:p>
           <w:p>
@@ -12530,23 +12297,7 @@
                 <w:sz w:val="20"/>
                 <w:szCs w:val="20"/>
               </w:rPr>
-              <w:t xml:space="preserve">Buyers who never found Skyline because it was invisible in search; quotes that went out too slow and an AI layer that was never offered; and repeat clients who drifted because no one watched the calendar. None is a craft failure - each is a findability, speed, or memory failure.</w:t>
-            </w:r>
-          </w:p>
-          <w:p>
-            <w:pPr>
-              <w:keepNext/>
-              <w:keepLines/>
-              <w:spacing w:after="60" w:before="40" w:line="300"/>
-            </w:pPr>
-            <w:r>
-              <w:rPr>
-                <w:rFonts w:ascii="Open Sans" w:cs="Open Sans" w:eastAsia="Open Sans" w:hAnsi="Open Sans"/>
-                <w:color w:val="59595B"/>
-                <w:sz w:val="20"/>
-                <w:szCs w:val="20"/>
-              </w:rPr>
-              <w:t xml:space="preserve">These are exactly the failures the dual engine closes: AI-search authority and reputation, AI-assisted quoting plus the new AI-booth resale line, and re-book intelligence with an account memory.</w:t>
+              <w:t xml:space="preserve">TODAY - the AI assistant answers with whichever exhibit houses have the strongest content and third-party signals it can read: it names a couple of the SoCal independents and a national player with city pages, and does NOT mention Skyline - even though Skyline has forty years of craft, named clients, and 45,000 square feet of asset management. Skyline is invisible at the exact moment the buyer is forming a shortlist.</w:t>
             </w:r>
           </w:p>
           <w:p>
@@ -12562,7 +12313,7 @@
                 <w:sz w:val="20"/>
                 <w:szCs w:val="20"/>
               </w:rPr>
-              <w:t xml:space="preserve">This is the highest-conviction place to start, because it converts buyers, projects, and clients the company already has within reach into revenue it is currently leaving on the table.</w:t>
+              <w:t xml:space="preserve">AFTER AEO - the same query returns Skyline as a cited option ("Skyline Displays of Orange County designs, builds, and manages custom and portable exhibits, with an AI-enabled booth option for lead capture and post-show follow-up..."), with the modernized site and consolidated reviews as the supporting evidence the assistant points to.</w:t>
             </w:r>
           </w:p>
         </w:tc>
@@ -12570,9 +12321,75 @@
     </w:tbl>
     <w:p>
       <w:pPr>
+        <w:spacing w:after="140" w:before="0" w:line="320"/>
+        <w:jc w:val="both"/>
+      </w:pPr>
+      <w:r>
+        <w:rPr>
+          <w:rFonts w:ascii="Open Sans" w:cs="Open Sans" w:eastAsia="Open Sans" w:hAnsi="Open Sans"/>
+          <w:b w:val="false"/>
+          <w:bCs w:val="false"/>
+          <w:i/>
+          <w:iCs/>
+          <w:color w:val="59595B"/>
+          <w:sz w:val="18"/>
+          <w:szCs w:val="18"/>
+        </w:rPr>
+        <w:t xml:space="preserve">(Illustrative of current AI-search behavior for this query class; the live result is captured as the Quick Win #1 baseline.)</w:t>
+      </w:r>
+    </w:p>
+    <w:p>
+      <w:pPr>
+        <w:spacing w:after="0" w:before="160"/>
+      </w:pPr>
+      <w:r>
+        <w:t xml:space="preserve"/>
+      </w:r>
+    </w:p>
+    <w:p>
+      <w:pPr>
+        <w:pStyle w:val="Heading2"/>
+        <w:keepNext/>
+        <w:keepLines/>
+        <w:spacing w:after="120" w:before="280"/>
+      </w:pPr>
+      <w:r>
+        <w:rPr>
+          <w:rFonts w:ascii="Open Sans" w:cs="Open Sans" w:eastAsia="Open Sans" w:hAnsi="Open Sans"/>
+          <w:b/>
+          <w:bCs/>
+          <w:color w:val="CC0000"/>
+          <w:sz w:val="26"/>
+          <w:szCs w:val="26"/>
+        </w:rPr>
+        <w:t xml:space="preserve">The Cost of Waiting</w:t>
+      </w:r>
+    </w:p>
+    <w:p>
+      <w:pPr>
+        <w:spacing w:after="140" w:before="0" w:line="320"/>
+        <w:jc w:val="both"/>
+      </w:pPr>
+      <w:r>
+        <w:rPr>
+          <w:rFonts w:ascii="Open Sans" w:cs="Open Sans" w:eastAsia="Open Sans" w:hAnsi="Open Sans"/>
+          <w:b w:val="false"/>
+          <w:bCs w:val="false"/>
+          <w:i w:val="false"/>
+          <w:iCs w:val="false"/>
+          <w:color w:val="59595B"/>
+          <w:sz w:val="22"/>
+          <w:szCs w:val="22"/>
+        </w:rPr>
+        <w:t xml:space="preserve">AI-search visibility compounds, and it rewards whoever optimizes first. Every quarter Skyline is not cited, the assistants learn to answer "best trade-show booth company in Orange County" with someone else - and that default, once set in the training and retrieval data, is far harder and more expensive to dislodge than to claim now. The same window is open on the AI-enabled booth: no local rival is selling that layer yet, so the dealer who operationalizes and resells it first owns a differentiator the whole field is missing. The cost of waiting is not zero - it is a competitor becoming the default answer, and a high-margin resale line left on the table.</w:t>
+      </w:r>
+    </w:p>
+    <w:p>
+      <w:pPr>
         <w:pStyle w:val="Heading1"/>
         <w:keepNext/>
-        <w:spacing w:after="120" w:before="480" w:line="240"/>
+        <w:pageBreakBefore/>
+        <w:spacing w:after="120" w:before="0" w:line="240"/>
       </w:pPr>
       <w:r>
         <w:rPr>
@@ -12581,7 +12398,7 @@
           <w:sz w:val="2"/>
           <w:szCs w:val="2"/>
         </w:rPr>
-        <w:t xml:space="preserve">11  Technijian Capability Proof</w:t>
+        <w:t xml:space="preserve">10  The Silent Revenue Leak - Where Booths Walk Out</w:t>
       </w:r>
     </w:p>
     <w:tbl>
@@ -12610,7 +12427,7 @@
               <w:bottom w:val="none" w:color="FFFFFF" w:sz="0"/>
               <w:right w:val="none" w:color="FFFFFF" w:sz="0"/>
             </w:tcBorders>
-            <w:shd w:fill="006DB6" w:val="clear"/>
+            <w:shd w:fill="1A1A2E" w:val="clear"/>
           </w:tcPr>
           <w:p>
             <w:r>
@@ -12641,11 +12458,11 @@
                 <w:rFonts w:ascii="Open Sans" w:cs="Open Sans" w:eastAsia="Open Sans" w:hAnsi="Open Sans"/>
                 <w:b/>
                 <w:bCs/>
-                <w:color w:val="006DB6"/>
+                <w:color w:val="1A1A2E"/>
                 <w:sz w:val="34"/>
                 <w:szCs w:val="34"/>
               </w:rPr>
-              <w:t xml:space="preserve">11  Technijian Capability Proof</w:t>
+              <w:t xml:space="preserve">10  The Silent Revenue Leak - Where Booths Walk Out</w:t>
             </w:r>
           </w:p>
         </w:tc>
@@ -12675,12 +12492,12 @@
           <w:sz w:val="22"/>
           <w:szCs w:val="22"/>
         </w:rPr>
-        <w:t xml:space="preserve">This section separates two things plainly. First are proven builds - systems Technijian has actually built and operates. Then come the productized services Skyline would engage. Each is labeled for what it is, and each maps to a specific Skyline use case. Technijian has not built an AI-powered trade-show booth product for an exhibit house before; what it has built is the search, document, conversational, and knowledge AI that an AI-enabled booth is made of - and that is the honest claim.</w:t>
+        <w:t xml:space="preserve">This section names the cost that never appears on a report, because it is the most expensive one to ignore. A forty-year exhibit house with named clients and 45,000 square feet of asset management should be holding more of its market than a manual growth engine can currently serve. The revenue lost to buyers who never found Skyline, to RFPs answered too slowly, to repeat clients who quietly drifted, and to the AI upsell that is never offered is not a rounding error - it is a silent leak that shows up only as inquiries that never came, projects that went to a more findable rival, and a high-margin service the company is leaving on the table.</w:t>
       </w:r>
     </w:p>
     <w:p>
       <w:pPr>
-        <w:spacing w:after="0" w:before="160"/>
+        <w:spacing w:after="0" w:before="140"/>
       </w:pPr>
       <w:r>
         <w:t xml:space="preserve"/>
@@ -12702,7 +12519,153 @@
           <w:sz w:val="26"/>
           <w:szCs w:val="26"/>
         </w:rPr>
-        <w:t xml:space="preserve">Proven Builds - Systems Technijian Has Built</w:t>
+        <w:t xml:space="preserve">The Buyers Who Never Found Skyline</w:t>
+      </w:r>
+    </w:p>
+    <w:p>
+      <w:pPr>
+        <w:spacing w:after="140" w:before="0" w:line="320"/>
+        <w:jc w:val="both"/>
+      </w:pPr>
+      <w:r>
+        <w:rPr>
+          <w:rFonts w:ascii="Open Sans" w:cs="Open Sans" w:eastAsia="Open Sans" w:hAnsi="Open Sans"/>
+          <w:b w:val="false"/>
+          <w:bCs w:val="false"/>
+          <w:i w:val="false"/>
+          <w:iCs w:val="false"/>
+          <w:color w:val="59595B"/>
+          <w:sz w:val="22"/>
+          <w:szCs w:val="22"/>
+        </w:rPr>
+        <w:t xml:space="preserve">The first leak is invisible by definition: the marketing manager who searched "custom trade show booth Orange County," got an AI answer and a map pack that did not include Skyline, and called someone else. With a dated site and scattered reviews, a forty-year reputation simply does not show up where the buying now starts. Every one of those is a project lost not on craft but on findability - and AI-search authority and reputation close that leak directly, without changing a single thing about the work.</w:t>
+      </w:r>
+    </w:p>
+    <w:p>
+      <w:pPr>
+        <w:spacing w:after="0" w:before="60"/>
+      </w:pPr>
+      <w:r>
+        <w:t xml:space="preserve"/>
+      </w:r>
+    </w:p>
+    <w:p>
+      <w:pPr>
+        <w:spacing w:after="140" w:before="0" w:line="320"/>
+        <w:jc w:val="both"/>
+      </w:pPr>
+      <w:r>
+        <w:rPr>
+          <w:rFonts w:ascii="Open Sans" w:cs="Open Sans" w:eastAsia="Open Sans" w:hAnsi="Open Sans"/>
+          <w:b w:val="false"/>
+          <w:bCs w:val="false"/>
+          <w:i w:val="false"/>
+          <w:iCs w:val="false"/>
+          <w:color w:val="59595B"/>
+          <w:sz w:val="22"/>
+          <w:szCs w:val="22"/>
+        </w:rPr>
+        <w:t xml:space="preserve">The math runs in the right direction: in an under-served local market where no rival owns the AI-search citations, even a handful of additional projects a year - captured from buyers who would otherwise never have found Skyline - pays for the entire entry program many times over.</w:t>
+      </w:r>
+    </w:p>
+    <w:p>
+      <w:pPr>
+        <w:spacing w:after="0" w:before="120"/>
+      </w:pPr>
+      <w:r>
+        <w:t xml:space="preserve"/>
+      </w:r>
+    </w:p>
+    <w:p>
+      <w:pPr>
+        <w:pStyle w:val="Heading2"/>
+        <w:keepNext/>
+        <w:keepLines/>
+        <w:spacing w:after="120" w:before="280"/>
+      </w:pPr>
+      <w:r>
+        <w:rPr>
+          <w:rFonts w:ascii="Open Sans" w:cs="Open Sans" w:eastAsia="Open Sans" w:hAnsi="Open Sans"/>
+          <w:b/>
+          <w:bCs/>
+          <w:color w:val="006DB6"/>
+          <w:sz w:val="26"/>
+          <w:szCs w:val="26"/>
+        </w:rPr>
+        <w:t xml:space="preserve">The Quotes That Went Out Too Slow - and the Upsell Never Offered</w:t>
+      </w:r>
+    </w:p>
+    <w:p>
+      <w:pPr>
+        <w:spacing w:after="140" w:before="0" w:line="320"/>
+        <w:jc w:val="both"/>
+      </w:pPr>
+      <w:r>
+        <w:rPr>
+          <w:rFonts w:ascii="Open Sans" w:cs="Open Sans" w:eastAsia="Open Sans" w:hAnsi="Open Sans"/>
+          <w:b w:val="false"/>
+          <w:bCs w:val="false"/>
+          <w:i w:val="false"/>
+          <w:iCs w:val="false"/>
+          <w:color w:val="59595B"/>
+          <w:sz w:val="22"/>
+          <w:szCs w:val="22"/>
+        </w:rPr>
+        <w:t xml:space="preserve">The second leak is speed and scope. When a concept and a rate-sheet quote take a week to assemble by hand, the buyer who got a sharp answer in two days from a competitor has already moved on. And when the booth ships without a lead-capture, follow-up, and measurement layer, Skyline leaves a high-margin service - one the client increasingly expects - entirely unsold. AI-assisted concept and quote drafting closes the first; the AI-enabled booth resale line closes the second, turning every project into a chance to sell measurable results, not just a structure.</w:t>
+      </w:r>
+    </w:p>
+    <w:p>
+      <w:pPr>
+        <w:spacing w:after="0" w:before="120"/>
+      </w:pPr>
+      <w:r>
+        <w:t xml:space="preserve"/>
+      </w:r>
+    </w:p>
+    <w:p>
+      <w:pPr>
+        <w:pStyle w:val="Heading2"/>
+        <w:keepNext/>
+        <w:keepLines/>
+        <w:spacing w:after="120" w:before="280"/>
+      </w:pPr>
+      <w:r>
+        <w:rPr>
+          <w:rFonts w:ascii="Open Sans" w:cs="Open Sans" w:eastAsia="Open Sans" w:hAnsi="Open Sans"/>
+          <w:b/>
+          <w:bCs/>
+          <w:color w:val="006DB6"/>
+          <w:sz w:val="26"/>
+          <w:szCs w:val="26"/>
+        </w:rPr>
+        <w:t xml:space="preserve">The Repeat Clients Who Quietly Drifted</w:t>
+      </w:r>
+    </w:p>
+    <w:p>
+      <w:pPr>
+        <w:spacing w:after="140" w:before="0" w:line="320"/>
+        <w:jc w:val="both"/>
+      </w:pPr>
+      <w:r>
+        <w:rPr>
+          <w:rFonts w:ascii="Open Sans" w:cs="Open Sans" w:eastAsia="Open Sans" w:hAnsi="Open Sans"/>
+          <w:b w:val="false"/>
+          <w:bCs w:val="false"/>
+          <w:i w:val="false"/>
+          <w:iCs w:val="false"/>
+          <w:color w:val="59595B"/>
+          <w:sz w:val="22"/>
+          <w:szCs w:val="22"/>
+        </w:rPr>
+        <w:t xml:space="preserve">The most expensive vacancy in this business is the multi-show client who does not formally leave - they simply do not call about the next show, because no one was watching their calendar and no one proactively brought them the next idea. None of that is a craft failure; it is a memory and attention failure, and it is exactly what re-book intelligence and a searchable account memory protect against. Keeping a client Skyline already earned is a fraction of the cost of winning a new one.</w:t>
+      </w:r>
+    </w:p>
+    <w:p>
+      <w:pPr>
+        <w:spacing w:after="0" w:before="120"/>
+      </w:pPr>
+      <w:r>
+        <w:t xml:space="preserve"/>
       </w:r>
     </w:p>
     <w:tbl>
@@ -12734,7 +12697,7 @@
               <w:bottom w:val="none" w:color="FFFFFF" w:sz="0"/>
               <w:right w:val="none" w:color="FFFFFF" w:sz="0"/>
             </w:tcBorders>
-            <w:shd w:fill="006DB6" w:val="clear"/>
+            <w:shd w:fill="1A1A2E" w:val="clear"/>
           </w:tcPr>
           <w:p>
             <w:r>
@@ -12762,7 +12725,8 @@
           <w:p>
             <w:pPr>
               <w:keepNext/>
-              <w:spacing w:after="80"/>
+              <w:keepLines/>
+              <w:spacing w:after="80" w:before="80"/>
             </w:pPr>
             <w:r>
               <w:rPr>
@@ -12773,58 +12737,139 @@
                 <w:sz w:val="22"/>
                 <w:szCs w:val="22"/>
               </w:rPr>
-              <w:t xml:space="preserve">Multi-Agent SEO &amp; Answer-Engine Platform</w:t>
+              <w:t xml:space="preserve">Three Leaks, One Engine</w:t>
             </w:r>
           </w:p>
           <w:p>
             <w:pPr>
               <w:keepNext/>
-              <w:spacing w:after="60"/>
-            </w:pPr>
+              <w:keepLines/>
+              <w:spacing w:after="60" w:before="40" w:line="300"/>
+            </w:pPr>
+            <w:r>
+              <w:rPr>
+                <w:rFonts w:ascii="Open Sans" w:cs="Open Sans" w:eastAsia="Open Sans" w:hAnsi="Open Sans"/>
+                <w:color w:val="59595B"/>
+                <w:sz w:val="20"/>
+                <w:szCs w:val="20"/>
+              </w:rPr>
+              <w:t xml:space="preserve">Buyers who never found Skyline because it was invisible in search; quotes that went out too slow and an AI layer that was never offered; and repeat clients who drifted because no one watched the calendar. None is a craft failure - each is a findability, speed, or memory failure.</w:t>
+            </w:r>
+          </w:p>
+          <w:p>
+            <w:pPr>
+              <w:keepNext/>
+              <w:keepLines/>
+              <w:spacing w:after="60" w:before="40" w:line="300"/>
+            </w:pPr>
+            <w:r>
+              <w:rPr>
+                <w:rFonts w:ascii="Open Sans" w:cs="Open Sans" w:eastAsia="Open Sans" w:hAnsi="Open Sans"/>
+                <w:color w:val="59595B"/>
+                <w:sz w:val="20"/>
+                <w:szCs w:val="20"/>
+              </w:rPr>
+              <w:t xml:space="preserve">These are exactly the failures the dual engine closes: AI-search authority and reputation, AI-assisted quoting plus the new AI-booth resale line, and re-book intelligence with an account memory.</w:t>
+            </w:r>
+          </w:p>
+          <w:p>
+            <w:pPr>
+              <w:keepNext w:val="false"/>
+              <w:keepLines/>
+              <w:spacing w:after="60" w:before="40" w:line="300"/>
+            </w:pPr>
+            <w:r>
+              <w:rPr>
+                <w:rFonts w:ascii="Open Sans" w:cs="Open Sans" w:eastAsia="Open Sans" w:hAnsi="Open Sans"/>
+                <w:color w:val="59595B"/>
+                <w:sz w:val="20"/>
+                <w:szCs w:val="20"/>
+              </w:rPr>
+              <w:t xml:space="preserve">This is the highest-conviction place to start, because it converts buyers, projects, and clients the company already has within reach into revenue it is currently leaving on the table.</w:t>
+            </w:r>
+          </w:p>
+        </w:tc>
+      </w:tr>
+    </w:tbl>
+    <w:p>
+      <w:pPr>
+        <w:pStyle w:val="Heading1"/>
+        <w:keepNext/>
+        <w:pageBreakBefore/>
+        <w:spacing w:after="120" w:before="0" w:line="240"/>
+      </w:pPr>
+      <w:r>
+        <w:rPr>
+          <w:rFonts w:ascii="Open Sans" w:cs="Open Sans" w:eastAsia="Open Sans" w:hAnsi="Open Sans"/>
+          <w:color w:val="FFFFFF"/>
+          <w:sz w:val="2"/>
+          <w:szCs w:val="2"/>
+        </w:rPr>
+        <w:t xml:space="preserve">11  Technijian Capability Proof</w:t>
+      </w:r>
+    </w:p>
+    <w:tbl>
+      <w:tblPr>
+        <w:tblW w:type="dxa" w:w="9360"/>
+        <w:tblBorders>
+          <w:top w:val="none" w:color="FFFFFF" w:sz="0"/>
+          <w:left w:val="none" w:color="FFFFFF" w:sz="0"/>
+          <w:bottom w:val="none" w:color="FFFFFF" w:sz="0"/>
+          <w:right w:val="none" w:color="FFFFFF" w:sz="0"/>
+          <w:insideH w:val="single" w:color="auto" w:sz="4"/>
+          <w:insideV w:val="single" w:color="auto" w:sz="4"/>
+        </w:tblBorders>
+      </w:tblPr>
+      <w:tblGrid>
+        <w:gridCol w:w="120"/>
+        <w:gridCol w:w="9240"/>
+      </w:tblGrid>
+      <w:tr>
+        <w:tc>
+          <w:tcPr>
+            <w:tcW w:type="dxa" w:w="120"/>
+            <w:tcBorders>
+              <w:top w:val="none" w:color="FFFFFF" w:sz="0"/>
+              <w:left w:val="none" w:color="FFFFFF" w:sz="0"/>
+              <w:bottom w:val="none" w:color="FFFFFF" w:sz="0"/>
+              <w:right w:val="none" w:color="FFFFFF" w:sz="0"/>
+            </w:tcBorders>
+            <w:shd w:fill="006DB6" w:val="clear"/>
+          </w:tcPr>
+          <w:p>
+            <w:r>
+              <w:t xml:space="preserve"/>
+            </w:r>
+          </w:p>
+        </w:tc>
+        <w:tc>
+          <w:tcPr>
+            <w:tcW w:type="dxa" w:w="9240"/>
+            <w:tcBorders>
+              <w:top w:val="none" w:color="FFFFFF" w:sz="0"/>
+              <w:left w:val="none" w:color="FFFFFF" w:sz="0"/>
+              <w:bottom w:val="none" w:color="FFFFFF" w:sz="0"/>
+              <w:right w:val="none" w:color="FFFFFF" w:sz="0"/>
+            </w:tcBorders>
+            <w:tcMar>
+              <w:top w:type="dxa" w:w="100"/>
+              <w:left w:type="dxa" w:w="200"/>
+              <w:bottom w:type="dxa" w:w="100"/>
+              <w:right w:type="dxa" w:w="0"/>
+            </w:tcMar>
+            <w:vAlign w:val="center"/>
+          </w:tcPr>
+          <w:p>
             <w:r>
               <w:rPr>
                 <w:rFonts w:ascii="Open Sans" w:cs="Open Sans" w:eastAsia="Open Sans" w:hAnsi="Open Sans"/>
                 <w:b/>
                 <w:bCs/>
                 <w:color w:val="006DB6"/>
-                <w:sz w:val="20"/>
-                <w:szCs w:val="20"/>
-              </w:rPr>
-              <w:t xml:space="preserve">What Technijian Built: </w:t>
-            </w:r>
-            <w:r>
-              <w:rPr>
-                <w:rFonts w:ascii="Open Sans" w:cs="Open Sans" w:eastAsia="Open Sans" w:hAnsi="Open Sans"/>
-                <w:color w:val="59595B"/>
-                <w:sz w:val="20"/>
-                <w:szCs w:val="20"/>
-              </w:rPr>
-              <w:t xml:space="preserve">Technijian built a multi-agent content and search platform (Claude, GPT-4o, and Gemini with live search and analytics integrations) that produces authoritative, well-researched content and cut content production time by roughly 70 percent.</w:t>
-            </w:r>
-          </w:p>
-          <w:p>
-            <w:pPr>
-              <w:spacing w:after="60"/>
-            </w:pPr>
-            <w:r>
-              <w:rPr>
-                <w:rFonts w:ascii="Open Sans" w:cs="Open Sans" w:eastAsia="Open Sans" w:hAnsi="Open Sans"/>
-                <w:b/>
-                <w:bCs/>
-                <w:color w:val="F67D4B"/>
-                <w:sz w:val="20"/>
-                <w:szCs w:val="20"/>
-              </w:rPr>
-              <w:t xml:space="preserve">How This Applies to Skyline: </w:t>
-            </w:r>
-            <w:r>
-              <w:rPr>
-                <w:rFonts w:ascii="Open Sans" w:cs="Open Sans" w:eastAsia="Open Sans" w:hAnsi="Open Sans"/>
-                <w:color w:val="59595B"/>
-                <w:sz w:val="20"/>
-                <w:szCs w:val="20"/>
-              </w:rPr>
-              <w:t xml:space="preserve">This is how Skyline gets found: AI-search authority on the queries that matter - custom trade show booth Orange County, Anaheim exhibit design, AI-enabled trade show booth - so that Google AI, ChatGPT, and Perplexity surface Skyline as the credible local answer.</w:t>
+                <w:sz w:val="34"/>
+                <w:szCs w:val="34"/>
+              </w:rPr>
+              <w:t xml:space="preserve">11  Technijian Capability Proof</w:t>
             </w:r>
           </w:p>
         </w:tc>
@@ -12832,10 +12877,56 @@
     </w:tbl>
     <w:p>
       <w:pPr>
-        <w:spacing w:after="0" w:before="140"/>
+        <w:spacing w:after="0" w:before="100"/>
       </w:pPr>
       <w:r>
         <w:t xml:space="preserve"/>
+      </w:r>
+    </w:p>
+    <w:p>
+      <w:pPr>
+        <w:spacing w:after="140" w:before="0" w:line="320"/>
+        <w:jc w:val="both"/>
+      </w:pPr>
+      <w:r>
+        <w:rPr>
+          <w:rFonts w:ascii="Open Sans" w:cs="Open Sans" w:eastAsia="Open Sans" w:hAnsi="Open Sans"/>
+          <w:b w:val="false"/>
+          <w:bCs w:val="false"/>
+          <w:i w:val="false"/>
+          <w:iCs w:val="false"/>
+          <w:color w:val="59595B"/>
+          <w:sz w:val="22"/>
+          <w:szCs w:val="22"/>
+        </w:rPr>
+        <w:t xml:space="preserve">This section separates two things plainly. First are proven builds - systems Technijian has actually built and operates. Then come the productized services Skyline would engage. Each is labeled for what it is, and each maps to a specific Skyline use case. Technijian has not built an AI-powered trade-show booth product for an exhibit house before; what it has built is the search, document, conversational, and knowledge AI that an AI-enabled booth is made of - and that is the honest claim.</w:t>
+      </w:r>
+    </w:p>
+    <w:p>
+      <w:pPr>
+        <w:spacing w:after="0" w:before="160"/>
+      </w:pPr>
+      <w:r>
+        <w:t xml:space="preserve"/>
+      </w:r>
+    </w:p>
+    <w:p>
+      <w:pPr>
+        <w:pStyle w:val="Heading2"/>
+        <w:keepNext/>
+        <w:keepLines/>
+        <w:spacing w:after="120" w:before="280"/>
+      </w:pPr>
+      <w:r>
+        <w:rPr>
+          <w:rFonts w:ascii="Open Sans" w:cs="Open Sans" w:eastAsia="Open Sans" w:hAnsi="Open Sans"/>
+          <w:b/>
+          <w:bCs/>
+          <w:color w:val="006DB6"/>
+          <w:sz w:val="26"/>
+          <w:szCs w:val="26"/>
+        </w:rPr>
+        <w:t xml:space="preserve">Proven Builds - Systems Technijian Has Built</w:t>
       </w:r>
     </w:p>
     <w:tbl>
@@ -12906,7 +12997,7 @@
                 <w:sz w:val="22"/>
                 <w:szCs w:val="22"/>
               </w:rPr>
-              <w:t xml:space="preserve">AI Document Intelligence for FINRA Broker-Dealers</w:t>
+              <w:t xml:space="preserve">Multi-Agent SEO &amp; Answer-Engine Platform</w:t>
             </w:r>
           </w:p>
           <w:p>
@@ -12932,7 +13023,7 @@
                 <w:sz w:val="20"/>
                 <w:szCs w:val="20"/>
               </w:rPr>
-              <w:t xml:space="preserve">Technijian deployed AI document intelligence that auto-populates and reviews complex documents for FINRA-registered broker-dealers, cutting response time from days to minutes with 60 to 80 percent less manual review.</w:t>
+              <w:t xml:space="preserve">Technijian built a multi-agent content and search platform (Claude, GPT-4o, and Gemini with live search and analytics integrations) that produces authoritative, well-researched content and cut content production time by roughly 70 percent.</w:t>
             </w:r>
           </w:p>
           <w:p>
@@ -12957,7 +13048,7 @@
                 <w:sz w:val="20"/>
                 <w:szCs w:val="20"/>
               </w:rPr>
-              <w:t xml:space="preserve">Pointed at Skyline's sales motion, the same approach drafts RFP responses, design briefs, and rate-sheet quotes in hours instead of days - so Skyline wins more of the projects it is invited to bid, without adding to the design team's load.</w:t>
+              <w:t xml:space="preserve">This is how Skyline gets found: AI-search authority on the queries that matter - custom trade show booth Orange County, Anaheim exhibit design, AI-enabled trade show booth - so that Google AI, ChatGPT, and Perplexity surface Skyline as the credible local answer.</w:t>
             </w:r>
           </w:p>
         </w:tc>
@@ -13039,7 +13130,7 @@
                 <w:sz w:val="22"/>
                 <w:szCs w:val="22"/>
               </w:rPr>
-              <w:t xml:space="preserve">ScamShield - Multi-Model Review (LLM Council)</w:t>
+              <w:t xml:space="preserve">AI Document Intelligence for FINRA Broker-Dealers</w:t>
             </w:r>
           </w:p>
           <w:p>
@@ -13065,7 +13156,7 @@
                 <w:sz w:val="20"/>
                 <w:szCs w:val="20"/>
               </w:rPr>
-              <w:t xml:space="preserve">Technijian architected ScamShield using a three-model LLM Council (Claude, GPT-4o, and Gemini) with risk scoring and persistent memory - a conversational design that cross-checks each answer instead of trusting a single pass.</w:t>
+              <w:t xml:space="preserve">Technijian deployed AI document intelligence that auto-populates and reviews complex documents for FINRA-registered broker-dealers, cutting response time from days to minutes with 60 to 80 percent less manual review.</w:t>
             </w:r>
           </w:p>
           <w:p>
@@ -13090,7 +13181,7 @@
                 <w:sz w:val="20"/>
                 <w:szCs w:val="20"/>
               </w:rPr>
-              <w:t xml:space="preserve">That cross-checked, on-brand conversational design is exactly what the AI-enabled booth needs: a booth concierge that answers attendees, qualifies them, and books meetings on the floor - and a buyer-side site assistant - that stays on-message and discloses it is an assistant.</w:t>
+              <w:t xml:space="preserve">Pointed at Skyline's sales motion, the same approach drafts RFP responses, design briefs, and rate-sheet quotes in hours instead of days - so Skyline wins more of the projects it is invited to bid, without adding to the design team's load.</w:t>
             </w:r>
           </w:p>
         </w:tc>
@@ -13172,7 +13263,7 @@
                 <w:sz w:val="22"/>
                 <w:szCs w:val="22"/>
               </w:rPr>
-              <w:t xml:space="preserve">Enterprise Knowledge &amp; Memory System (Weaviate + Obsidian)</w:t>
+              <w:t xml:space="preserve">ScamShield - Multi-Model Review (LLM Council)</w:t>
             </w:r>
           </w:p>
           <w:p>
@@ -13198,7 +13289,7 @@
                 <w:sz w:val="20"/>
                 <w:szCs w:val="20"/>
               </w:rPr>
-              <w:t xml:space="preserve">Technijian built a private enterprise knowledge and memory system on Weaviate and Obsidian that turns an organization's files, history, and people-knowledge into a secure, queryable resource the whole team can search in plain language.</w:t>
+              <w:t xml:space="preserve">Technijian architected ScamShield using a three-model LLM Council (Claude, GPT-4o, and Gemini) with risk scoring and persistent memory - a conversational design that cross-checks each answer instead of trusting a single pass.</w:t>
             </w:r>
           </w:p>
           <w:p>
@@ -13223,7 +13314,7 @@
                 <w:sz w:val="20"/>
                 <w:szCs w:val="20"/>
               </w:rPr>
-              <w:t xml:space="preserve">For Skyline this is forty years of design memory - past builds, graphics, client preferences, what won on which show floor - made searchable so the team quotes faster, reuses what worked, and protects the institutional knowledge through any succession.</w:t>
+              <w:t xml:space="preserve">That cross-checked, on-brand conversational design is exactly what the AI-enabled booth needs: a booth concierge that answers attendees, qualifies them, and books meetings on the floor - and a buyer-side site assistant - that stays on-message and discloses it is an assistant.</w:t>
             </w:r>
           </w:p>
         </w:tc>
@@ -13305,7 +13396,7 @@
                 <w:sz w:val="22"/>
                 <w:szCs w:val="22"/>
               </w:rPr>
-              <w:t xml:space="preserve">AI-Native Software Delivery (SDLC v7.0)</w:t>
+              <w:t xml:space="preserve">Enterprise Knowledge &amp; Memory System (Weaviate + Obsidian)</w:t>
             </w:r>
           </w:p>
           <w:p>
@@ -13331,7 +13422,7 @@
                 <w:sz w:val="20"/>
                 <w:szCs w:val="20"/>
               </w:rPr>
-              <w:t xml:space="preserve">Technijian builds custom software on an AI-native development lifecycle (Claude Code, Figma Make, GitHub, and CI/CD) that ships assistants, portals, and integrations three to five times faster than a traditional team.</w:t>
+              <w:t xml:space="preserve">Technijian built a private enterprise knowledge and memory system on Weaviate and Obsidian that turns an organization's files, history, and people-knowledge into a secure, queryable resource the whole team can search in plain language.</w:t>
             </w:r>
           </w:p>
           <w:p>
@@ -13356,7 +13447,7 @@
                 <w:sz w:val="20"/>
                 <w:szCs w:val="20"/>
               </w:rPr>
-              <w:t xml:space="preserve">This is how the AI-enabled booth platform gets built quickly and affordably: the capture, concierge, nurture, and ROI-dashboard layer Skyline resells - plus the AI quote engine and the design memory - are delivered on a proven pipeline, not a from-scratch dev-shop timeline.</w:t>
+              <w:t xml:space="preserve">For Skyline this is forty years of design memory - past builds, graphics, client preferences, what won on which show floor - made searchable so the team quotes faster, reuses what worked, and protects the institutional knowledge through any succession.</w:t>
             </w:r>
           </w:p>
         </w:tc>
@@ -13364,29 +13455,10 @@
     </w:tbl>
     <w:p>
       <w:pPr>
-        <w:spacing w:after="0" w:before="160"/>
+        <w:spacing w:after="0" w:before="140"/>
       </w:pPr>
       <w:r>
         <w:t xml:space="preserve"/>
-      </w:r>
-    </w:p>
-    <w:p>
-      <w:pPr>
-        <w:pStyle w:val="Heading2"/>
-        <w:keepNext/>
-        <w:keepLines/>
-        <w:spacing w:after="120" w:before="280"/>
-      </w:pPr>
-      <w:r>
-        <w:rPr>
-          <w:rFonts w:ascii="Open Sans" w:cs="Open Sans" w:eastAsia="Open Sans" w:hAnsi="Open Sans"/>
-          <w:b/>
-          <w:bCs/>
-          <w:color w:val="006DB6"/>
-          <w:sz w:val="26"/>
-          <w:szCs w:val="26"/>
-        </w:rPr>
-        <w:t xml:space="preserve">Productized Services Skyline Would Engage</w:t>
       </w:r>
     </w:p>
     <w:tbl>
@@ -13457,7 +13529,7 @@
                 <w:sz w:val="22"/>
                 <w:szCs w:val="22"/>
               </w:rPr>
-              <w:t xml:space="preserve">My Dev - Custom Application Development</w:t>
+              <w:t xml:space="preserve">AI-Native Software Delivery (SDLC v7.0)</w:t>
             </w:r>
           </w:p>
           <w:p>
@@ -13470,20 +13542,20 @@
                 <w:rFonts w:ascii="Open Sans" w:cs="Open Sans" w:eastAsia="Open Sans" w:hAnsi="Open Sans"/>
                 <w:b/>
                 <w:bCs/>
-                <w:color w:val="1EAAC8"/>
-                <w:sz w:val="20"/>
-                <w:szCs w:val="20"/>
-              </w:rPr>
-              <w:t xml:space="preserve">The Technijian Service: </w:t>
-            </w:r>
-            <w:r>
-              <w:rPr>
-                <w:rFonts w:ascii="Open Sans" w:cs="Open Sans" w:eastAsia="Open Sans" w:hAnsi="Open Sans"/>
-                <w:color w:val="59595B"/>
-                <w:sz w:val="20"/>
-                <w:szCs w:val="20"/>
-              </w:rPr>
-              <w:t xml:space="preserve">My Dev is Technijian's custom application development service, built on an AI-native development lifecycle (Claude Code, Figma Make, GitHub, and CI/CD) that ships assistants, portals, and integrations around a client's actual process.</w:t>
+                <w:color w:val="006DB6"/>
+                <w:sz w:val="20"/>
+                <w:szCs w:val="20"/>
+              </w:rPr>
+              <w:t xml:space="preserve">What Technijian Built: </w:t>
+            </w:r>
+            <w:r>
+              <w:rPr>
+                <w:rFonts w:ascii="Open Sans" w:cs="Open Sans" w:eastAsia="Open Sans" w:hAnsi="Open Sans"/>
+                <w:color w:val="59595B"/>
+                <w:sz w:val="20"/>
+                <w:szCs w:val="20"/>
+              </w:rPr>
+              <w:t xml:space="preserve">Technijian builds custom software on an AI-native development lifecycle (Claude Code, Figma Make, GitHub, and CI/CD) that ships assistants, portals, and integrations three to five times faster than a traditional team.</w:t>
             </w:r>
           </w:p>
           <w:p>
@@ -13508,7 +13580,7 @@
                 <w:sz w:val="20"/>
                 <w:szCs w:val="20"/>
               </w:rPr>
-              <w:t xml:space="preserve">This builds the working tools: the AI-enabled booth platform (lead capture, concierge, post-show nurture, ROI dashboard) that Skyline resells, the AI-assisted RFP and quote engine, and the design knowledge memory - owned and white-labeled by Skyline, not locked in a third-party app.</w:t>
+              <w:t xml:space="preserve">This is how the AI-enabled booth platform gets built quickly and affordably: the capture, concierge, nurture, and ROI-dashboard layer Skyline resells - plus the AI quote engine and the design memory - are delivered on a proven pipeline, not a from-scratch dev-shop timeline.</w:t>
             </w:r>
           </w:p>
         </w:tc>
@@ -13516,10 +13588,29 @@
     </w:tbl>
     <w:p>
       <w:pPr>
-        <w:spacing w:after="0" w:before="140"/>
+        <w:spacing w:after="0" w:before="160"/>
       </w:pPr>
       <w:r>
         <w:t xml:space="preserve"/>
+      </w:r>
+    </w:p>
+    <w:p>
+      <w:pPr>
+        <w:pStyle w:val="Heading2"/>
+        <w:keepNext/>
+        <w:keepLines/>
+        <w:spacing w:after="120" w:before="280"/>
+      </w:pPr>
+      <w:r>
+        <w:rPr>
+          <w:rFonts w:ascii="Open Sans" w:cs="Open Sans" w:eastAsia="Open Sans" w:hAnsi="Open Sans"/>
+          <w:b/>
+          <w:bCs/>
+          <w:color w:val="006DB6"/>
+          <w:sz w:val="26"/>
+          <w:szCs w:val="26"/>
+        </w:rPr>
+        <w:t xml:space="preserve">Productized Services Skyline Would Engage</w:t>
       </w:r>
     </w:p>
     <w:tbl>
@@ -13590,7 +13681,7 @@
                 <w:sz w:val="22"/>
                 <w:szCs w:val="22"/>
               </w:rPr>
-              <w:t xml:space="preserve">My SEO - AI-Search Authority &amp; Reputation</w:t>
+              <w:t xml:space="preserve">My Dev - Custom Application Development</w:t>
             </w:r>
           </w:p>
           <w:p>
@@ -13616,7 +13707,7 @@
                 <w:sz w:val="20"/>
                 <w:szCs w:val="20"/>
               </w:rPr>
-              <w:t xml:space="preserve">My SEO is Technijian's search service: local search optimization, reputation management, answer-engine visibility, and content so a business is found and trusted where its buyers actually look.</w:t>
+              <w:t xml:space="preserve">My Dev is Technijian's custom application development service, built on an AI-native development lifecycle (Claude Code, Figma Make, GitHub, and CI/CD) that ships assistants, portals, and integrations around a client's actual process.</w:t>
             </w:r>
           </w:p>
           <w:p>
@@ -13641,7 +13732,7 @@
                 <w:sz w:val="20"/>
                 <w:szCs w:val="20"/>
               </w:rPr>
-              <w:t xml:space="preserve">For Skyline it owns the AI-search citations on the booth-design queries, consolidates and grows the reviews that the work has already earned, and turns show-floor builds into before/after social content that wins the next client.</w:t>
+              <w:t xml:space="preserve">This builds the working tools: the AI-enabled booth platform (lead capture, concierge, post-show nurture, ROI dashboard) that Skyline resells, the AI-assisted RFP and quote engine, and the design knowledge memory - owned and white-labeled by Skyline, not locked in a third-party app.</w:t>
             </w:r>
           </w:p>
         </w:tc>
@@ -13723,7 +13814,7 @@
                 <w:sz w:val="22"/>
                 <w:szCs w:val="22"/>
               </w:rPr>
-              <w:t xml:space="preserve">My AI Lead Gen - Capture, Nurture &amp; Targeted Outbound</w:t>
+              <w:t xml:space="preserve">My SEO - AI-Search Authority &amp; Reputation</w:t>
             </w:r>
           </w:p>
           <w:p>
@@ -13749,7 +13840,7 @@
                 <w:sz w:val="20"/>
                 <w:szCs w:val="20"/>
               </w:rPr>
-              <w:t xml:space="preserve">My AI Lead Gen is Technijian's productized demand service - it captures and nurtures inbound inquiries and runs targeted, list-based outreach rather than a generic blast.</w:t>
+              <w:t xml:space="preserve">My SEO is Technijian's search service: local search optimization, reputation management, answer-engine visibility, and content so a business is found and trusted where its buyers actually look.</w:t>
             </w:r>
           </w:p>
           <w:p>
@@ -13774,7 +13865,7 @@
                 <w:sz w:val="20"/>
                 <w:szCs w:val="20"/>
               </w:rPr>
-              <w:t xml:space="preserve">For Skyline it catches and nurtures the inquiry across the 6-8-month booth-buying cycle, and runs targeted outreach to companies already registered to exhibit at upcoming Anaheim, Los Angeles, and Las Vegas shows - a ready-made, time-boxed target list.</w:t>
+              <w:t xml:space="preserve">For Skyline it owns the AI-search citations on the booth-design queries, consolidates and grows the reviews that the work has already earned, and turns show-floor builds into before/after social content that wins the next client.</w:t>
             </w:r>
           </w:p>
         </w:tc>
@@ -13782,9 +13873,667 @@
     </w:tbl>
     <w:p>
       <w:pPr>
+        <w:spacing w:after="0" w:before="140"/>
+      </w:pPr>
+      <w:r>
+        <w:t xml:space="preserve"/>
+      </w:r>
+    </w:p>
+    <w:tbl>
+      <w:tblPr>
+        <w:tblW w:type="dxa" w:w="9360"/>
+        <w:tblBorders>
+          <w:top w:val="single" w:color="auto" w:sz="4"/>
+          <w:left w:val="single" w:color="auto" w:sz="4"/>
+          <w:bottom w:val="single" w:color="auto" w:sz="4"/>
+          <w:right w:val="single" w:color="auto" w:sz="4"/>
+          <w:insideH w:val="single" w:color="auto" w:sz="4"/>
+          <w:insideV w:val="single" w:color="auto" w:sz="4"/>
+        </w:tblBorders>
+      </w:tblPr>
+      <w:tblGrid>
+        <w:gridCol w:w="80"/>
+        <w:gridCol w:w="9280"/>
+      </w:tblGrid>
+      <w:tr>
+        <w:trPr>
+          <w:cantSplit/>
+        </w:trPr>
+        <w:tc>
+          <w:tcPr>
+            <w:tcW w:type="dxa" w:w="80"/>
+            <w:tcBorders>
+              <w:top w:val="none" w:color="FFFFFF" w:sz="0"/>
+              <w:left w:val="none" w:color="FFFFFF" w:sz="0"/>
+              <w:bottom w:val="none" w:color="FFFFFF" w:sz="0"/>
+              <w:right w:val="none" w:color="FFFFFF" w:sz="0"/>
+            </w:tcBorders>
+            <w:shd w:fill="006DB6" w:val="clear"/>
+          </w:tcPr>
+          <w:p>
+            <w:r>
+              <w:t xml:space="preserve"/>
+            </w:r>
+          </w:p>
+        </w:tc>
+        <w:tc>
+          <w:tcPr>
+            <w:tcW w:type="dxa" w:w="9280"/>
+            <w:tcBorders>
+              <w:top w:val="none" w:color="FFFFFF" w:sz="0"/>
+              <w:left w:val="none" w:color="FFFFFF" w:sz="0"/>
+              <w:bottom w:val="none" w:color="FFFFFF" w:sz="0"/>
+              <w:right w:val="none" w:color="FFFFFF" w:sz="0"/>
+            </w:tcBorders>
+            <w:shd w:fill="F8F9FA" w:val="clear"/>
+            <w:tcMar>
+              <w:top w:type="dxa" w:w="160"/>
+              <w:left w:type="dxa" w:w="240"/>
+              <w:bottom w:type="dxa" w:w="160"/>
+              <w:right w:type="dxa" w:w="200"/>
+            </w:tcMar>
+          </w:tcPr>
+          <w:p>
+            <w:pPr>
+              <w:keepNext/>
+              <w:spacing w:after="80"/>
+            </w:pPr>
+            <w:r>
+              <w:rPr>
+                <w:rFonts w:ascii="Open Sans" w:cs="Open Sans" w:eastAsia="Open Sans" w:hAnsi="Open Sans"/>
+                <w:b/>
+                <w:bCs/>
+                <w:color w:val="1A1A2E"/>
+                <w:sz w:val="22"/>
+                <w:szCs w:val="22"/>
+              </w:rPr>
+              <w:t xml:space="preserve">My AI Lead Gen - Capture, Nurture &amp; Targeted Outbound</w:t>
+            </w:r>
+          </w:p>
+          <w:p>
+            <w:pPr>
+              <w:keepNext/>
+              <w:spacing w:after="60"/>
+            </w:pPr>
+            <w:r>
+              <w:rPr>
+                <w:rFonts w:ascii="Open Sans" w:cs="Open Sans" w:eastAsia="Open Sans" w:hAnsi="Open Sans"/>
+                <w:b/>
+                <w:bCs/>
+                <w:color w:val="1EAAC8"/>
+                <w:sz w:val="20"/>
+                <w:szCs w:val="20"/>
+              </w:rPr>
+              <w:t xml:space="preserve">The Technijian Service: </w:t>
+            </w:r>
+            <w:r>
+              <w:rPr>
+                <w:rFonts w:ascii="Open Sans" w:cs="Open Sans" w:eastAsia="Open Sans" w:hAnsi="Open Sans"/>
+                <w:color w:val="59595B"/>
+                <w:sz w:val="20"/>
+                <w:szCs w:val="20"/>
+              </w:rPr>
+              <w:t xml:space="preserve">My AI Lead Gen is Technijian's productized demand service - it captures and nurtures inbound inquiries and runs targeted, list-based outreach rather than a generic blast.</w:t>
+            </w:r>
+          </w:p>
+          <w:p>
+            <w:pPr>
+              <w:spacing w:after="60"/>
+            </w:pPr>
+            <w:r>
+              <w:rPr>
+                <w:rFonts w:ascii="Open Sans" w:cs="Open Sans" w:eastAsia="Open Sans" w:hAnsi="Open Sans"/>
+                <w:b/>
+                <w:bCs/>
+                <w:color w:val="F67D4B"/>
+                <w:sz w:val="20"/>
+                <w:szCs w:val="20"/>
+              </w:rPr>
+              <w:t xml:space="preserve">How This Applies to Skyline: </w:t>
+            </w:r>
+            <w:r>
+              <w:rPr>
+                <w:rFonts w:ascii="Open Sans" w:cs="Open Sans" w:eastAsia="Open Sans" w:hAnsi="Open Sans"/>
+                <w:color w:val="59595B"/>
+                <w:sz w:val="20"/>
+                <w:szCs w:val="20"/>
+              </w:rPr>
+              <w:t xml:space="preserve">For Skyline it catches and nurtures the inquiry across the 6-8-month booth-buying cycle, and runs targeted outreach to companies already registered to exhibit at upcoming Anaheim, Los Angeles, and Las Vegas shows - a ready-made, time-boxed target list.</w:t>
+            </w:r>
+          </w:p>
+        </w:tc>
+      </w:tr>
+    </w:tbl>
+    <w:p>
+      <w:pPr>
+        <w:spacing w:after="0" w:before="200"/>
+      </w:pPr>
+      <w:r>
+        <w:t xml:space="preserve"/>
+      </w:r>
+    </w:p>
+    <w:p>
+      <w:pPr>
+        <w:pStyle w:val="Heading2"/>
+        <w:keepNext/>
+        <w:keepLines/>
+        <w:spacing w:after="120" w:before="280"/>
+      </w:pPr>
+      <w:r>
+        <w:rPr>
+          <w:rFonts w:ascii="Open Sans" w:cs="Open Sans" w:eastAsia="Open Sans" w:hAnsi="Open Sans"/>
+          <w:b/>
+          <w:bCs/>
+          <w:color w:val="006DB6"/>
+          <w:sz w:val="26"/>
+          <w:szCs w:val="26"/>
+        </w:rPr>
+        <w:t xml:space="preserve">How We Keep AI Affordable - Seven Models, Routed by Task</w:t>
+      </w:r>
+    </w:p>
+    <w:p>
+      <w:pPr>
+        <w:spacing w:after="140" w:before="0" w:line="320"/>
+        <w:jc w:val="both"/>
+      </w:pPr>
+      <w:r>
+        <w:rPr>
+          <w:rFonts w:ascii="Open Sans" w:cs="Open Sans" w:eastAsia="Open Sans" w:hAnsi="Open Sans"/>
+          <w:b w:val="false"/>
+          <w:bCs w:val="false"/>
+          <w:i w:val="false"/>
+          <w:iCs w:val="false"/>
+          <w:color w:val="59595B"/>
+          <w:sz w:val="22"/>
+          <w:szCs w:val="22"/>
+        </w:rPr>
+        <w:t xml:space="preserve">A fair question about running AI across search, capture, quoting, and the booth layer: won't the token bill be enormous? Not the way Technijian builds it. We do not wire every task to one expensive model - our platform routes across roughly seven models, spanning three AI vendors and three capability tiers, and sends each sub-task to the cheapest model that can do it well.</w:t>
+      </w:r>
+    </w:p>
+    <w:tbl>
+      <w:tblPr>
+        <w:tblW w:type="dxa" w:w="9360"/>
+        <w:tblBorders>
+          <w:top w:val="single" w:color="auto" w:sz="4"/>
+          <w:left w:val="single" w:color="auto" w:sz="4"/>
+          <w:bottom w:val="single" w:color="auto" w:sz="4"/>
+          <w:right w:val="single" w:color="auto" w:sz="4"/>
+          <w:insideH w:val="single" w:color="auto" w:sz="4"/>
+          <w:insideV w:val="single" w:color="auto" w:sz="4"/>
+        </w:tblBorders>
+      </w:tblPr>
+      <w:tblGrid>
+        <w:gridCol w:w="2448"/>
+        <w:gridCol w:w="4752"/>
+        <w:gridCol w:w="2160"/>
+      </w:tblGrid>
+      <w:tr>
+        <w:trPr>
+          <w:cantSplit/>
+          <w:tblHeader/>
+        </w:trPr>
+        <w:tc>
+          <w:tcPr>
+            <w:tcW w:type="dxa" w:w="2448"/>
+            <w:tcBorders>
+              <w:top w:val="single" w:color="E9ECEF" w:sz="4"/>
+              <w:left w:val="single" w:color="E9ECEF" w:sz="4"/>
+              <w:bottom w:val="single" w:color="E9ECEF" w:sz="4"/>
+              <w:right w:val="single" w:color="E9ECEF" w:sz="4"/>
+            </w:tcBorders>
+            <w:shd w:fill="1A1A2E" w:val="clear"/>
+            <w:tcMar>
+              <w:top w:type="dxa" w:w="120"/>
+              <w:left w:type="dxa" w:w="140"/>
+              <w:bottom w:type="dxa" w:w="120"/>
+              <w:right w:type="dxa" w:w="140"/>
+            </w:tcMar>
+            <w:vAlign w:val="center"/>
+          </w:tcPr>
+          <w:p>
+            <w:pPr>
+              <w:jc w:val="left"/>
+            </w:pPr>
+            <w:r>
+              <w:rPr>
+                <w:rFonts w:ascii="Open Sans" w:cs="Open Sans" w:eastAsia="Open Sans" w:hAnsi="Open Sans"/>
+                <w:b/>
+                <w:bCs/>
+                <w:color w:val="FFFFFF"/>
+                <w:sz w:val="20"/>
+                <w:szCs w:val="20"/>
+              </w:rPr>
+              <w:t xml:space="preserve">Tier</w:t>
+            </w:r>
+          </w:p>
+        </w:tc>
+        <w:tc>
+          <w:tcPr>
+            <w:tcW w:type="dxa" w:w="4752"/>
+            <w:tcBorders>
+              <w:top w:val="single" w:color="E9ECEF" w:sz="4"/>
+              <w:left w:val="single" w:color="E9ECEF" w:sz="4"/>
+              <w:bottom w:val="single" w:color="E9ECEF" w:sz="4"/>
+              <w:right w:val="single" w:color="E9ECEF" w:sz="4"/>
+            </w:tcBorders>
+            <w:shd w:fill="1A1A2E" w:val="clear"/>
+            <w:tcMar>
+              <w:top w:type="dxa" w:w="120"/>
+              <w:left w:type="dxa" w:w="140"/>
+              <w:bottom w:type="dxa" w:w="120"/>
+              <w:right w:type="dxa" w:w="140"/>
+            </w:tcMar>
+            <w:vAlign w:val="center"/>
+          </w:tcPr>
+          <w:p>
+            <w:pPr>
+              <w:jc w:val="left"/>
+            </w:pPr>
+            <w:r>
+              <w:rPr>
+                <w:rFonts w:ascii="Open Sans" w:cs="Open Sans" w:eastAsia="Open Sans" w:hAnsi="Open Sans"/>
+                <w:b/>
+                <w:bCs/>
+                <w:color w:val="FFFFFF"/>
+                <w:sz w:val="20"/>
+                <w:szCs w:val="20"/>
+              </w:rPr>
+              <w:t xml:space="preserve">What It Does</w:t>
+            </w:r>
+          </w:p>
+        </w:tc>
+        <w:tc>
+          <w:tcPr>
+            <w:tcW w:type="dxa" w:w="2160"/>
+            <w:tcBorders>
+              <w:top w:val="single" w:color="E9ECEF" w:sz="4"/>
+              <w:left w:val="single" w:color="E9ECEF" w:sz="4"/>
+              <w:bottom w:val="single" w:color="E9ECEF" w:sz="4"/>
+              <w:right w:val="single" w:color="E9ECEF" w:sz="4"/>
+            </w:tcBorders>
+            <w:shd w:fill="1A1A2E" w:val="clear"/>
+            <w:tcMar>
+              <w:top w:type="dxa" w:w="120"/>
+              <w:left w:type="dxa" w:w="140"/>
+              <w:bottom w:type="dxa" w:w="120"/>
+              <w:right w:type="dxa" w:w="140"/>
+            </w:tcMar>
+            <w:vAlign w:val="center"/>
+          </w:tcPr>
+          <w:p>
+            <w:pPr>
+              <w:jc w:val="center"/>
+            </w:pPr>
+            <w:r>
+              <w:rPr>
+                <w:rFonts w:ascii="Open Sans" w:cs="Open Sans" w:eastAsia="Open Sans" w:hAnsi="Open Sans"/>
+                <w:b/>
+                <w:bCs/>
+                <w:color w:val="FFFFFF"/>
+                <w:sz w:val="20"/>
+                <w:szCs w:val="20"/>
+              </w:rPr>
+              <w:t xml:space="preserve">Share of Work</w:t>
+            </w:r>
+          </w:p>
+        </w:tc>
+      </w:tr>
+      <w:tr>
+        <w:trPr>
+          <w:cantSplit/>
+        </w:trPr>
+        <w:tc>
+          <w:tcPr>
+            <w:tcW w:type="dxa" w:w="2448"/>
+            <w:tcBorders>
+              <w:top w:val="single" w:color="E9ECEF" w:sz="4"/>
+              <w:left w:val="single" w:color="E9ECEF" w:sz="4"/>
+              <w:bottom w:val="single" w:color="E9ECEF" w:sz="4"/>
+              <w:right w:val="single" w:color="E9ECEF" w:sz="4"/>
+            </w:tcBorders>
+            <w:shd w:fill="FFFFFF" w:val="clear"/>
+            <w:tcMar>
+              <w:top w:type="dxa" w:w="100"/>
+              <w:left w:type="dxa" w:w="140"/>
+              <w:bottom w:type="dxa" w:w="100"/>
+              <w:right w:type="dxa" w:w="140"/>
+            </w:tcMar>
+            <w:vAlign w:val="center"/>
+          </w:tcPr>
+          <w:p>
+            <w:pPr>
+              <w:jc w:val="left"/>
+            </w:pPr>
+            <w:r>
+              <w:rPr>
+                <w:rFonts w:ascii="Open Sans" w:cs="Open Sans" w:eastAsia="Open Sans" w:hAnsi="Open Sans"/>
+                <w:b/>
+                <w:bCs/>
+                <w:color w:val="59595B"/>
+                <w:sz w:val="20"/>
+                <w:szCs w:val="20"/>
+              </w:rPr>
+              <w:t xml:space="preserve">Frontier (premium)</w:t>
+            </w:r>
+          </w:p>
+        </w:tc>
+        <w:tc>
+          <w:tcPr>
+            <w:tcW w:type="dxa" w:w="4752"/>
+            <w:tcBorders>
+              <w:top w:val="single" w:color="E9ECEF" w:sz="4"/>
+              <w:left w:val="single" w:color="E9ECEF" w:sz="4"/>
+              <w:bottom w:val="single" w:color="E9ECEF" w:sz="4"/>
+              <w:right w:val="single" w:color="E9ECEF" w:sz="4"/>
+            </w:tcBorders>
+            <w:shd w:fill="FFFFFF" w:val="clear"/>
+            <w:tcMar>
+              <w:top w:type="dxa" w:w="100"/>
+              <w:left w:type="dxa" w:w="140"/>
+              <w:bottom w:type="dxa" w:w="100"/>
+              <w:right w:type="dxa" w:w="140"/>
+            </w:tcMar>
+            <w:vAlign w:val="center"/>
+          </w:tcPr>
+          <w:p>
+            <w:pPr>
+              <w:jc w:val="left"/>
+            </w:pPr>
+            <w:r>
+              <w:rPr>
+                <w:rFonts w:ascii="Open Sans" w:cs="Open Sans" w:eastAsia="Open Sans" w:hAnsi="Open Sans"/>
+                <w:b w:val="false"/>
+                <w:bCs w:val="false"/>
+                <w:color w:val="59595B"/>
+                <w:sz w:val="20"/>
+                <w:szCs w:val="20"/>
+              </w:rPr>
+              <w:t xml:space="preserve">The hardest judgment only - final brand-voice pass on a concept narrative, compliance-sensitive answers, the deepest reasoning</w:t>
+            </w:r>
+          </w:p>
+        </w:tc>
+        <w:tc>
+          <w:tcPr>
+            <w:tcW w:type="dxa" w:w="2160"/>
+            <w:tcBorders>
+              <w:top w:val="single" w:color="E9ECEF" w:sz="4"/>
+              <w:left w:val="single" w:color="E9ECEF" w:sz="4"/>
+              <w:bottom w:val="single" w:color="E9ECEF" w:sz="4"/>
+              <w:right w:val="single" w:color="E9ECEF" w:sz="4"/>
+            </w:tcBorders>
+            <w:shd w:fill="FFFFFF" w:val="clear"/>
+            <w:tcMar>
+              <w:top w:type="dxa" w:w="100"/>
+              <w:left w:type="dxa" w:w="140"/>
+              <w:bottom w:type="dxa" w:w="100"/>
+              <w:right w:type="dxa" w:w="140"/>
+            </w:tcMar>
+            <w:vAlign w:val="center"/>
+          </w:tcPr>
+          <w:p>
+            <w:pPr>
+              <w:jc w:val="center"/>
+            </w:pPr>
+            <w:r>
+              <w:rPr>
+                <w:rFonts w:ascii="Open Sans" w:cs="Open Sans" w:eastAsia="Open Sans" w:hAnsi="Open Sans"/>
+                <w:b/>
+                <w:bCs/>
+                <w:color w:val="006DB6"/>
+                <w:sz w:val="20"/>
+                <w:szCs w:val="20"/>
+              </w:rPr>
+              <w:t xml:space="preserve">~5-10%</w:t>
+            </w:r>
+          </w:p>
+        </w:tc>
+      </w:tr>
+      <w:tr>
+        <w:trPr>
+          <w:cantSplit/>
+        </w:trPr>
+        <w:tc>
+          <w:tcPr>
+            <w:tcW w:type="dxa" w:w="2448"/>
+            <w:tcBorders>
+              <w:top w:val="single" w:color="E9ECEF" w:sz="4"/>
+              <w:left w:val="single" w:color="E9ECEF" w:sz="4"/>
+              <w:bottom w:val="single" w:color="E9ECEF" w:sz="4"/>
+              <w:right w:val="single" w:color="E9ECEF" w:sz="4"/>
+            </w:tcBorders>
+            <w:shd w:fill="F8F9FA" w:val="clear"/>
+            <w:tcMar>
+              <w:top w:type="dxa" w:w="100"/>
+              <w:left w:type="dxa" w:w="140"/>
+              <w:bottom w:type="dxa" w:w="100"/>
+              <w:right w:type="dxa" w:w="140"/>
+            </w:tcMar>
+            <w:vAlign w:val="center"/>
+          </w:tcPr>
+          <w:p>
+            <w:pPr>
+              <w:jc w:val="left"/>
+            </w:pPr>
+            <w:r>
+              <w:rPr>
+                <w:rFonts w:ascii="Open Sans" w:cs="Open Sans" w:eastAsia="Open Sans" w:hAnsi="Open Sans"/>
+                <w:b/>
+                <w:bCs/>
+                <w:color w:val="59595B"/>
+                <w:sz w:val="20"/>
+                <w:szCs w:val="20"/>
+              </w:rPr>
+              <w:t xml:space="preserve">Workhorse (balanced)</w:t>
+            </w:r>
+          </w:p>
+        </w:tc>
+        <w:tc>
+          <w:tcPr>
+            <w:tcW w:type="dxa" w:w="4752"/>
+            <w:tcBorders>
+              <w:top w:val="single" w:color="E9ECEF" w:sz="4"/>
+              <w:left w:val="single" w:color="E9ECEF" w:sz="4"/>
+              <w:bottom w:val="single" w:color="E9ECEF" w:sz="4"/>
+              <w:right w:val="single" w:color="E9ECEF" w:sz="4"/>
+            </w:tcBorders>
+            <w:shd w:fill="F8F9FA" w:val="clear"/>
+            <w:tcMar>
+              <w:top w:type="dxa" w:w="100"/>
+              <w:left w:type="dxa" w:w="140"/>
+              <w:bottom w:type="dxa" w:w="100"/>
+              <w:right w:type="dxa" w:w="140"/>
+            </w:tcMar>
+            <w:vAlign w:val="center"/>
+          </w:tcPr>
+          <w:p>
+            <w:pPr>
+              <w:jc w:val="left"/>
+            </w:pPr>
+            <w:r>
+              <w:rPr>
+                <w:rFonts w:ascii="Open Sans" w:cs="Open Sans" w:eastAsia="Open Sans" w:hAnsi="Open Sans"/>
+                <w:b w:val="false"/>
+                <w:bCs w:val="false"/>
+                <w:color w:val="59595B"/>
+                <w:sz w:val="20"/>
+                <w:szCs w:val="20"/>
+              </w:rPr>
+              <w:t xml:space="preserve">The bulk of drafting and reasoning - RFP and quote drafts, outreach personalization, summarization, lead scoring</w:t>
+            </w:r>
+          </w:p>
+        </w:tc>
+        <w:tc>
+          <w:tcPr>
+            <w:tcW w:type="dxa" w:w="2160"/>
+            <w:tcBorders>
+              <w:top w:val="single" w:color="E9ECEF" w:sz="4"/>
+              <w:left w:val="single" w:color="E9ECEF" w:sz="4"/>
+              <w:bottom w:val="single" w:color="E9ECEF" w:sz="4"/>
+              <w:right w:val="single" w:color="E9ECEF" w:sz="4"/>
+            </w:tcBorders>
+            <w:shd w:fill="F8F9FA" w:val="clear"/>
+            <w:tcMar>
+              <w:top w:type="dxa" w:w="100"/>
+              <w:left w:type="dxa" w:w="140"/>
+              <w:bottom w:type="dxa" w:w="100"/>
+              <w:right w:type="dxa" w:w="140"/>
+            </w:tcMar>
+            <w:vAlign w:val="center"/>
+          </w:tcPr>
+          <w:p>
+            <w:pPr>
+              <w:jc w:val="center"/>
+            </w:pPr>
+            <w:r>
+              <w:rPr>
+                <w:rFonts w:ascii="Open Sans" w:cs="Open Sans" w:eastAsia="Open Sans" w:hAnsi="Open Sans"/>
+                <w:b w:val="false"/>
+                <w:bCs w:val="false"/>
+                <w:color w:val="1EAAC8"/>
+                <w:sz w:val="20"/>
+                <w:szCs w:val="20"/>
+              </w:rPr>
+              <w:t xml:space="preserve">~30-40%</w:t>
+            </w:r>
+          </w:p>
+        </w:tc>
+      </w:tr>
+      <w:tr>
+        <w:trPr>
+          <w:cantSplit/>
+        </w:trPr>
+        <w:tc>
+          <w:tcPr>
+            <w:tcW w:type="dxa" w:w="2448"/>
+            <w:tcBorders>
+              <w:top w:val="single" w:color="E9ECEF" w:sz="4"/>
+              <w:left w:val="single" w:color="E9ECEF" w:sz="4"/>
+              <w:bottom w:val="single" w:color="E9ECEF" w:sz="4"/>
+              <w:right w:val="single" w:color="E9ECEF" w:sz="4"/>
+            </w:tcBorders>
+            <w:shd w:fill="FFFFFF" w:val="clear"/>
+            <w:tcMar>
+              <w:top w:type="dxa" w:w="100"/>
+              <w:left w:type="dxa" w:w="140"/>
+              <w:bottom w:type="dxa" w:w="100"/>
+              <w:right w:type="dxa" w:w="140"/>
+            </w:tcMar>
+            <w:vAlign w:val="center"/>
+          </w:tcPr>
+          <w:p>
+            <w:pPr>
+              <w:jc w:val="left"/>
+            </w:pPr>
+            <w:r>
+              <w:rPr>
+                <w:rFonts w:ascii="Open Sans" w:cs="Open Sans" w:eastAsia="Open Sans" w:hAnsi="Open Sans"/>
+                <w:b/>
+                <w:bCs/>
+                <w:color w:val="59595B"/>
+                <w:sz w:val="20"/>
+                <w:szCs w:val="20"/>
+              </w:rPr>
+              <w:t xml:space="preserve">Lightweight (low-cost)</w:t>
+            </w:r>
+          </w:p>
+        </w:tc>
+        <w:tc>
+          <w:tcPr>
+            <w:tcW w:type="dxa" w:w="4752"/>
+            <w:tcBorders>
+              <w:top w:val="single" w:color="E9ECEF" w:sz="4"/>
+              <w:left w:val="single" w:color="E9ECEF" w:sz="4"/>
+              <w:bottom w:val="single" w:color="E9ECEF" w:sz="4"/>
+              <w:right w:val="single" w:color="E9ECEF" w:sz="4"/>
+            </w:tcBorders>
+            <w:shd w:fill="FFFFFF" w:val="clear"/>
+            <w:tcMar>
+              <w:top w:type="dxa" w:w="100"/>
+              <w:left w:type="dxa" w:w="140"/>
+              <w:bottom w:type="dxa" w:w="100"/>
+              <w:right w:type="dxa" w:w="140"/>
+            </w:tcMar>
+            <w:vAlign w:val="center"/>
+          </w:tcPr>
+          <w:p>
+            <w:pPr>
+              <w:jc w:val="left"/>
+            </w:pPr>
+            <w:r>
+              <w:rPr>
+                <w:rFonts w:ascii="Open Sans" w:cs="Open Sans" w:eastAsia="Open Sans" w:hAnsi="Open Sans"/>
+                <w:b w:val="false"/>
+                <w:bCs w:val="false"/>
+                <w:color w:val="59595B"/>
+                <w:sz w:val="20"/>
+                <w:szCs w:val="20"/>
+              </w:rPr>
+              <w:t xml:space="preserve">High-volume mechanical work - badge-scan classification, lead enrichment, tagging and enriching thousands of exhibitor records</w:t>
+            </w:r>
+          </w:p>
+        </w:tc>
+        <w:tc>
+          <w:tcPr>
+            <w:tcW w:type="dxa" w:w="2160"/>
+            <w:tcBorders>
+              <w:top w:val="single" w:color="E9ECEF" w:sz="4"/>
+              <w:left w:val="single" w:color="E9ECEF" w:sz="4"/>
+              <w:bottom w:val="single" w:color="E9ECEF" w:sz="4"/>
+              <w:right w:val="single" w:color="E9ECEF" w:sz="4"/>
+            </w:tcBorders>
+            <w:shd w:fill="FFFFFF" w:val="clear"/>
+            <w:tcMar>
+              <w:top w:type="dxa" w:w="100"/>
+              <w:left w:type="dxa" w:w="140"/>
+              <w:bottom w:type="dxa" w:w="100"/>
+              <w:right w:type="dxa" w:w="140"/>
+            </w:tcMar>
+            <w:vAlign w:val="center"/>
+          </w:tcPr>
+          <w:p>
+            <w:pPr>
+              <w:jc w:val="center"/>
+            </w:pPr>
+            <w:r>
+              <w:rPr>
+                <w:rFonts w:ascii="Open Sans" w:cs="Open Sans" w:eastAsia="Open Sans" w:hAnsi="Open Sans"/>
+                <w:b w:val="false"/>
+                <w:bCs w:val="false"/>
+                <w:color w:val="59595B"/>
+                <w:sz w:val="20"/>
+                <w:szCs w:val="20"/>
+              </w:rPr>
+              <w:t xml:space="preserve">~50-60%</w:t>
+            </w:r>
+          </w:p>
+        </w:tc>
+      </w:tr>
+    </w:tbl>
+    <w:p>
+      <w:pPr>
+        <w:spacing w:after="140" w:before="80" w:line="320"/>
+        <w:jc w:val="both"/>
+      </w:pPr>
+      <w:r>
+        <w:rPr>
+          <w:rFonts w:ascii="Open Sans" w:cs="Open Sans" w:eastAsia="Open Sans" w:hAnsi="Open Sans"/>
+          <w:b w:val="false"/>
+          <w:bCs w:val="false"/>
+          <w:i w:val="false"/>
+          <w:iCs w:val="false"/>
+          <w:color w:val="59595B"/>
+          <w:sz w:val="22"/>
+          <w:szCs w:val="22"/>
+        </w:rPr>
+        <w:t xml:space="preserve">The result: Skyline pays premium-model prices only for the small slice of work that warrants them - typically a 60-80% lower run cost than routing everything to one top-tier model, with no quality loss where it counts. A single concept-and-quote draft, for example, is assembled by a low-cost model, tightened and fact-checked by a mid model, and given a final brand-and-accuracy pass by a frontier model - instead of one premium model doing all three at roughly triple the cost. This is the kind of AI-engineering depth a partner brings that wiring everything to one chatbot does not.</w:t>
+      </w:r>
+    </w:p>
+    <w:p>
+      <w:pPr>
         <w:pStyle w:val="Heading1"/>
         <w:keepNext/>
-        <w:spacing w:after="120" w:before="480" w:line="240"/>
+        <w:pageBreakBefore/>
+        <w:spacing w:after="120" w:before="0" w:line="240"/>
       </w:pPr>
       <w:r>
         <w:rPr>
@@ -13793,7 +14542,7 @@
           <w:sz w:val="2"/>
           <w:szCs w:val="2"/>
         </w:rPr>
-        <w:t xml:space="preserve">12  How AI Transforms Skyline OC's Growth Engine</w:t>
+        <w:t xml:space="preserve">12  Understanding AI - A Field Guide for SKYOC Leadership</w:t>
       </w:r>
     </w:p>
     <w:tbl>
@@ -13857,7 +14606,2087 @@
                 <w:sz w:val="34"/>
                 <w:szCs w:val="34"/>
               </w:rPr>
-              <w:t xml:space="preserve">12  How AI Transforms Skyline OC's Growth Engine</w:t>
+              <w:t xml:space="preserve">12  Understanding AI - A Field Guide for SKYOC Leadership</w:t>
+            </w:r>
+          </w:p>
+        </w:tc>
+      </w:tr>
+    </w:tbl>
+    <w:p>
+      <w:pPr>
+        <w:spacing w:after="0" w:before="140"/>
+      </w:pPr>
+      <w:r>
+        <w:t xml:space="preserve"/>
+      </w:r>
+    </w:p>
+    <w:p>
+      <w:pPr>
+        <w:spacing w:after="140" w:before="0" w:line="320"/>
+        <w:jc w:val="both"/>
+      </w:pPr>
+      <w:r>
+        <w:rPr>
+          <w:rFonts w:ascii="Open Sans" w:cs="Open Sans" w:eastAsia="Open Sans" w:hAnsi="Open Sans"/>
+          <w:b w:val="false"/>
+          <w:bCs w:val="false"/>
+          <w:i w:val="false"/>
+          <w:iCs w:val="false"/>
+          <w:color w:val="59595B"/>
+          <w:sz w:val="22"/>
+          <w:szCs w:val="22"/>
+        </w:rPr>
+        <w:t xml:space="preserve">This section exists to make the rest of this report easy to evaluate. No jargon, no hype - just what AI is, where Skyline sits today, how to adopt it without risk, and what comparable businesses are already doing. The goal is that John, Grady, and the Skyline team can judge every recommendation that follows on its merits.</w:t>
+      </w:r>
+    </w:p>
+    <w:p>
+      <w:pPr>
+        <w:spacing w:after="0" w:before="140"/>
+      </w:pPr>
+      <w:r>
+        <w:t xml:space="preserve"/>
+      </w:r>
+    </w:p>
+    <w:p>
+      <w:pPr>
+        <w:pStyle w:val="Heading2"/>
+        <w:keepNext/>
+        <w:keepLines/>
+        <w:spacing w:after="120" w:before="280"/>
+      </w:pPr>
+      <w:r>
+        <w:rPr>
+          <w:rFonts w:ascii="Open Sans" w:cs="Open Sans" w:eastAsia="Open Sans" w:hAnsi="Open Sans"/>
+          <w:b/>
+          <w:bCs/>
+          <w:color w:val="006DB6"/>
+          <w:sz w:val="26"/>
+          <w:szCs w:val="26"/>
+        </w:rPr>
+        <w:t xml:space="preserve">What AI Actually Is - and Isn't</w:t>
+      </w:r>
+    </w:p>
+    <w:p>
+      <w:pPr>
+        <w:spacing w:after="140" w:before="0" w:line="320"/>
+        <w:jc w:val="both"/>
+      </w:pPr>
+      <w:r>
+        <w:rPr>
+          <w:rFonts w:ascii="Open Sans" w:cs="Open Sans" w:eastAsia="Open Sans" w:hAnsi="Open Sans"/>
+          <w:b w:val="false"/>
+          <w:bCs w:val="false"/>
+          <w:i w:val="false"/>
+          <w:iCs w:val="false"/>
+          <w:color w:val="59595B"/>
+          <w:sz w:val="22"/>
+          <w:szCs w:val="22"/>
+        </w:rPr>
+        <w:t xml:space="preserve">As MIT Sloan puts it, a leader needs to know what AI can and cannot do - not how to build it. In practice, the only distinction that matters for planning is this:</w:t>
+      </w:r>
+    </w:p>
+    <w:p>
+      <w:pPr>
+        <w:pStyle w:val="ListParagraph"/>
+        <w:numPr>
+          <w:ilvl w:val="0"/>
+          <w:numId w:val="2"/>
+        </w:numPr>
+        <w:spacing w:after="80" w:before="40" w:line="300"/>
+      </w:pPr>
+      <w:r>
+        <w:rPr>
+          <w:rFonts w:ascii="Open Sans" w:cs="Open Sans" w:eastAsia="Open Sans" w:hAnsi="Open Sans"/>
+          <w:color w:val="59595B"/>
+          <w:sz w:val="22"/>
+          <w:szCs w:val="22"/>
+        </w:rPr>
+        <w:t xml:space="preserve">Automation (workflows): the AI follows a path you define - predictable and low-risk. For example, "draft a first concept narrative and rate-sheet quote from this RFP." This is where almost all near-term value lives.</w:t>
+      </w:r>
+    </w:p>
+    <w:p>
+      <w:pPr>
+        <w:pStyle w:val="ListParagraph"/>
+        <w:numPr>
+          <w:ilvl w:val="0"/>
+          <w:numId w:val="2"/>
+        </w:numPr>
+        <w:spacing w:after="80" w:before="40" w:line="300"/>
+      </w:pPr>
+      <w:r>
+        <w:rPr>
+          <w:rFonts w:ascii="Open Sans" w:cs="Open Sans" w:eastAsia="Open Sans" w:hAnsi="Open Sans"/>
+          <w:color w:val="59595B"/>
+          <w:sz w:val="22"/>
+          <w:szCs w:val="22"/>
+        </w:rPr>
+        <w:t xml:space="preserve">Agents: the AI decides the steps itself - more flexible, and it needs human oversight. For example, "watch the exhibitor lists and flag who is worth reaching out to." This comes later, where it earns its place.</w:t>
+      </w:r>
+    </w:p>
+    <w:p>
+      <w:pPr>
+        <w:spacing w:after="140" w:before="0" w:line="320"/>
+        <w:jc w:val="both"/>
+      </w:pPr>
+      <w:r>
+        <w:rPr>
+          <w:rFonts w:ascii="Open Sans" w:cs="Open Sans" w:eastAsia="Open Sans" w:hAnsi="Open Sans"/>
+          <w:b w:val="false"/>
+          <w:bCs w:val="false"/>
+          <w:i w:val="false"/>
+          <w:iCs w:val="false"/>
+          <w:color w:val="59595B"/>
+          <w:sz w:val="22"/>
+          <w:szCs w:val="22"/>
+        </w:rPr>
+        <w:t xml:space="preserve">The operating principle (Anthropic's guidance on building AI systems) is to use the simplest thing that works. Skyline starts with simple automations that pay off in the first 90 days - faster quotes, found-in-search, captured inquiries - and adds autonomous agents only where the value is proven, which is exactly how the roadmap in this report is sequenced.</w:t>
+      </w:r>
+    </w:p>
+    <w:p>
+      <w:pPr>
+        <w:spacing w:after="0" w:before="140"/>
+      </w:pPr>
+      <w:r>
+        <w:t xml:space="preserve"/>
+      </w:r>
+    </w:p>
+    <w:p>
+      <w:pPr>
+        <w:pStyle w:val="Heading2"/>
+        <w:keepNext/>
+        <w:keepLines/>
+        <w:spacing w:after="120" w:before="280"/>
+      </w:pPr>
+      <w:r>
+        <w:rPr>
+          <w:rFonts w:ascii="Open Sans" w:cs="Open Sans" w:eastAsia="Open Sans" w:hAnsi="Open Sans"/>
+          <w:b/>
+          <w:bCs/>
+          <w:color w:val="006DB6"/>
+          <w:sz w:val="26"/>
+          <w:szCs w:val="26"/>
+        </w:rPr>
+        <w:t xml:space="preserve">Where Skyline Sits Today - The AI Maturity Ladder</w:t>
+      </w:r>
+    </w:p>
+    <w:p>
+      <w:pPr>
+        <w:spacing w:after="140" w:before="0" w:line="320"/>
+        <w:jc w:val="both"/>
+      </w:pPr>
+      <w:r>
+        <w:rPr>
+          <w:rFonts w:ascii="Open Sans" w:cs="Open Sans" w:eastAsia="Open Sans" w:hAnsi="Open Sans"/>
+          <w:b w:val="false"/>
+          <w:bCs w:val="false"/>
+          <w:i w:val="false"/>
+          <w:iCs w:val="false"/>
+          <w:color w:val="59595B"/>
+          <w:sz w:val="22"/>
+          <w:szCs w:val="22"/>
+        </w:rPr>
+        <w:t xml:space="preserve">Most established, well-run companies - including Skyline - sit at the first or second rung of a widely-used five-stage AI maturity model (consistent with the Gartner and Google Cloud frameworks). The leaders in any field are only one or two rungs higher, and the gap closes in months, not years.</w:t>
+      </w:r>
+    </w:p>
+    <w:p>
+      <w:pPr>
+        <w:spacing w:after="0" w:before="80"/>
+      </w:pPr>
+      <w:r>
+        <w:t xml:space="preserve"/>
+      </w:r>
+    </w:p>
+    <w:tbl>
+      <w:tblPr>
+        <w:tblW w:type="dxa" w:w="9360"/>
+        <w:tblBorders>
+          <w:top w:val="single" w:color="auto" w:sz="4"/>
+          <w:left w:val="single" w:color="auto" w:sz="4"/>
+          <w:bottom w:val="single" w:color="auto" w:sz="4"/>
+          <w:right w:val="single" w:color="auto" w:sz="4"/>
+          <w:insideH w:val="single" w:color="auto" w:sz="4"/>
+          <w:insideV w:val="single" w:color="auto" w:sz="4"/>
+        </w:tblBorders>
+      </w:tblPr>
+      <w:tblGrid>
+        <w:gridCol w:w="2139"/>
+        <w:gridCol w:w="5348"/>
+        <w:gridCol w:w="1873"/>
+      </w:tblGrid>
+      <w:tr>
+        <w:trPr>
+          <w:cantSplit/>
+          <w:tblHeader/>
+        </w:trPr>
+        <w:tc>
+          <w:tcPr>
+            <w:tcW w:type="dxa" w:w="2139"/>
+            <w:tcBorders>
+              <w:top w:val="single" w:color="E9ECEF" w:sz="4"/>
+              <w:left w:val="single" w:color="E9ECEF" w:sz="4"/>
+              <w:bottom w:val="single" w:color="E9ECEF" w:sz="4"/>
+              <w:right w:val="single" w:color="E9ECEF" w:sz="4"/>
+            </w:tcBorders>
+            <w:shd w:fill="006DB6" w:val="clear"/>
+            <w:tcMar>
+              <w:top w:type="dxa" w:w="120"/>
+              <w:left w:type="dxa" w:w="140"/>
+              <w:bottom w:type="dxa" w:w="120"/>
+              <w:right w:type="dxa" w:w="140"/>
+            </w:tcMar>
+            <w:vAlign w:val="center"/>
+          </w:tcPr>
+          <w:p>
+            <w:pPr>
+              <w:jc w:val="left"/>
+            </w:pPr>
+            <w:r>
+              <w:rPr>
+                <w:rFonts w:ascii="Open Sans" w:cs="Open Sans" w:eastAsia="Open Sans" w:hAnsi="Open Sans"/>
+                <w:b/>
+                <w:bCs/>
+                <w:color w:val="FFFFFF"/>
+                <w:sz w:val="20"/>
+                <w:szCs w:val="20"/>
+              </w:rPr>
+              <w:t xml:space="preserve">Stage</w:t>
+            </w:r>
+          </w:p>
+        </w:tc>
+        <w:tc>
+          <w:tcPr>
+            <w:tcW w:type="dxa" w:w="5348"/>
+            <w:tcBorders>
+              <w:top w:val="single" w:color="E9ECEF" w:sz="4"/>
+              <w:left w:val="single" w:color="E9ECEF" w:sz="4"/>
+              <w:bottom w:val="single" w:color="E9ECEF" w:sz="4"/>
+              <w:right w:val="single" w:color="E9ECEF" w:sz="4"/>
+            </w:tcBorders>
+            <w:shd w:fill="006DB6" w:val="clear"/>
+            <w:tcMar>
+              <w:top w:type="dxa" w:w="120"/>
+              <w:left w:type="dxa" w:w="140"/>
+              <w:bottom w:type="dxa" w:w="120"/>
+              <w:right w:type="dxa" w:w="140"/>
+            </w:tcMar>
+            <w:vAlign w:val="center"/>
+          </w:tcPr>
+          <w:p>
+            <w:pPr>
+              <w:jc w:val="left"/>
+            </w:pPr>
+            <w:r>
+              <w:rPr>
+                <w:rFonts w:ascii="Open Sans" w:cs="Open Sans" w:eastAsia="Open Sans" w:hAnsi="Open Sans"/>
+                <w:b/>
+                <w:bCs/>
+                <w:color w:val="FFFFFF"/>
+                <w:sz w:val="20"/>
+                <w:szCs w:val="20"/>
+              </w:rPr>
+              <w:t xml:space="preserve">What It Looks Like</w:t>
+            </w:r>
+          </w:p>
+        </w:tc>
+        <w:tc>
+          <w:tcPr>
+            <w:tcW w:type="dxa" w:w="1873"/>
+            <w:tcBorders>
+              <w:top w:val="single" w:color="E9ECEF" w:sz="4"/>
+              <w:left w:val="single" w:color="E9ECEF" w:sz="4"/>
+              <w:bottom w:val="single" w:color="E9ECEF" w:sz="4"/>
+              <w:right w:val="single" w:color="E9ECEF" w:sz="4"/>
+            </w:tcBorders>
+            <w:shd w:fill="006DB6" w:val="clear"/>
+            <w:tcMar>
+              <w:top w:type="dxa" w:w="120"/>
+              <w:left w:type="dxa" w:w="140"/>
+              <w:bottom w:type="dxa" w:w="120"/>
+              <w:right w:type="dxa" w:w="140"/>
+            </w:tcMar>
+            <w:vAlign w:val="center"/>
+          </w:tcPr>
+          <w:p>
+            <w:pPr>
+              <w:jc w:val="center"/>
+            </w:pPr>
+            <w:r>
+              <w:rPr>
+                <w:rFonts w:ascii="Open Sans" w:cs="Open Sans" w:eastAsia="Open Sans" w:hAnsi="Open Sans"/>
+                <w:b/>
+                <w:bCs/>
+                <w:color w:val="FFFFFF"/>
+                <w:sz w:val="20"/>
+                <w:szCs w:val="20"/>
+              </w:rPr>
+              <w:t xml:space="preserve">Skyline Today</w:t>
+            </w:r>
+          </w:p>
+        </w:tc>
+      </w:tr>
+      <w:tr>
+        <w:trPr>
+          <w:cantSplit/>
+        </w:trPr>
+        <w:tc>
+          <w:tcPr>
+            <w:tcW w:type="dxa" w:w="2139"/>
+            <w:tcBorders>
+              <w:top w:val="single" w:color="E9ECEF" w:sz="4"/>
+              <w:left w:val="single" w:color="E9ECEF" w:sz="4"/>
+              <w:bottom w:val="single" w:color="E9ECEF" w:sz="4"/>
+              <w:right w:val="single" w:color="E9ECEF" w:sz="4"/>
+            </w:tcBorders>
+            <w:shd w:fill="FFFFFF" w:val="clear"/>
+            <w:tcMar>
+              <w:top w:type="dxa" w:w="100"/>
+              <w:left w:type="dxa" w:w="140"/>
+              <w:bottom w:type="dxa" w:w="100"/>
+              <w:right w:type="dxa" w:w="140"/>
+            </w:tcMar>
+            <w:vAlign w:val="center"/>
+          </w:tcPr>
+          <w:p>
+            <w:pPr>
+              <w:jc w:val="left"/>
+            </w:pPr>
+            <w:r>
+              <w:rPr>
+                <w:rFonts w:ascii="Open Sans" w:cs="Open Sans" w:eastAsia="Open Sans" w:hAnsi="Open Sans"/>
+                <w:b w:val="false"/>
+                <w:bCs w:val="false"/>
+                <w:color w:val="59595B"/>
+                <w:sz w:val="20"/>
+                <w:szCs w:val="20"/>
+              </w:rPr>
+              <w:t xml:space="preserve">1. Foundational</w:t>
+            </w:r>
+          </w:p>
+        </w:tc>
+        <w:tc>
+          <w:tcPr>
+            <w:tcW w:type="dxa" w:w="5348"/>
+            <w:tcBorders>
+              <w:top w:val="single" w:color="E9ECEF" w:sz="4"/>
+              <w:left w:val="single" w:color="E9ECEF" w:sz="4"/>
+              <w:bottom w:val="single" w:color="E9ECEF" w:sz="4"/>
+              <w:right w:val="single" w:color="E9ECEF" w:sz="4"/>
+            </w:tcBorders>
+            <w:shd w:fill="FFFFFF" w:val="clear"/>
+            <w:tcMar>
+              <w:top w:type="dxa" w:w="100"/>
+              <w:left w:type="dxa" w:w="140"/>
+              <w:bottom w:type="dxa" w:w="100"/>
+              <w:right w:type="dxa" w:w="140"/>
+            </w:tcMar>
+            <w:vAlign w:val="center"/>
+          </w:tcPr>
+          <w:p>
+            <w:pPr>
+              <w:jc w:val="left"/>
+            </w:pPr>
+            <w:r>
+              <w:rPr>
+                <w:rFonts w:ascii="Open Sans" w:cs="Open Sans" w:eastAsia="Open Sans" w:hAnsi="Open Sans"/>
+                <w:b w:val="false"/>
+                <w:bCs w:val="false"/>
+                <w:color w:val="59595B"/>
+                <w:sz w:val="20"/>
+                <w:szCs w:val="20"/>
+              </w:rPr>
+              <w:t xml:space="preserve">Little or no AI; manual, people-dependent processes</w:t>
+            </w:r>
+          </w:p>
+        </w:tc>
+        <w:tc>
+          <w:tcPr>
+            <w:tcW w:type="dxa" w:w="1873"/>
+            <w:tcBorders>
+              <w:top w:val="single" w:color="E9ECEF" w:sz="4"/>
+              <w:left w:val="single" w:color="E9ECEF" w:sz="4"/>
+              <w:bottom w:val="single" w:color="E9ECEF" w:sz="4"/>
+              <w:right w:val="single" w:color="E9ECEF" w:sz="4"/>
+            </w:tcBorders>
+            <w:shd w:fill="FFFFFF" w:val="clear"/>
+            <w:tcMar>
+              <w:top w:type="dxa" w:w="100"/>
+              <w:left w:type="dxa" w:w="140"/>
+              <w:bottom w:type="dxa" w:w="100"/>
+              <w:right w:type="dxa" w:w="140"/>
+            </w:tcMar>
+            <w:vAlign w:val="center"/>
+          </w:tcPr>
+          <w:p>
+            <w:pPr>
+              <w:jc w:val="center"/>
+            </w:pPr>
+            <w:r>
+              <w:rPr>
+                <w:rFonts w:ascii="Open Sans" w:cs="Open Sans" w:eastAsia="Open Sans" w:hAnsi="Open Sans"/>
+                <w:b w:val="false"/>
+                <w:bCs w:val="false"/>
+                <w:color w:val="006DB6"/>
+                <w:sz w:val="20"/>
+                <w:szCs w:val="20"/>
+              </w:rPr>
+              <w:t xml:space="preserve"/>
+            </w:r>
+          </w:p>
+        </w:tc>
+      </w:tr>
+      <w:tr>
+        <w:trPr>
+          <w:cantSplit/>
+        </w:trPr>
+        <w:tc>
+          <w:tcPr>
+            <w:tcW w:type="dxa" w:w="2139"/>
+            <w:tcBorders>
+              <w:top w:val="single" w:color="E9ECEF" w:sz="4"/>
+              <w:left w:val="single" w:color="E9ECEF" w:sz="4"/>
+              <w:bottom w:val="single" w:color="E9ECEF" w:sz="4"/>
+              <w:right w:val="single" w:color="E9ECEF" w:sz="4"/>
+            </w:tcBorders>
+            <w:shd w:fill="F8F9FA" w:val="clear"/>
+            <w:tcMar>
+              <w:top w:type="dxa" w:w="100"/>
+              <w:left w:type="dxa" w:w="140"/>
+              <w:bottom w:type="dxa" w:w="100"/>
+              <w:right w:type="dxa" w:w="140"/>
+            </w:tcMar>
+            <w:vAlign w:val="center"/>
+          </w:tcPr>
+          <w:p>
+            <w:pPr>
+              <w:jc w:val="left"/>
+            </w:pPr>
+            <w:r>
+              <w:rPr>
+                <w:rFonts w:ascii="Open Sans" w:cs="Open Sans" w:eastAsia="Open Sans" w:hAnsi="Open Sans"/>
+                <w:b/>
+                <w:bCs/>
+                <w:color w:val="59595B"/>
+                <w:sz w:val="20"/>
+                <w:szCs w:val="20"/>
+              </w:rPr>
+              <w:t xml:space="preserve">2. Emerging</w:t>
+            </w:r>
+          </w:p>
+        </w:tc>
+        <w:tc>
+          <w:tcPr>
+            <w:tcW w:type="dxa" w:w="5348"/>
+            <w:tcBorders>
+              <w:top w:val="single" w:color="E9ECEF" w:sz="4"/>
+              <w:left w:val="single" w:color="E9ECEF" w:sz="4"/>
+              <w:bottom w:val="single" w:color="E9ECEF" w:sz="4"/>
+              <w:right w:val="single" w:color="E9ECEF" w:sz="4"/>
+            </w:tcBorders>
+            <w:shd w:fill="F8F9FA" w:val="clear"/>
+            <w:tcMar>
+              <w:top w:type="dxa" w:w="100"/>
+              <w:left w:type="dxa" w:w="140"/>
+              <w:bottom w:type="dxa" w:w="100"/>
+              <w:right w:type="dxa" w:w="140"/>
+            </w:tcMar>
+            <w:vAlign w:val="center"/>
+          </w:tcPr>
+          <w:p>
+            <w:pPr>
+              <w:jc w:val="left"/>
+            </w:pPr>
+            <w:r>
+              <w:rPr>
+                <w:rFonts w:ascii="Open Sans" w:cs="Open Sans" w:eastAsia="Open Sans" w:hAnsi="Open Sans"/>
+                <w:b/>
+                <w:bCs/>
+                <w:color w:val="59595B"/>
+                <w:sz w:val="20"/>
+                <w:szCs w:val="20"/>
+              </w:rPr>
+              <w:t xml:space="preserve">AI is appearing at the edges (the parent network's digital activations; an awareness of AI lead capture) but is not yet woven into Skyline's own growth or operations</w:t>
+            </w:r>
+          </w:p>
+        </w:tc>
+        <w:tc>
+          <w:tcPr>
+            <w:tcW w:type="dxa" w:w="1873"/>
+            <w:tcBorders>
+              <w:top w:val="single" w:color="E9ECEF" w:sz="4"/>
+              <w:left w:val="single" w:color="E9ECEF" w:sz="4"/>
+              <w:bottom w:val="single" w:color="E9ECEF" w:sz="4"/>
+              <w:right w:val="single" w:color="E9ECEF" w:sz="4"/>
+            </w:tcBorders>
+            <w:shd w:fill="F8F9FA" w:val="clear"/>
+            <w:tcMar>
+              <w:top w:type="dxa" w:w="100"/>
+              <w:left w:type="dxa" w:w="140"/>
+              <w:bottom w:type="dxa" w:w="100"/>
+              <w:right w:type="dxa" w:w="140"/>
+            </w:tcMar>
+            <w:vAlign w:val="center"/>
+          </w:tcPr>
+          <w:p>
+            <w:pPr>
+              <w:jc w:val="center"/>
+            </w:pPr>
+            <w:r>
+              <w:rPr>
+                <w:rFonts w:ascii="Open Sans" w:cs="Open Sans" w:eastAsia="Open Sans" w:hAnsi="Open Sans"/>
+                <w:b/>
+                <w:bCs/>
+                <w:color w:val="F67D4B"/>
+                <w:sz w:val="20"/>
+                <w:szCs w:val="20"/>
+              </w:rPr>
+              <w:t xml:space="preserve">◀ You are here</w:t>
+            </w:r>
+          </w:p>
+        </w:tc>
+      </w:tr>
+      <w:tr>
+        <w:trPr>
+          <w:cantSplit/>
+        </w:trPr>
+        <w:tc>
+          <w:tcPr>
+            <w:tcW w:type="dxa" w:w="2139"/>
+            <w:tcBorders>
+              <w:top w:val="single" w:color="E9ECEF" w:sz="4"/>
+              <w:left w:val="single" w:color="E9ECEF" w:sz="4"/>
+              <w:bottom w:val="single" w:color="E9ECEF" w:sz="4"/>
+              <w:right w:val="single" w:color="E9ECEF" w:sz="4"/>
+            </w:tcBorders>
+            <w:shd w:fill="FFFFFF" w:val="clear"/>
+            <w:tcMar>
+              <w:top w:type="dxa" w:w="100"/>
+              <w:left w:type="dxa" w:w="140"/>
+              <w:bottom w:type="dxa" w:w="100"/>
+              <w:right w:type="dxa" w:w="140"/>
+            </w:tcMar>
+            <w:vAlign w:val="center"/>
+          </w:tcPr>
+          <w:p>
+            <w:pPr>
+              <w:jc w:val="left"/>
+            </w:pPr>
+            <w:r>
+              <w:rPr>
+                <w:rFonts w:ascii="Open Sans" w:cs="Open Sans" w:eastAsia="Open Sans" w:hAnsi="Open Sans"/>
+                <w:b w:val="false"/>
+                <w:bCs w:val="false"/>
+                <w:color w:val="59595B"/>
+                <w:sz w:val="20"/>
+                <w:szCs w:val="20"/>
+              </w:rPr>
+              <w:t xml:space="preserve">3. Operational</w:t>
+            </w:r>
+          </w:p>
+        </w:tc>
+        <w:tc>
+          <w:tcPr>
+            <w:tcW w:type="dxa" w:w="5348"/>
+            <w:tcBorders>
+              <w:top w:val="single" w:color="E9ECEF" w:sz="4"/>
+              <w:left w:val="single" w:color="E9ECEF" w:sz="4"/>
+              <w:bottom w:val="single" w:color="E9ECEF" w:sz="4"/>
+              <w:right w:val="single" w:color="E9ECEF" w:sz="4"/>
+            </w:tcBorders>
+            <w:shd w:fill="FFFFFF" w:val="clear"/>
+            <w:tcMar>
+              <w:top w:type="dxa" w:w="100"/>
+              <w:left w:type="dxa" w:w="140"/>
+              <w:bottom w:type="dxa" w:w="100"/>
+              <w:right w:type="dxa" w:w="140"/>
+            </w:tcMar>
+            <w:vAlign w:val="center"/>
+          </w:tcPr>
+          <w:p>
+            <w:pPr>
+              <w:jc w:val="left"/>
+            </w:pPr>
+            <w:r>
+              <w:rPr>
+                <w:rFonts w:ascii="Open Sans" w:cs="Open Sans" w:eastAsia="Open Sans" w:hAnsi="Open Sans"/>
+                <w:b w:val="false"/>
+                <w:bCs w:val="false"/>
+                <w:color w:val="59595B"/>
+                <w:sz w:val="20"/>
+                <w:szCs w:val="20"/>
+              </w:rPr>
+              <w:t xml:space="preserve">AI runs specific workflows day-to-day - search authority, capture, quoting, the booth layer - with measured results</w:t>
+            </w:r>
+          </w:p>
+        </w:tc>
+        <w:tc>
+          <w:tcPr>
+            <w:tcW w:type="dxa" w:w="1873"/>
+            <w:tcBorders>
+              <w:top w:val="single" w:color="E9ECEF" w:sz="4"/>
+              <w:left w:val="single" w:color="E9ECEF" w:sz="4"/>
+              <w:bottom w:val="single" w:color="E9ECEF" w:sz="4"/>
+              <w:right w:val="single" w:color="E9ECEF" w:sz="4"/>
+            </w:tcBorders>
+            <w:shd w:fill="FFFFFF" w:val="clear"/>
+            <w:tcMar>
+              <w:top w:type="dxa" w:w="100"/>
+              <w:left w:type="dxa" w:w="140"/>
+              <w:bottom w:type="dxa" w:w="100"/>
+              <w:right w:type="dxa" w:w="140"/>
+            </w:tcMar>
+            <w:vAlign w:val="center"/>
+          </w:tcPr>
+          <w:p>
+            <w:pPr>
+              <w:jc w:val="center"/>
+            </w:pPr>
+            <w:r>
+              <w:rPr>
+                <w:rFonts w:ascii="Open Sans" w:cs="Open Sans" w:eastAsia="Open Sans" w:hAnsi="Open Sans"/>
+                <w:b w:val="false"/>
+                <w:bCs w:val="false"/>
+                <w:color w:val="59595B"/>
+                <w:sz w:val="20"/>
+                <w:szCs w:val="20"/>
+              </w:rPr>
+              <w:t xml:space="preserve"/>
+            </w:r>
+          </w:p>
+        </w:tc>
+      </w:tr>
+      <w:tr>
+        <w:trPr>
+          <w:cantSplit/>
+        </w:trPr>
+        <w:tc>
+          <w:tcPr>
+            <w:tcW w:type="dxa" w:w="2139"/>
+            <w:tcBorders>
+              <w:top w:val="single" w:color="E9ECEF" w:sz="4"/>
+              <w:left w:val="single" w:color="E9ECEF" w:sz="4"/>
+              <w:bottom w:val="single" w:color="E9ECEF" w:sz="4"/>
+              <w:right w:val="single" w:color="E9ECEF" w:sz="4"/>
+            </w:tcBorders>
+            <w:shd w:fill="F8F9FA" w:val="clear"/>
+            <w:tcMar>
+              <w:top w:type="dxa" w:w="100"/>
+              <w:left w:type="dxa" w:w="140"/>
+              <w:bottom w:type="dxa" w:w="100"/>
+              <w:right w:type="dxa" w:w="140"/>
+            </w:tcMar>
+            <w:vAlign w:val="center"/>
+          </w:tcPr>
+          <w:p>
+            <w:pPr>
+              <w:jc w:val="left"/>
+            </w:pPr>
+            <w:r>
+              <w:rPr>
+                <w:rFonts w:ascii="Open Sans" w:cs="Open Sans" w:eastAsia="Open Sans" w:hAnsi="Open Sans"/>
+                <w:b w:val="false"/>
+                <w:bCs w:val="false"/>
+                <w:color w:val="59595B"/>
+                <w:sz w:val="20"/>
+                <w:szCs w:val="20"/>
+              </w:rPr>
+              <w:t xml:space="preserve">4. Scaled</w:t>
+            </w:r>
+          </w:p>
+        </w:tc>
+        <w:tc>
+          <w:tcPr>
+            <w:tcW w:type="dxa" w:w="5348"/>
+            <w:tcBorders>
+              <w:top w:val="single" w:color="E9ECEF" w:sz="4"/>
+              <w:left w:val="single" w:color="E9ECEF" w:sz="4"/>
+              <w:bottom w:val="single" w:color="E9ECEF" w:sz="4"/>
+              <w:right w:val="single" w:color="E9ECEF" w:sz="4"/>
+            </w:tcBorders>
+            <w:shd w:fill="F8F9FA" w:val="clear"/>
+            <w:tcMar>
+              <w:top w:type="dxa" w:w="100"/>
+              <w:left w:type="dxa" w:w="140"/>
+              <w:bottom w:type="dxa" w:w="100"/>
+              <w:right w:type="dxa" w:w="140"/>
+            </w:tcMar>
+            <w:vAlign w:val="center"/>
+          </w:tcPr>
+          <w:p>
+            <w:pPr>
+              <w:jc w:val="left"/>
+            </w:pPr>
+            <w:r>
+              <w:rPr>
+                <w:rFonts w:ascii="Open Sans" w:cs="Open Sans" w:eastAsia="Open Sans" w:hAnsi="Open Sans"/>
+                <w:b w:val="false"/>
+                <w:bCs w:val="false"/>
+                <w:color w:val="59595B"/>
+                <w:sz w:val="20"/>
+                <w:szCs w:val="20"/>
+              </w:rPr>
+              <w:t xml:space="preserve">AI is embedded across growth and the booth resale line with governance and dashboards</w:t>
+            </w:r>
+          </w:p>
+        </w:tc>
+        <w:tc>
+          <w:tcPr>
+            <w:tcW w:type="dxa" w:w="1873"/>
+            <w:tcBorders>
+              <w:top w:val="single" w:color="E9ECEF" w:sz="4"/>
+              <w:left w:val="single" w:color="E9ECEF" w:sz="4"/>
+              <w:bottom w:val="single" w:color="E9ECEF" w:sz="4"/>
+              <w:right w:val="single" w:color="E9ECEF" w:sz="4"/>
+            </w:tcBorders>
+            <w:shd w:fill="F8F9FA" w:val="clear"/>
+            <w:tcMar>
+              <w:top w:type="dxa" w:w="100"/>
+              <w:left w:type="dxa" w:w="140"/>
+              <w:bottom w:type="dxa" w:w="100"/>
+              <w:right w:type="dxa" w:w="140"/>
+            </w:tcMar>
+            <w:vAlign w:val="center"/>
+          </w:tcPr>
+          <w:p>
+            <w:pPr>
+              <w:jc w:val="center"/>
+            </w:pPr>
+            <w:r>
+              <w:rPr>
+                <w:rFonts w:ascii="Open Sans" w:cs="Open Sans" w:eastAsia="Open Sans" w:hAnsi="Open Sans"/>
+                <w:b w:val="false"/>
+                <w:bCs w:val="false"/>
+                <w:color w:val="59595B"/>
+                <w:sz w:val="20"/>
+                <w:szCs w:val="20"/>
+              </w:rPr>
+              <w:t xml:space="preserve"/>
+            </w:r>
+          </w:p>
+        </w:tc>
+      </w:tr>
+      <w:tr>
+        <w:trPr>
+          <w:cantSplit/>
+        </w:trPr>
+        <w:tc>
+          <w:tcPr>
+            <w:tcW w:type="dxa" w:w="2139"/>
+            <w:tcBorders>
+              <w:top w:val="single" w:color="E9ECEF" w:sz="4"/>
+              <w:left w:val="single" w:color="E9ECEF" w:sz="4"/>
+              <w:bottom w:val="single" w:color="E9ECEF" w:sz="4"/>
+              <w:right w:val="single" w:color="E9ECEF" w:sz="4"/>
+            </w:tcBorders>
+            <w:shd w:fill="FFFFFF" w:val="clear"/>
+            <w:tcMar>
+              <w:top w:type="dxa" w:w="100"/>
+              <w:left w:type="dxa" w:w="140"/>
+              <w:bottom w:type="dxa" w:w="100"/>
+              <w:right w:type="dxa" w:w="140"/>
+            </w:tcMar>
+            <w:vAlign w:val="center"/>
+          </w:tcPr>
+          <w:p>
+            <w:pPr>
+              <w:jc w:val="left"/>
+            </w:pPr>
+            <w:r>
+              <w:rPr>
+                <w:rFonts w:ascii="Open Sans" w:cs="Open Sans" w:eastAsia="Open Sans" w:hAnsi="Open Sans"/>
+                <w:b w:val="false"/>
+                <w:bCs w:val="false"/>
+                <w:color w:val="59595B"/>
+                <w:sz w:val="20"/>
+                <w:szCs w:val="20"/>
+              </w:rPr>
+              <w:t xml:space="preserve">5. Transformational</w:t>
+            </w:r>
+          </w:p>
+        </w:tc>
+        <w:tc>
+          <w:tcPr>
+            <w:tcW w:type="dxa" w:w="5348"/>
+            <w:tcBorders>
+              <w:top w:val="single" w:color="E9ECEF" w:sz="4"/>
+              <w:left w:val="single" w:color="E9ECEF" w:sz="4"/>
+              <w:bottom w:val="single" w:color="E9ECEF" w:sz="4"/>
+              <w:right w:val="single" w:color="E9ECEF" w:sz="4"/>
+            </w:tcBorders>
+            <w:shd w:fill="FFFFFF" w:val="clear"/>
+            <w:tcMar>
+              <w:top w:type="dxa" w:w="100"/>
+              <w:left w:type="dxa" w:w="140"/>
+              <w:bottom w:type="dxa" w:w="100"/>
+              <w:right w:type="dxa" w:w="140"/>
+            </w:tcMar>
+            <w:vAlign w:val="center"/>
+          </w:tcPr>
+          <w:p>
+            <w:pPr>
+              <w:jc w:val="left"/>
+            </w:pPr>
+            <w:r>
+              <w:rPr>
+                <w:rFonts w:ascii="Open Sans" w:cs="Open Sans" w:eastAsia="Open Sans" w:hAnsi="Open Sans"/>
+                <w:b w:val="false"/>
+                <w:bCs w:val="false"/>
+                <w:color w:val="59595B"/>
+                <w:sz w:val="20"/>
+                <w:szCs w:val="20"/>
+              </w:rPr>
+              <w:t xml:space="preserve">AI is the default way the business runs, sells, and competes</w:t>
+            </w:r>
+          </w:p>
+        </w:tc>
+        <w:tc>
+          <w:tcPr>
+            <w:tcW w:type="dxa" w:w="1873"/>
+            <w:tcBorders>
+              <w:top w:val="single" w:color="E9ECEF" w:sz="4"/>
+              <w:left w:val="single" w:color="E9ECEF" w:sz="4"/>
+              <w:bottom w:val="single" w:color="E9ECEF" w:sz="4"/>
+              <w:right w:val="single" w:color="E9ECEF" w:sz="4"/>
+            </w:tcBorders>
+            <w:shd w:fill="FFFFFF" w:val="clear"/>
+            <w:tcMar>
+              <w:top w:type="dxa" w:w="100"/>
+              <w:left w:type="dxa" w:w="140"/>
+              <w:bottom w:type="dxa" w:w="100"/>
+              <w:right w:type="dxa" w:w="140"/>
+            </w:tcMar>
+            <w:vAlign w:val="center"/>
+          </w:tcPr>
+          <w:p>
+            <w:pPr>
+              <w:jc w:val="center"/>
+            </w:pPr>
+            <w:r>
+              <w:rPr>
+                <w:rFonts w:ascii="Open Sans" w:cs="Open Sans" w:eastAsia="Open Sans" w:hAnsi="Open Sans"/>
+                <w:b w:val="false"/>
+                <w:bCs w:val="false"/>
+                <w:color w:val="59595B"/>
+                <w:sz w:val="20"/>
+                <w:szCs w:val="20"/>
+              </w:rPr>
+              <w:t xml:space="preserve"/>
+            </w:r>
+          </w:p>
+        </w:tc>
+      </w:tr>
+    </w:tbl>
+    <w:p>
+      <w:pPr>
+        <w:spacing w:after="140" w:before="80" w:line="320"/>
+        <w:jc w:val="both"/>
+      </w:pPr>
+      <w:r>
+        <w:rPr>
+          <w:rFonts w:ascii="Open Sans" w:cs="Open Sans" w:eastAsia="Open Sans" w:hAnsi="Open Sans"/>
+          <w:b w:val="false"/>
+          <w:bCs w:val="false"/>
+          <w:i w:val="false"/>
+          <w:iCs w:val="false"/>
+          <w:color w:val="59595B"/>
+          <w:sz w:val="22"/>
+          <w:szCs w:val="22"/>
+        </w:rPr>
+        <w:t xml:space="preserve">Skyline is early but not behind - the craft is world-leading and the parent network is already moving on digital. This report is the plan to reach Operational - AI working in the growth engine and inside the booth - within twelve months.</w:t>
+      </w:r>
+    </w:p>
+    <w:p>
+      <w:pPr>
+        <w:spacing w:after="0" w:before="140"/>
+      </w:pPr>
+      <w:r>
+        <w:t xml:space="preserve"/>
+      </w:r>
+    </w:p>
+    <w:p>
+      <w:pPr>
+        <w:pStyle w:val="Heading2"/>
+        <w:keepNext/>
+        <w:keepLines/>
+        <w:spacing w:after="120" w:before="280"/>
+      </w:pPr>
+      <w:r>
+        <w:rPr>
+          <w:rFonts w:ascii="Open Sans" w:cs="Open Sans" w:eastAsia="Open Sans" w:hAnsi="Open Sans"/>
+          <w:b/>
+          <w:bCs/>
+          <w:color w:val="006DB6"/>
+          <w:sz w:val="26"/>
+          <w:szCs w:val="26"/>
+        </w:rPr>
+        <w:t xml:space="preserve">Adopting AI Responsibly - Three Risks Every Leader Manages</w:t>
+      </w:r>
+    </w:p>
+    <w:p>
+      <w:pPr>
+        <w:spacing w:after="140" w:before="0" w:line="320"/>
+        <w:jc w:val="both"/>
+      </w:pPr>
+      <w:r>
+        <w:rPr>
+          <w:rFonts w:ascii="Open Sans" w:cs="Open Sans" w:eastAsia="Open Sans" w:hAnsi="Open Sans"/>
+          <w:b w:val="false"/>
+          <w:bCs w:val="false"/>
+          <w:i w:val="false"/>
+          <w:iCs w:val="false"/>
+          <w:color w:val="59595B"/>
+          <w:sz w:val="22"/>
+          <w:szCs w:val="22"/>
+        </w:rPr>
+        <w:t xml:space="preserve">The U.S. government's NIST AI Risk Management Framework gives leaders a simple mental model - Govern, Map, Measure, Manage. For a business that captures attendee data on the show floor, three risks matter most, and each has a concrete control:</w:t>
+      </w:r>
+    </w:p>
+    <w:p>
+      <w:pPr>
+        <w:spacing w:after="0" w:before="80"/>
+      </w:pPr>
+      <w:r>
+        <w:t xml:space="preserve"/>
+      </w:r>
+    </w:p>
+    <w:tbl>
+      <w:tblPr>
+        <w:tblW w:type="dxa" w:w="9360"/>
+        <w:tblBorders>
+          <w:top w:val="single" w:color="auto" w:sz="4"/>
+          <w:left w:val="single" w:color="auto" w:sz="4"/>
+          <w:bottom w:val="single" w:color="auto" w:sz="4"/>
+          <w:right w:val="single" w:color="auto" w:sz="4"/>
+          <w:insideH w:val="single" w:color="auto" w:sz="4"/>
+          <w:insideV w:val="single" w:color="auto" w:sz="4"/>
+        </w:tblBorders>
+      </w:tblPr>
+      <w:tblGrid>
+        <w:gridCol w:w="1959"/>
+        <w:gridCol w:w="3700"/>
+        <w:gridCol w:w="3701"/>
+      </w:tblGrid>
+      <w:tr>
+        <w:trPr>
+          <w:cantSplit/>
+          <w:tblHeader/>
+        </w:trPr>
+        <w:tc>
+          <w:tcPr>
+            <w:tcW w:type="dxa" w:w="1959"/>
+            <w:tcBorders>
+              <w:top w:val="single" w:color="E9ECEF" w:sz="4"/>
+              <w:left w:val="single" w:color="E9ECEF" w:sz="4"/>
+              <w:bottom w:val="single" w:color="E9ECEF" w:sz="4"/>
+              <w:right w:val="single" w:color="E9ECEF" w:sz="4"/>
+            </w:tcBorders>
+            <w:shd w:fill="1A1A2E" w:val="clear"/>
+            <w:tcMar>
+              <w:top w:type="dxa" w:w="120"/>
+              <w:left w:type="dxa" w:w="140"/>
+              <w:bottom w:type="dxa" w:w="120"/>
+              <w:right w:type="dxa" w:w="140"/>
+            </w:tcMar>
+            <w:vAlign w:val="center"/>
+          </w:tcPr>
+          <w:p>
+            <w:pPr>
+              <w:jc w:val="left"/>
+            </w:pPr>
+            <w:r>
+              <w:rPr>
+                <w:rFonts w:ascii="Open Sans" w:cs="Open Sans" w:eastAsia="Open Sans" w:hAnsi="Open Sans"/>
+                <w:b/>
+                <w:bCs/>
+                <w:color w:val="FFFFFF"/>
+                <w:sz w:val="20"/>
+                <w:szCs w:val="20"/>
+              </w:rPr>
+              <w:t xml:space="preserve">Risk</w:t>
+            </w:r>
+          </w:p>
+        </w:tc>
+        <w:tc>
+          <w:tcPr>
+            <w:tcW w:type="dxa" w:w="3700"/>
+            <w:tcBorders>
+              <w:top w:val="single" w:color="E9ECEF" w:sz="4"/>
+              <w:left w:val="single" w:color="E9ECEF" w:sz="4"/>
+              <w:bottom w:val="single" w:color="E9ECEF" w:sz="4"/>
+              <w:right w:val="single" w:color="E9ECEF" w:sz="4"/>
+            </w:tcBorders>
+            <w:shd w:fill="1A1A2E" w:val="clear"/>
+            <w:tcMar>
+              <w:top w:type="dxa" w:w="120"/>
+              <w:left w:type="dxa" w:w="140"/>
+              <w:bottom w:type="dxa" w:w="120"/>
+              <w:right w:type="dxa" w:w="140"/>
+            </w:tcMar>
+            <w:vAlign w:val="center"/>
+          </w:tcPr>
+          <w:p>
+            <w:pPr>
+              <w:jc w:val="left"/>
+            </w:pPr>
+            <w:r>
+              <w:rPr>
+                <w:rFonts w:ascii="Open Sans" w:cs="Open Sans" w:eastAsia="Open Sans" w:hAnsi="Open Sans"/>
+                <w:b/>
+                <w:bCs/>
+                <w:color w:val="FFFFFF"/>
+                <w:sz w:val="20"/>
+                <w:szCs w:val="20"/>
+              </w:rPr>
+              <w:t xml:space="preserve">What It Means</w:t>
+            </w:r>
+          </w:p>
+        </w:tc>
+        <w:tc>
+          <w:tcPr>
+            <w:tcW w:type="dxa" w:w="3701"/>
+            <w:tcBorders>
+              <w:top w:val="single" w:color="E9ECEF" w:sz="4"/>
+              <w:left w:val="single" w:color="E9ECEF" w:sz="4"/>
+              <w:bottom w:val="single" w:color="E9ECEF" w:sz="4"/>
+              <w:right w:val="single" w:color="E9ECEF" w:sz="4"/>
+            </w:tcBorders>
+            <w:shd w:fill="1A1A2E" w:val="clear"/>
+            <w:tcMar>
+              <w:top w:type="dxa" w:w="120"/>
+              <w:left w:type="dxa" w:w="140"/>
+              <w:bottom w:type="dxa" w:w="120"/>
+              <w:right w:type="dxa" w:w="140"/>
+            </w:tcMar>
+            <w:vAlign w:val="center"/>
+          </w:tcPr>
+          <w:p>
+            <w:pPr>
+              <w:jc w:val="left"/>
+            </w:pPr>
+            <w:r>
+              <w:rPr>
+                <w:rFonts w:ascii="Open Sans" w:cs="Open Sans" w:eastAsia="Open Sans" w:hAnsi="Open Sans"/>
+                <w:b/>
+                <w:bCs/>
+                <w:color w:val="FFFFFF"/>
+                <w:sz w:val="20"/>
+                <w:szCs w:val="20"/>
+              </w:rPr>
+              <w:t xml:space="preserve">How Technijian Controls It</w:t>
+            </w:r>
+          </w:p>
+        </w:tc>
+      </w:tr>
+      <w:tr>
+        <w:trPr>
+          <w:cantSplit/>
+        </w:trPr>
+        <w:tc>
+          <w:tcPr>
+            <w:tcW w:type="dxa" w:w="1959"/>
+            <w:tcBorders>
+              <w:top w:val="single" w:color="E9ECEF" w:sz="4"/>
+              <w:left w:val="single" w:color="E9ECEF" w:sz="4"/>
+              <w:bottom w:val="single" w:color="E9ECEF" w:sz="4"/>
+              <w:right w:val="single" w:color="E9ECEF" w:sz="4"/>
+            </w:tcBorders>
+            <w:shd w:fill="FFFFFF" w:val="clear"/>
+            <w:tcMar>
+              <w:top w:type="dxa" w:w="100"/>
+              <w:left w:type="dxa" w:w="140"/>
+              <w:bottom w:type="dxa" w:w="100"/>
+              <w:right w:type="dxa" w:w="140"/>
+            </w:tcMar>
+            <w:vAlign w:val="center"/>
+          </w:tcPr>
+          <w:p>
+            <w:pPr>
+              <w:jc w:val="left"/>
+            </w:pPr>
+            <w:r>
+              <w:rPr>
+                <w:rFonts w:ascii="Open Sans" w:cs="Open Sans" w:eastAsia="Open Sans" w:hAnsi="Open Sans"/>
+                <w:b w:val="false"/>
+                <w:bCs w:val="false"/>
+                <w:color w:val="59595B"/>
+                <w:sz w:val="20"/>
+                <w:szCs w:val="20"/>
+              </w:rPr>
+              <w:t xml:space="preserve">Hallucination</w:t>
+            </w:r>
+          </w:p>
+        </w:tc>
+        <w:tc>
+          <w:tcPr>
+            <w:tcW w:type="dxa" w:w="3700"/>
+            <w:tcBorders>
+              <w:top w:val="single" w:color="E9ECEF" w:sz="4"/>
+              <w:left w:val="single" w:color="E9ECEF" w:sz="4"/>
+              <w:bottom w:val="single" w:color="E9ECEF" w:sz="4"/>
+              <w:right w:val="single" w:color="E9ECEF" w:sz="4"/>
+            </w:tcBorders>
+            <w:shd w:fill="FFFFFF" w:val="clear"/>
+            <w:tcMar>
+              <w:top w:type="dxa" w:w="100"/>
+              <w:left w:type="dxa" w:w="140"/>
+              <w:bottom w:type="dxa" w:w="100"/>
+              <w:right w:type="dxa" w:w="140"/>
+            </w:tcMar>
+            <w:vAlign w:val="center"/>
+          </w:tcPr>
+          <w:p>
+            <w:pPr>
+              <w:jc w:val="left"/>
+            </w:pPr>
+            <w:r>
+              <w:rPr>
+                <w:rFonts w:ascii="Open Sans" w:cs="Open Sans" w:eastAsia="Open Sans" w:hAnsi="Open Sans"/>
+                <w:b w:val="false"/>
+                <w:bCs w:val="false"/>
+                <w:color w:val="59595B"/>
+                <w:sz w:val="20"/>
+                <w:szCs w:val="20"/>
+              </w:rPr>
+              <w:t xml:space="preserve">AI can state a confident, wrong answer</w:t>
+            </w:r>
+          </w:p>
+        </w:tc>
+        <w:tc>
+          <w:tcPr>
+            <w:tcW w:type="dxa" w:w="3701"/>
+            <w:tcBorders>
+              <w:top w:val="single" w:color="E9ECEF" w:sz="4"/>
+              <w:left w:val="single" w:color="E9ECEF" w:sz="4"/>
+              <w:bottom w:val="single" w:color="E9ECEF" w:sz="4"/>
+              <w:right w:val="single" w:color="E9ECEF" w:sz="4"/>
+            </w:tcBorders>
+            <w:shd w:fill="FFFFFF" w:val="clear"/>
+            <w:tcMar>
+              <w:top w:type="dxa" w:w="100"/>
+              <w:left w:type="dxa" w:w="140"/>
+              <w:bottom w:type="dxa" w:w="100"/>
+              <w:right w:type="dxa" w:w="140"/>
+            </w:tcMar>
+            <w:vAlign w:val="center"/>
+          </w:tcPr>
+          <w:p>
+            <w:pPr>
+              <w:jc w:val="left"/>
+            </w:pPr>
+            <w:r>
+              <w:rPr>
+                <w:rFonts w:ascii="Open Sans" w:cs="Open Sans" w:eastAsia="Open Sans" w:hAnsi="Open Sans"/>
+                <w:b w:val="false"/>
+                <w:bCs w:val="false"/>
+                <w:color w:val="59595B"/>
+                <w:sz w:val="20"/>
+                <w:szCs w:val="20"/>
+              </w:rPr>
+              <w:t xml:space="preserve">Human-in-the-loop review on anything client-facing or that goes out under Skyline's name - AI drafts, a person approves the concept, the quote, and the follow-up</w:t>
+            </w:r>
+          </w:p>
+        </w:tc>
+      </w:tr>
+      <w:tr>
+        <w:trPr>
+          <w:cantSplit/>
+        </w:trPr>
+        <w:tc>
+          <w:tcPr>
+            <w:tcW w:type="dxa" w:w="1959"/>
+            <w:tcBorders>
+              <w:top w:val="single" w:color="E9ECEF" w:sz="4"/>
+              <w:left w:val="single" w:color="E9ECEF" w:sz="4"/>
+              <w:bottom w:val="single" w:color="E9ECEF" w:sz="4"/>
+              <w:right w:val="single" w:color="E9ECEF" w:sz="4"/>
+            </w:tcBorders>
+            <w:shd w:fill="F8F9FA" w:val="clear"/>
+            <w:tcMar>
+              <w:top w:type="dxa" w:w="100"/>
+              <w:left w:type="dxa" w:w="140"/>
+              <w:bottom w:type="dxa" w:w="100"/>
+              <w:right w:type="dxa" w:w="140"/>
+            </w:tcMar>
+            <w:vAlign w:val="center"/>
+          </w:tcPr>
+          <w:p>
+            <w:pPr>
+              <w:jc w:val="left"/>
+            </w:pPr>
+            <w:r>
+              <w:rPr>
+                <w:rFonts w:ascii="Open Sans" w:cs="Open Sans" w:eastAsia="Open Sans" w:hAnsi="Open Sans"/>
+                <w:b w:val="false"/>
+                <w:bCs w:val="false"/>
+                <w:color w:val="59595B"/>
+                <w:sz w:val="20"/>
+                <w:szCs w:val="20"/>
+              </w:rPr>
+              <w:t xml:space="preserve">Data leakage</w:t>
+            </w:r>
+          </w:p>
+        </w:tc>
+        <w:tc>
+          <w:tcPr>
+            <w:tcW w:type="dxa" w:w="3700"/>
+            <w:tcBorders>
+              <w:top w:val="single" w:color="E9ECEF" w:sz="4"/>
+              <w:left w:val="single" w:color="E9ECEF" w:sz="4"/>
+              <w:bottom w:val="single" w:color="E9ECEF" w:sz="4"/>
+              <w:right w:val="single" w:color="E9ECEF" w:sz="4"/>
+            </w:tcBorders>
+            <w:shd w:fill="F8F9FA" w:val="clear"/>
+            <w:tcMar>
+              <w:top w:type="dxa" w:w="100"/>
+              <w:left w:type="dxa" w:w="140"/>
+              <w:bottom w:type="dxa" w:w="100"/>
+              <w:right w:type="dxa" w:w="140"/>
+            </w:tcMar>
+            <w:vAlign w:val="center"/>
+          </w:tcPr>
+          <w:p>
+            <w:pPr>
+              <w:jc w:val="left"/>
+            </w:pPr>
+            <w:r>
+              <w:rPr>
+                <w:rFonts w:ascii="Open Sans" w:cs="Open Sans" w:eastAsia="Open Sans" w:hAnsi="Open Sans"/>
+                <w:b w:val="false"/>
+                <w:bCs w:val="false"/>
+                <w:color w:val="59595B"/>
+                <w:sz w:val="20"/>
+                <w:szCs w:val="20"/>
+              </w:rPr>
+              <w:t xml:space="preserve">Attendee badge and contact data pasted into public tools can escape</w:t>
+            </w:r>
+          </w:p>
+        </w:tc>
+        <w:tc>
+          <w:tcPr>
+            <w:tcW w:type="dxa" w:w="3701"/>
+            <w:tcBorders>
+              <w:top w:val="single" w:color="E9ECEF" w:sz="4"/>
+              <w:left w:val="single" w:color="E9ECEF" w:sz="4"/>
+              <w:bottom w:val="single" w:color="E9ECEF" w:sz="4"/>
+              <w:right w:val="single" w:color="E9ECEF" w:sz="4"/>
+            </w:tcBorders>
+            <w:shd w:fill="F8F9FA" w:val="clear"/>
+            <w:tcMar>
+              <w:top w:type="dxa" w:w="100"/>
+              <w:left w:type="dxa" w:w="140"/>
+              <w:bottom w:type="dxa" w:w="100"/>
+              <w:right w:type="dxa" w:w="140"/>
+            </w:tcMar>
+            <w:vAlign w:val="center"/>
+          </w:tcPr>
+          <w:p>
+            <w:pPr>
+              <w:jc w:val="left"/>
+            </w:pPr>
+            <w:r>
+              <w:rPr>
+                <w:rFonts w:ascii="Open Sans" w:cs="Open Sans" w:eastAsia="Open Sans" w:hAnsi="Open Sans"/>
+                <w:b w:val="false"/>
+                <w:bCs w:val="false"/>
+                <w:color w:val="59595B"/>
+                <w:sz w:val="20"/>
+                <w:szCs w:val="20"/>
+              </w:rPr>
+              <w:t xml:space="preserve">Private, governed AI deployments - attendee PII and client data never touch a public model; capture runs inside CCPA/CPRA, CAN-SPAM, and TCPA rules</w:t>
+            </w:r>
+          </w:p>
+        </w:tc>
+      </w:tr>
+      <w:tr>
+        <w:trPr>
+          <w:cantSplit/>
+        </w:trPr>
+        <w:tc>
+          <w:tcPr>
+            <w:tcW w:type="dxa" w:w="1959"/>
+            <w:tcBorders>
+              <w:top w:val="single" w:color="E9ECEF" w:sz="4"/>
+              <w:left w:val="single" w:color="E9ECEF" w:sz="4"/>
+              <w:bottom w:val="single" w:color="E9ECEF" w:sz="4"/>
+              <w:right w:val="single" w:color="E9ECEF" w:sz="4"/>
+            </w:tcBorders>
+            <w:shd w:fill="FFFFFF" w:val="clear"/>
+            <w:tcMar>
+              <w:top w:type="dxa" w:w="100"/>
+              <w:left w:type="dxa" w:w="140"/>
+              <w:bottom w:type="dxa" w:w="100"/>
+              <w:right w:type="dxa" w:w="140"/>
+            </w:tcMar>
+            <w:vAlign w:val="center"/>
+          </w:tcPr>
+          <w:p>
+            <w:pPr>
+              <w:jc w:val="left"/>
+            </w:pPr>
+            <w:r>
+              <w:rPr>
+                <w:rFonts w:ascii="Open Sans" w:cs="Open Sans" w:eastAsia="Open Sans" w:hAnsi="Open Sans"/>
+                <w:b w:val="false"/>
+                <w:bCs w:val="false"/>
+                <w:color w:val="59595B"/>
+                <w:sz w:val="20"/>
+                <w:szCs w:val="20"/>
+              </w:rPr>
+              <w:t xml:space="preserve">Compliance &amp; accountability</w:t>
+            </w:r>
+          </w:p>
+        </w:tc>
+        <w:tc>
+          <w:tcPr>
+            <w:tcW w:type="dxa" w:w="3700"/>
+            <w:tcBorders>
+              <w:top w:val="single" w:color="E9ECEF" w:sz="4"/>
+              <w:left w:val="single" w:color="E9ECEF" w:sz="4"/>
+              <w:bottom w:val="single" w:color="E9ECEF" w:sz="4"/>
+              <w:right w:val="single" w:color="E9ECEF" w:sz="4"/>
+            </w:tcBorders>
+            <w:shd w:fill="FFFFFF" w:val="clear"/>
+            <w:tcMar>
+              <w:top w:type="dxa" w:w="100"/>
+              <w:left w:type="dxa" w:w="140"/>
+              <w:bottom w:type="dxa" w:w="100"/>
+              <w:right w:type="dxa" w:w="140"/>
+            </w:tcMar>
+            <w:vAlign w:val="center"/>
+          </w:tcPr>
+          <w:p>
+            <w:pPr>
+              <w:jc w:val="left"/>
+            </w:pPr>
+            <w:r>
+              <w:rPr>
+                <w:rFonts w:ascii="Open Sans" w:cs="Open Sans" w:eastAsia="Open Sans" w:hAnsi="Open Sans"/>
+                <w:b w:val="false"/>
+                <w:bCs w:val="false"/>
+                <w:color w:val="59595B"/>
+                <w:sz w:val="20"/>
+                <w:szCs w:val="20"/>
+              </w:rPr>
+              <w:t xml:space="preserve">Untracked AI tools create gaps - including an undisclosed booth chatbot</w:t>
+            </w:r>
+          </w:p>
+        </w:tc>
+        <w:tc>
+          <w:tcPr>
+            <w:tcW w:type="dxa" w:w="3701"/>
+            <w:tcBorders>
+              <w:top w:val="single" w:color="E9ECEF" w:sz="4"/>
+              <w:left w:val="single" w:color="E9ECEF" w:sz="4"/>
+              <w:bottom w:val="single" w:color="E9ECEF" w:sz="4"/>
+              <w:right w:val="single" w:color="E9ECEF" w:sz="4"/>
+            </w:tcBorders>
+            <w:shd w:fill="FFFFFF" w:val="clear"/>
+            <w:tcMar>
+              <w:top w:type="dxa" w:w="100"/>
+              <w:left w:type="dxa" w:w="140"/>
+              <w:bottom w:type="dxa" w:w="100"/>
+              <w:right w:type="dxa" w:w="140"/>
+            </w:tcMar>
+            <w:vAlign w:val="center"/>
+          </w:tcPr>
+          <w:p>
+            <w:pPr>
+              <w:jc w:val="left"/>
+            </w:pPr>
+            <w:r>
+              <w:rPr>
+                <w:rFonts w:ascii="Open Sans" w:cs="Open Sans" w:eastAsia="Open Sans" w:hAnsi="Open Sans"/>
+                <w:b w:val="false"/>
+                <w:bCs w:val="false"/>
+                <w:color w:val="59595B"/>
+                <w:sz w:val="20"/>
+                <w:szCs w:val="20"/>
+              </w:rPr>
+              <w:t xml:space="preserve">Every AI tool inventoried with owner, vendor, and data source; the on-floor concierge discloses it is an assistant (California SB 1001), led by a CISSP-certified team</w:t>
+            </w:r>
+          </w:p>
+        </w:tc>
+      </w:tr>
+    </w:tbl>
+    <w:p>
+      <w:pPr>
+        <w:spacing w:after="0" w:before="140"/>
+      </w:pPr>
+      <w:r>
+        <w:t xml:space="preserve"/>
+      </w:r>
+    </w:p>
+    <w:p>
+      <w:pPr>
+        <w:pStyle w:val="Heading2"/>
+        <w:keepNext/>
+        <w:keepLines/>
+        <w:spacing w:after="120" w:before="280"/>
+      </w:pPr>
+      <w:r>
+        <w:rPr>
+          <w:rFonts w:ascii="Open Sans" w:cs="Open Sans" w:eastAsia="Open Sans" w:hAnsi="Open Sans"/>
+          <w:b/>
+          <w:bCs/>
+          <w:color w:val="006DB6"/>
+          <w:sz w:val="26"/>
+          <w:szCs w:val="26"/>
+        </w:rPr>
+        <w:t xml:space="preserve">What Comparable Businesses Are Already Doing</w:t>
+      </w:r>
+    </w:p>
+    <w:p>
+      <w:pPr>
+        <w:pStyle w:val="ListParagraph"/>
+        <w:numPr>
+          <w:ilvl w:val="0"/>
+          <w:numId w:val="2"/>
+        </w:numPr>
+        <w:spacing w:after="80" w:before="40" w:line="300"/>
+      </w:pPr>
+      <w:r>
+        <w:rPr>
+          <w:rFonts w:ascii="Open Sans" w:cs="Open Sans" w:eastAsia="Open Sans" w:hAnsi="Open Sans"/>
+          <w:color w:val="59595B"/>
+          <w:sz w:val="22"/>
+          <w:szCs w:val="22"/>
+        </w:rPr>
+        <w:t xml:space="preserve">Experiential &amp; exhibit marketing: exhibitors are moving to AI lead capture and instant post-show nurture because digital capture converts far better than a stack of paper cards left to go cold for a week.</w:t>
+      </w:r>
+    </w:p>
+    <w:p>
+      <w:pPr>
+        <w:pStyle w:val="ListParagraph"/>
+        <w:numPr>
+          <w:ilvl w:val="0"/>
+          <w:numId w:val="2"/>
+        </w:numPr>
+        <w:spacing w:after="80" w:before="40" w:line="300"/>
+      </w:pPr>
+      <w:r>
+        <w:rPr>
+          <w:rFonts w:ascii="Open Sans" w:cs="Open Sans" w:eastAsia="Open Sans" w:hAnsi="Open Sans"/>
+          <w:color w:val="59595B"/>
+          <w:sz w:val="22"/>
+          <w:szCs w:val="22"/>
+        </w:rPr>
+        <w:t xml:space="preserve">Local service businesses: multi-location operators are using AI-search optimization to become the cited answer when buyers ask AI tools "who is the best [trade] near me?" - capturing demand competitors never see.</w:t>
+      </w:r>
+    </w:p>
+    <w:p>
+      <w:pPr>
+        <w:pStyle w:val="ListParagraph"/>
+        <w:numPr>
+          <w:ilvl w:val="0"/>
+          <w:numId w:val="2"/>
+        </w:numPr>
+        <w:spacing w:after="80" w:before="40" w:line="300"/>
+      </w:pPr>
+      <w:r>
+        <w:rPr>
+          <w:rFonts w:ascii="Open Sans" w:cs="Open Sans" w:eastAsia="Open Sans" w:hAnsi="Open Sans"/>
+          <w:color w:val="59595B"/>
+          <w:sz w:val="22"/>
+          <w:szCs w:val="22"/>
+        </w:rPr>
+        <w:t xml:space="preserve">Project-and-proposal businesses: design-and-bid firms are turning multi-day proposal and quote assembly into a same-day, review-ready draft - responding to more RFPs with the same team.</w:t>
+      </w:r>
+    </w:p>
+    <w:p>
+      <w:pPr>
+        <w:spacing w:after="140" w:before="40" w:line="320"/>
+        <w:jc w:val="both"/>
+      </w:pPr>
+      <w:r>
+        <w:rPr>
+          <w:rFonts w:ascii="Open Sans" w:cs="Open Sans" w:eastAsia="Open Sans" w:hAnsi="Open Sans"/>
+          <w:b w:val="false"/>
+          <w:bCs w:val="false"/>
+          <w:i/>
+          <w:iCs/>
+          <w:color w:val="59595B"/>
+          <w:sz w:val="19"/>
+          <w:szCs w:val="19"/>
+        </w:rPr>
+        <w:t xml:space="preserve">These are representative directions of travel across comparable industries, not guarantees; Skyline's own numbers would be confirmed in discovery. Technijian's specific, measured results from prior builds appear in Section 11 (Capability Proof), and the growth engine that puts them to work is in Section 13.</w:t>
+      </w:r>
+    </w:p>
+    <w:p>
+      <w:pPr>
+        <w:spacing w:after="0" w:before="140"/>
+      </w:pPr>
+      <w:r>
+        <w:t xml:space="preserve"/>
+      </w:r>
+    </w:p>
+    <w:p>
+      <w:pPr>
+        <w:pStyle w:val="Heading2"/>
+        <w:keepNext/>
+        <w:keepLines/>
+        <w:spacing w:after="120" w:before="280"/>
+      </w:pPr>
+      <w:r>
+        <w:rPr>
+          <w:rFonts w:ascii="Open Sans" w:cs="Open Sans" w:eastAsia="Open Sans" w:hAnsi="Open Sans"/>
+          <w:b/>
+          <w:bCs/>
+          <w:color w:val="006DB6"/>
+          <w:sz w:val="26"/>
+          <w:szCs w:val="26"/>
+        </w:rPr>
+        <w:t xml:space="preserve">A Day in the Life - A Skyline Exhibit Consultant</w:t>
+      </w:r>
+    </w:p>
+    <w:tbl>
+      <w:tblPr>
+        <w:tblW w:type="dxa" w:w="9360"/>
+        <w:tblBorders>
+          <w:top w:val="single" w:color="auto" w:sz="4"/>
+          <w:left w:val="single" w:color="auto" w:sz="4"/>
+          <w:bottom w:val="single" w:color="auto" w:sz="4"/>
+          <w:right w:val="single" w:color="auto" w:sz="4"/>
+          <w:insideH w:val="single" w:color="auto" w:sz="4"/>
+          <w:insideV w:val="single" w:color="auto" w:sz="4"/>
+        </w:tblBorders>
+      </w:tblPr>
+      <w:tblGrid>
+        <w:gridCol w:w="80"/>
+        <w:gridCol w:w="9280"/>
+      </w:tblGrid>
+      <w:tr>
+        <w:trPr>
+          <w:cantSplit/>
+        </w:trPr>
+        <w:tc>
+          <w:tcPr>
+            <w:tcW w:type="dxa" w:w="80"/>
+            <w:tcBorders>
+              <w:top w:val="none" w:color="FFFFFF" w:sz="0"/>
+              <w:left w:val="none" w:color="FFFFFF" w:sz="0"/>
+              <w:bottom w:val="none" w:color="FFFFFF" w:sz="0"/>
+              <w:right w:val="none" w:color="FFFFFF" w:sz="0"/>
+            </w:tcBorders>
+            <w:shd w:fill="006DB6" w:val="clear"/>
+          </w:tcPr>
+          <w:p>
+            <w:r>
+              <w:t xml:space="preserve"/>
+            </w:r>
+          </w:p>
+        </w:tc>
+        <w:tc>
+          <w:tcPr>
+            <w:tcW w:type="dxa" w:w="9280"/>
+            <w:tcBorders>
+              <w:top w:val="none" w:color="FFFFFF" w:sz="0"/>
+              <w:left w:val="none" w:color="FFFFFF" w:sz="0"/>
+              <w:bottom w:val="none" w:color="FFFFFF" w:sz="0"/>
+              <w:right w:val="none" w:color="FFFFFF" w:sz="0"/>
+            </w:tcBorders>
+            <w:shd w:fill="F8F9FA" w:val="clear"/>
+            <w:tcMar>
+              <w:top w:type="dxa" w:w="160"/>
+              <w:left w:type="dxa" w:w="240"/>
+              <w:bottom w:type="dxa" w:w="160"/>
+              <w:right w:type="dxa" w:w="200"/>
+            </w:tcMar>
+          </w:tcPr>
+          <w:p>
+            <w:pPr>
+              <w:keepNext/>
+              <w:keepLines/>
+              <w:spacing w:after="80" w:before="80"/>
+            </w:pPr>
+            <w:r>
+              <w:rPr>
+                <w:rFonts w:ascii="Open Sans" w:cs="Open Sans" w:eastAsia="Open Sans" w:hAnsi="Open Sans"/>
+                <w:b/>
+                <w:bCs/>
+                <w:color w:val="006DB6"/>
+                <w:sz w:val="22"/>
+                <w:szCs w:val="22"/>
+              </w:rPr>
+              <w:t xml:space="preserve">Before vs. After AI</w:t>
+            </w:r>
+          </w:p>
+          <w:p>
+            <w:pPr>
+              <w:keepNext/>
+              <w:keepLines/>
+              <w:spacing w:after="60" w:before="40" w:line="300"/>
+            </w:pPr>
+            <w:r>
+              <w:rPr>
+                <w:rFonts w:ascii="Open Sans" w:cs="Open Sans" w:eastAsia="Open Sans" w:hAnsi="Open Sans"/>
+                <w:color w:val="59595B"/>
+                <w:sz w:val="20"/>
+                <w:szCs w:val="20"/>
+              </w:rPr>
+              <w:t xml:space="preserve">TODAY: A consultant fields an RFP, hunts through old files for a comparable past build, re-keys booth dimensions and graphics specs, assembles a rate sheet by hand across design, fabrication, I&amp;D, drayage, and storage, and sends a first concept days later - while a faster competitor has already answered. After the show, the captured cards sit in a pile until someone has time to follow up.</w:t>
+            </w:r>
+          </w:p>
+          <w:p>
+            <w:pPr>
+              <w:keepNext w:val="false"/>
+              <w:keepLines/>
+              <w:spacing w:after="60" w:before="40" w:line="300"/>
+            </w:pPr>
+            <w:r>
+              <w:rPr>
+                <w:rFonts w:ascii="Open Sans" w:cs="Open Sans" w:eastAsia="Open Sans" w:hAnsi="Open Sans"/>
+                <w:color w:val="59595B"/>
+                <w:sz w:val="20"/>
+                <w:szCs w:val="20"/>
+              </w:rPr>
+              <w:t xml:space="preserve">WITH AI: The RFP lands and an AI assistant drafts a first concept narrative and a rate-sheet quote in minutes - pulling from a searchable memory of forty years of builds - which the consultant reviews and approves the same day. On the floor, the AI-enabled booth captures and enriches every lead and drafts the personalized follow-up instantly. The expertise is captured in a system, so the same standard holds across every consultant and survives a new hire or a succession.</w:t>
+            </w:r>
+          </w:p>
+        </w:tc>
+      </w:tr>
+    </w:tbl>
+    <w:p>
+      <w:pPr>
+        <w:spacing w:after="0" w:before="140"/>
+      </w:pPr>
+      <w:r>
+        <w:t xml:space="preserve"/>
+      </w:r>
+    </w:p>
+    <w:p>
+      <w:pPr>
+        <w:pStyle w:val="Heading2"/>
+        <w:keepNext/>
+        <w:keepLines/>
+        <w:spacing w:after="120" w:before="280"/>
+      </w:pPr>
+      <w:r>
+        <w:rPr>
+          <w:rFonts w:ascii="Open Sans" w:cs="Open Sans" w:eastAsia="Open Sans" w:hAnsi="Open Sans"/>
+          <w:b/>
+          <w:bCs/>
+          <w:color w:val="006DB6"/>
+          <w:sz w:val="26"/>
+          <w:szCs w:val="26"/>
+        </w:rPr>
+        <w:t xml:space="preserve">Why a Partner - vs. Hiring or Doing It Yourself</w:t>
+      </w:r>
+    </w:p>
+    <w:tbl>
+      <w:tblPr>
+        <w:tblW w:type="dxa" w:w="9360"/>
+        <w:tblBorders>
+          <w:top w:val="single" w:color="auto" w:sz="4"/>
+          <w:left w:val="single" w:color="auto" w:sz="4"/>
+          <w:bottom w:val="single" w:color="auto" w:sz="4"/>
+          <w:right w:val="single" w:color="auto" w:sz="4"/>
+          <w:insideH w:val="single" w:color="auto" w:sz="4"/>
+          <w:insideV w:val="single" w:color="auto" w:sz="4"/>
+        </w:tblBorders>
+      </w:tblPr>
+      <w:tblGrid>
+        <w:gridCol w:w="2269"/>
+        <w:gridCol w:w="7091"/>
+      </w:tblGrid>
+      <w:tr>
+        <w:trPr>
+          <w:cantSplit/>
+          <w:tblHeader/>
+        </w:trPr>
+        <w:tc>
+          <w:tcPr>
+            <w:tcW w:type="dxa" w:w="2269"/>
+            <w:tcBorders>
+              <w:top w:val="single" w:color="E9ECEF" w:sz="4"/>
+              <w:left w:val="single" w:color="E9ECEF" w:sz="4"/>
+              <w:bottom w:val="single" w:color="E9ECEF" w:sz="4"/>
+              <w:right w:val="single" w:color="E9ECEF" w:sz="4"/>
+            </w:tcBorders>
+            <w:shd w:fill="006DB6" w:val="clear"/>
+            <w:tcMar>
+              <w:top w:type="dxa" w:w="120"/>
+              <w:left w:type="dxa" w:w="140"/>
+              <w:bottom w:type="dxa" w:w="120"/>
+              <w:right w:type="dxa" w:w="140"/>
+            </w:tcMar>
+            <w:vAlign w:val="center"/>
+          </w:tcPr>
+          <w:p>
+            <w:pPr>
+              <w:jc w:val="left"/>
+            </w:pPr>
+            <w:r>
+              <w:rPr>
+                <w:rFonts w:ascii="Open Sans" w:cs="Open Sans" w:eastAsia="Open Sans" w:hAnsi="Open Sans"/>
+                <w:b/>
+                <w:bCs/>
+                <w:color w:val="FFFFFF"/>
+                <w:sz w:val="20"/>
+                <w:szCs w:val="20"/>
+              </w:rPr>
+              <w:t xml:space="preserve">Path</w:t>
+            </w:r>
+          </w:p>
+        </w:tc>
+        <w:tc>
+          <w:tcPr>
+            <w:tcW w:type="dxa" w:w="7091"/>
+            <w:tcBorders>
+              <w:top w:val="single" w:color="E9ECEF" w:sz="4"/>
+              <w:left w:val="single" w:color="E9ECEF" w:sz="4"/>
+              <w:bottom w:val="single" w:color="E9ECEF" w:sz="4"/>
+              <w:right w:val="single" w:color="E9ECEF" w:sz="4"/>
+            </w:tcBorders>
+            <w:shd w:fill="006DB6" w:val="clear"/>
+            <w:tcMar>
+              <w:top w:type="dxa" w:w="120"/>
+              <w:left w:type="dxa" w:w="140"/>
+              <w:bottom w:type="dxa" w:w="120"/>
+              <w:right w:type="dxa" w:w="140"/>
+            </w:tcMar>
+            <w:vAlign w:val="center"/>
+          </w:tcPr>
+          <w:p>
+            <w:pPr>
+              <w:jc w:val="left"/>
+            </w:pPr>
+            <w:r>
+              <w:rPr>
+                <w:rFonts w:ascii="Open Sans" w:cs="Open Sans" w:eastAsia="Open Sans" w:hAnsi="Open Sans"/>
+                <w:b/>
+                <w:bCs/>
+                <w:color w:val="FFFFFF"/>
+                <w:sz w:val="20"/>
+                <w:szCs w:val="20"/>
+              </w:rPr>
+              <w:t xml:space="preserve">Reality</w:t>
+            </w:r>
+          </w:p>
+        </w:tc>
+      </w:tr>
+      <w:tr>
+        <w:trPr>
+          <w:cantSplit/>
+        </w:trPr>
+        <w:tc>
+          <w:tcPr>
+            <w:tcW w:type="dxa" w:w="2269"/>
+            <w:tcBorders>
+              <w:top w:val="single" w:color="E9ECEF" w:sz="4"/>
+              <w:left w:val="single" w:color="E9ECEF" w:sz="4"/>
+              <w:bottom w:val="single" w:color="E9ECEF" w:sz="4"/>
+              <w:right w:val="single" w:color="E9ECEF" w:sz="4"/>
+            </w:tcBorders>
+            <w:shd w:fill="FFFFFF" w:val="clear"/>
+            <w:tcMar>
+              <w:top w:type="dxa" w:w="100"/>
+              <w:left w:type="dxa" w:w="140"/>
+              <w:bottom w:type="dxa" w:w="100"/>
+              <w:right w:type="dxa" w:w="140"/>
+            </w:tcMar>
+            <w:vAlign w:val="center"/>
+          </w:tcPr>
+          <w:p>
+            <w:pPr>
+              <w:jc w:val="left"/>
+            </w:pPr>
+            <w:r>
+              <w:rPr>
+                <w:rFonts w:ascii="Open Sans" w:cs="Open Sans" w:eastAsia="Open Sans" w:hAnsi="Open Sans"/>
+                <w:b w:val="false"/>
+                <w:bCs w:val="false"/>
+                <w:color w:val="59595B"/>
+                <w:sz w:val="20"/>
+                <w:szCs w:val="20"/>
+              </w:rPr>
+              <w:t xml:space="preserve">DIY tools</w:t>
+            </w:r>
+          </w:p>
+        </w:tc>
+        <w:tc>
+          <w:tcPr>
+            <w:tcW w:type="dxa" w:w="7091"/>
+            <w:tcBorders>
+              <w:top w:val="single" w:color="E9ECEF" w:sz="4"/>
+              <w:left w:val="single" w:color="E9ECEF" w:sz="4"/>
+              <w:bottom w:val="single" w:color="E9ECEF" w:sz="4"/>
+              <w:right w:val="single" w:color="E9ECEF" w:sz="4"/>
+            </w:tcBorders>
+            <w:shd w:fill="FFFFFF" w:val="clear"/>
+            <w:tcMar>
+              <w:top w:type="dxa" w:w="100"/>
+              <w:left w:type="dxa" w:w="140"/>
+              <w:bottom w:type="dxa" w:w="100"/>
+              <w:right w:type="dxa" w:w="140"/>
+            </w:tcMar>
+            <w:vAlign w:val="center"/>
+          </w:tcPr>
+          <w:p>
+            <w:pPr>
+              <w:jc w:val="left"/>
+            </w:pPr>
+            <w:r>
+              <w:rPr>
+                <w:rFonts w:ascii="Open Sans" w:cs="Open Sans" w:eastAsia="Open Sans" w:hAnsi="Open Sans"/>
+                <w:b w:val="false"/>
+                <w:bCs w:val="false"/>
+                <w:color w:val="59595B"/>
+                <w:sz w:val="20"/>
+                <w:szCs w:val="20"/>
+              </w:rPr>
+              <w:t xml:space="preserve">Inexpensive, but Skyline assembles, secures, and governs everything - and owns the three risks above alone</w:t>
+            </w:r>
+          </w:p>
+        </w:tc>
+      </w:tr>
+      <w:tr>
+        <w:trPr>
+          <w:cantSplit/>
+        </w:trPr>
+        <w:tc>
+          <w:tcPr>
+            <w:tcW w:type="dxa" w:w="2269"/>
+            <w:tcBorders>
+              <w:top w:val="single" w:color="E9ECEF" w:sz="4"/>
+              <w:left w:val="single" w:color="E9ECEF" w:sz="4"/>
+              <w:bottom w:val="single" w:color="E9ECEF" w:sz="4"/>
+              <w:right w:val="single" w:color="E9ECEF" w:sz="4"/>
+            </w:tcBorders>
+            <w:shd w:fill="F8F9FA" w:val="clear"/>
+            <w:tcMar>
+              <w:top w:type="dxa" w:w="100"/>
+              <w:left w:type="dxa" w:w="140"/>
+              <w:bottom w:type="dxa" w:w="100"/>
+              <w:right w:type="dxa" w:w="140"/>
+            </w:tcMar>
+            <w:vAlign w:val="center"/>
+          </w:tcPr>
+          <w:p>
+            <w:pPr>
+              <w:jc w:val="left"/>
+            </w:pPr>
+            <w:r>
+              <w:rPr>
+                <w:rFonts w:ascii="Open Sans" w:cs="Open Sans" w:eastAsia="Open Sans" w:hAnsi="Open Sans"/>
+                <w:b w:val="false"/>
+                <w:bCs w:val="false"/>
+                <w:color w:val="59595B"/>
+                <w:sz w:val="20"/>
+                <w:szCs w:val="20"/>
+              </w:rPr>
+              <w:t xml:space="preserve">Hire in-house</w:t>
+            </w:r>
+          </w:p>
+        </w:tc>
+        <w:tc>
+          <w:tcPr>
+            <w:tcW w:type="dxa" w:w="7091"/>
+            <w:tcBorders>
+              <w:top w:val="single" w:color="E9ECEF" w:sz="4"/>
+              <w:left w:val="single" w:color="E9ECEF" w:sz="4"/>
+              <w:bottom w:val="single" w:color="E9ECEF" w:sz="4"/>
+              <w:right w:val="single" w:color="E9ECEF" w:sz="4"/>
+            </w:tcBorders>
+            <w:shd w:fill="F8F9FA" w:val="clear"/>
+            <w:tcMar>
+              <w:top w:type="dxa" w:w="100"/>
+              <w:left w:type="dxa" w:w="140"/>
+              <w:bottom w:type="dxa" w:w="100"/>
+              <w:right w:type="dxa" w:w="140"/>
+            </w:tcMar>
+            <w:vAlign w:val="center"/>
+          </w:tcPr>
+          <w:p>
+            <w:pPr>
+              <w:jc w:val="left"/>
+            </w:pPr>
+            <w:r>
+              <w:rPr>
+                <w:rFonts w:ascii="Open Sans" w:cs="Open Sans" w:eastAsia="Open Sans" w:hAnsi="Open Sans"/>
+                <w:b w:val="false"/>
+                <w:bCs w:val="false"/>
+                <w:color w:val="59595B"/>
+                <w:sz w:val="20"/>
+                <w:szCs w:val="20"/>
+              </w:rPr>
+              <w:t xml:space="preserve">A capable AI leader typically costs $180K+/year and is scarce, and one person cannot cover strategy, build, security, and governance</w:t>
+            </w:r>
+          </w:p>
+        </w:tc>
+      </w:tr>
+      <w:tr>
+        <w:trPr>
+          <w:cantSplit/>
+        </w:trPr>
+        <w:tc>
+          <w:tcPr>
+            <w:tcW w:type="dxa" w:w="2269"/>
+            <w:tcBorders>
+              <w:top w:val="single" w:color="E9ECEF" w:sz="4"/>
+              <w:left w:val="single" w:color="E9ECEF" w:sz="4"/>
+              <w:bottom w:val="single" w:color="E9ECEF" w:sz="4"/>
+              <w:right w:val="single" w:color="E9ECEF" w:sz="4"/>
+            </w:tcBorders>
+            <w:shd w:fill="FFFFFF" w:val="clear"/>
+            <w:tcMar>
+              <w:top w:type="dxa" w:w="100"/>
+              <w:left w:type="dxa" w:w="140"/>
+              <w:bottom w:type="dxa" w:w="100"/>
+              <w:right w:type="dxa" w:w="140"/>
+            </w:tcMar>
+            <w:vAlign w:val="center"/>
+          </w:tcPr>
+          <w:p>
+            <w:pPr>
+              <w:jc w:val="left"/>
+            </w:pPr>
+            <w:r>
+              <w:rPr>
+                <w:rFonts w:ascii="Open Sans" w:cs="Open Sans" w:eastAsia="Open Sans" w:hAnsi="Open Sans"/>
+                <w:b/>
+                <w:bCs/>
+                <w:color w:val="59595B"/>
+                <w:sz w:val="20"/>
+                <w:szCs w:val="20"/>
+              </w:rPr>
+              <w:t xml:space="preserve">Partner (Technijian)</w:t>
+            </w:r>
+          </w:p>
+        </w:tc>
+        <w:tc>
+          <w:tcPr>
+            <w:tcW w:type="dxa" w:w="7091"/>
+            <w:tcBorders>
+              <w:top w:val="single" w:color="E9ECEF" w:sz="4"/>
+              <w:left w:val="single" w:color="E9ECEF" w:sz="4"/>
+              <w:bottom w:val="single" w:color="E9ECEF" w:sz="4"/>
+              <w:right w:val="single" w:color="E9ECEF" w:sz="4"/>
+            </w:tcBorders>
+            <w:shd w:fill="FFFFFF" w:val="clear"/>
+            <w:tcMar>
+              <w:top w:type="dxa" w:w="100"/>
+              <w:left w:type="dxa" w:w="140"/>
+              <w:bottom w:type="dxa" w:w="100"/>
+              <w:right w:type="dxa" w:w="140"/>
+            </w:tcMar>
+            <w:vAlign w:val="center"/>
+          </w:tcPr>
+          <w:p>
+            <w:pPr>
+              <w:jc w:val="left"/>
+            </w:pPr>
+            <w:r>
+              <w:rPr>
+                <w:rFonts w:ascii="Open Sans" w:cs="Open Sans" w:eastAsia="Open Sans" w:hAnsi="Open Sans"/>
+                <w:b/>
+                <w:bCs/>
+                <w:color w:val="59595B"/>
+                <w:sz w:val="20"/>
+                <w:szCs w:val="20"/>
+              </w:rPr>
+              <w:t xml:space="preserve">Strategy, build, security, and governance in one team at a fraction of a hire - with proven builds and CISSP-led security, plus a booth platform Skyline owns and resells</w:t>
+            </w:r>
+          </w:p>
+        </w:tc>
+      </w:tr>
+    </w:tbl>
+    <w:p>
+      <w:pPr>
+        <w:spacing w:after="140" w:before="100" w:line="320"/>
+        <w:jc w:val="both"/>
+      </w:pPr>
+      <w:r>
+        <w:rPr>
+          <w:rFonts w:ascii="Open Sans" w:cs="Open Sans" w:eastAsia="Open Sans" w:hAnsi="Open Sans"/>
+          <w:b w:val="false"/>
+          <w:bCs w:val="false"/>
+          <w:i/>
+          <w:iCs/>
+          <w:color w:val="59595B"/>
+          <w:sz w:val="18"/>
+          <w:szCs w:val="18"/>
+        </w:rPr>
+        <w:t xml:space="preserve">Sources cited in this section: MIT Sloan Management (AI literacy); Anthropic (AI system design); a widely-used five-stage AI maturity model (consistent with Gartner and Google Cloud frameworks); U.S. NIST AI Risk Management Framework. Full references in the Appendix.</w:t>
+      </w:r>
+    </w:p>
+    <w:p>
+      <w:pPr>
+        <w:pStyle w:val="Heading1"/>
+        <w:keepNext/>
+        <w:pageBreakBefore/>
+        <w:spacing w:after="120" w:before="0" w:line="240"/>
+      </w:pPr>
+      <w:r>
+        <w:rPr>
+          <w:rFonts w:ascii="Open Sans" w:cs="Open Sans" w:eastAsia="Open Sans" w:hAnsi="Open Sans"/>
+          <w:color w:val="FFFFFF"/>
+          <w:sz w:val="2"/>
+          <w:szCs w:val="2"/>
+        </w:rPr>
+        <w:t xml:space="preserve">13  How AI Transforms Skyline OC's Growth Engine</w:t>
+      </w:r>
+    </w:p>
+    <w:tbl>
+      <w:tblPr>
+        <w:tblW w:type="dxa" w:w="9360"/>
+        <w:tblBorders>
+          <w:top w:val="none" w:color="FFFFFF" w:sz="0"/>
+          <w:left w:val="none" w:color="FFFFFF" w:sz="0"/>
+          <w:bottom w:val="none" w:color="FFFFFF" w:sz="0"/>
+          <w:right w:val="none" w:color="FFFFFF" w:sz="0"/>
+          <w:insideH w:val="single" w:color="auto" w:sz="4"/>
+          <w:insideV w:val="single" w:color="auto" w:sz="4"/>
+        </w:tblBorders>
+      </w:tblPr>
+      <w:tblGrid>
+        <w:gridCol w:w="120"/>
+        <w:gridCol w:w="9240"/>
+      </w:tblGrid>
+      <w:tr>
+        <w:tc>
+          <w:tcPr>
+            <w:tcW w:type="dxa" w:w="120"/>
+            <w:tcBorders>
+              <w:top w:val="none" w:color="FFFFFF" w:sz="0"/>
+              <w:left w:val="none" w:color="FFFFFF" w:sz="0"/>
+              <w:bottom w:val="none" w:color="FFFFFF" w:sz="0"/>
+              <w:right w:val="none" w:color="FFFFFF" w:sz="0"/>
+            </w:tcBorders>
+            <w:shd w:fill="006DB6" w:val="clear"/>
+          </w:tcPr>
+          <w:p>
+            <w:r>
+              <w:t xml:space="preserve"/>
+            </w:r>
+          </w:p>
+        </w:tc>
+        <w:tc>
+          <w:tcPr>
+            <w:tcW w:type="dxa" w:w="9240"/>
+            <w:tcBorders>
+              <w:top w:val="none" w:color="FFFFFF" w:sz="0"/>
+              <w:left w:val="none" w:color="FFFFFF" w:sz="0"/>
+              <w:bottom w:val="none" w:color="FFFFFF" w:sz="0"/>
+              <w:right w:val="none" w:color="FFFFFF" w:sz="0"/>
+            </w:tcBorders>
+            <w:tcMar>
+              <w:top w:type="dxa" w:w="100"/>
+              <w:left w:type="dxa" w:w="200"/>
+              <w:bottom w:type="dxa" w:w="100"/>
+              <w:right w:type="dxa" w:w="0"/>
+            </w:tcMar>
+            <w:vAlign w:val="center"/>
+          </w:tcPr>
+          <w:p>
+            <w:r>
+              <w:rPr>
+                <w:rFonts w:ascii="Open Sans" w:cs="Open Sans" w:eastAsia="Open Sans" w:hAnsi="Open Sans"/>
+                <w:b/>
+                <w:bCs/>
+                <w:color w:val="006DB6"/>
+                <w:sz w:val="34"/>
+                <w:szCs w:val="34"/>
+              </w:rPr>
+              <w:t xml:space="preserve">13  How AI Transforms Skyline OC's Growth Engine</w:t>
             </w:r>
           </w:p>
         </w:tc>
@@ -16465,7 +19294,8 @@
       <w:pPr>
         <w:pStyle w:val="Heading1"/>
         <w:keepNext/>
-        <w:spacing w:after="120" w:before="480" w:line="240"/>
+        <w:pageBreakBefore/>
+        <w:spacing w:after="120" w:before="0" w:line="240"/>
       </w:pPr>
       <w:r>
         <w:rPr>
@@ -16474,7 +19304,7 @@
           <w:sz w:val="2"/>
           <w:szCs w:val="2"/>
         </w:rPr>
-        <w:t xml:space="preserve">13  Business Impact &amp; Service Investment</w:t>
+        <w:t xml:space="preserve">14  Business Impact &amp; Service Investment</w:t>
       </w:r>
     </w:p>
     <w:tbl>
@@ -16538,7 +19368,7 @@
                 <w:sz w:val="34"/>
                 <w:szCs w:val="34"/>
               </w:rPr>
-              <w:t xml:space="preserve">13  Business Impact &amp; Service Investment</w:t>
+              <w:t xml:space="preserve">14  Business Impact &amp; Service Investment</w:t>
             </w:r>
           </w:p>
         </w:tc>
@@ -16568,7 +19398,7 @@
           <w:sz w:val="22"/>
           <w:szCs w:val="22"/>
         </w:rPr>
-        <w:t xml:space="preserve">The plan is built to start small and expand. Rather than ask for the full program up front, it begins with a focused, low-commitment entry that pays for itself on the highest near-term levers - AI-search authority, reputation, capture-and-nurture, and a strategy workshop - and expands into the AI-enabled booth platform, the AI quote engine, and the design memory only as the results prove out. The model below is built from public information and conservative assumptions, because Skyline's internal numbers were not available for this draft. Every figure is estimated; the discovery questions in Section 16 replace them with real baselines.</w:t>
+        <w:t xml:space="preserve">The plan is built to start small and expand. Rather than ask for the full program up front, it begins with a focused, low-commitment entry that pays for itself on the highest near-term levers - AI-search authority, reputation, capture-and-nurture, and a strategy workshop - and expands into the AI-enabled booth platform, the AI quote engine, and the design memory only as the results prove out. The model below is built from public information and conservative assumptions, because Skyline's internal numbers were not available for this draft. Every figure is estimated; the discovery questions in Section 17 replace them with real baselines.</w:t>
       </w:r>
     </w:p>
     <w:p>
@@ -18749,6 +21579,274 @@
         <w:t xml:space="preserve"/>
       </w:r>
     </w:p>
+    <w:tbl>
+      <w:tblPr>
+        <w:tblW w:type="dxa" w:w="9360"/>
+        <w:tblBorders>
+          <w:top w:val="single" w:color="auto" w:sz="4"/>
+          <w:left w:val="single" w:color="auto" w:sz="4"/>
+          <w:bottom w:val="single" w:color="auto" w:sz="4"/>
+          <w:right w:val="single" w:color="auto" w:sz="4"/>
+          <w:insideH w:val="single" w:color="auto" w:sz="4"/>
+          <w:insideV w:val="single" w:color="auto" w:sz="4"/>
+        </w:tblBorders>
+      </w:tblPr>
+      <w:tblGrid>
+        <w:gridCol w:w="80"/>
+        <w:gridCol w:w="9280"/>
+      </w:tblGrid>
+      <w:tr>
+        <w:trPr>
+          <w:cantSplit/>
+        </w:trPr>
+        <w:tc>
+          <w:tcPr>
+            <w:tcW w:type="dxa" w:w="80"/>
+            <w:tcBorders>
+              <w:top w:val="none" w:color="FFFFFF" w:sz="0"/>
+              <w:left w:val="none" w:color="FFFFFF" w:sz="0"/>
+              <w:bottom w:val="none" w:color="FFFFFF" w:sz="0"/>
+              <w:right w:val="none" w:color="FFFFFF" w:sz="0"/>
+            </w:tcBorders>
+            <w:shd w:fill="F67D4B" w:val="clear"/>
+          </w:tcPr>
+          <w:p>
+            <w:r>
+              <w:t xml:space="preserve"/>
+            </w:r>
+          </w:p>
+        </w:tc>
+        <w:tc>
+          <w:tcPr>
+            <w:tcW w:type="dxa" w:w="9280"/>
+            <w:tcBorders>
+              <w:top w:val="none" w:color="FFFFFF" w:sz="0"/>
+              <w:left w:val="none" w:color="FFFFFF" w:sz="0"/>
+              <w:bottom w:val="none" w:color="FFFFFF" w:sz="0"/>
+              <w:right w:val="none" w:color="FFFFFF" w:sz="0"/>
+            </w:tcBorders>
+            <w:shd w:fill="F8F9FA" w:val="clear"/>
+            <w:tcMar>
+              <w:top w:type="dxa" w:w="160"/>
+              <w:left w:type="dxa" w:w="240"/>
+              <w:bottom w:type="dxa" w:w="160"/>
+              <w:right w:type="dxa" w:w="200"/>
+            </w:tcMar>
+          </w:tcPr>
+          <w:p>
+            <w:pPr>
+              <w:keepNext/>
+              <w:keepLines/>
+              <w:spacing w:after="80" w:before="80"/>
+            </w:pPr>
+            <w:r>
+              <w:rPr>
+                <w:rFonts w:ascii="Open Sans" w:cs="Open Sans" w:eastAsia="Open Sans" w:hAnsi="Open Sans"/>
+                <w:b/>
+                <w:bCs/>
+                <w:color w:val="F67D4B"/>
+                <w:sz w:val="22"/>
+                <w:szCs w:val="22"/>
+              </w:rPr>
+              <w:t xml:space="preserve">AI as a Managed Investment - Not a Leap of Faith</w:t>
+            </w:r>
+          </w:p>
+          <w:p>
+            <w:pPr>
+              <w:keepNext/>
+              <w:keepLines/>
+              <w:spacing w:after="60" w:before="40" w:line="300"/>
+            </w:pPr>
+            <w:r>
+              <w:rPr>
+                <w:rFonts w:ascii="Open Sans" w:cs="Open Sans" w:eastAsia="Open Sans" w:hAnsi="Open Sans"/>
+                <w:color w:val="59595B"/>
+                <w:sz w:val="20"/>
+                <w:szCs w:val="20"/>
+              </w:rPr>
+              <w:t xml:space="preserve">The reason most AI spending disappoints is not the technology - it is the lack of measurement. Industry research (McKinsey, State of AI 2025) finds roughly 88% of companies now use AI, but only about 39% see a real profit impact; the difference is discipline, not budget.</w:t>
+            </w:r>
+          </w:p>
+          <w:p>
+            <w:pPr>
+              <w:keepNext w:val="false"/>
+              <w:keepLines/>
+              <w:spacing w:after="60" w:before="40" w:line="300"/>
+            </w:pPr>
+            <w:r>
+              <w:rPr>
+                <w:rFonts w:ascii="Open Sans" w:cs="Open Sans" w:eastAsia="Open Sans" w:hAnsi="Open Sans"/>
+                <w:color w:val="59595B"/>
+                <w:sz w:val="20"/>
+                <w:szCs w:val="20"/>
+              </w:rPr>
+              <w:t xml:space="preserve">Technijian runs every engagement with stage-gates: we track adoption, then operational improvement, then financial benefit against total cost - and if a pilot does not clear its cost at the gate, we stop and re-scope. Skyline carries the upside, not blind risk.</w:t>
+            </w:r>
+          </w:p>
+        </w:tc>
+      </w:tr>
+    </w:tbl>
+    <w:p>
+      <w:pPr>
+        <w:spacing w:after="0" w:before="160"/>
+      </w:pPr>
+      <w:r>
+        <w:t xml:space="preserve"/>
+      </w:r>
+    </w:p>
+    <w:p>
+      <w:pPr>
+        <w:pStyle w:val="Heading2"/>
+        <w:keepNext/>
+        <w:keepLines/>
+        <w:spacing w:after="120" w:before="280"/>
+      </w:pPr>
+      <w:r>
+        <w:rPr>
+          <w:rFonts w:ascii="Open Sans" w:cs="Open Sans" w:eastAsia="Open Sans" w:hAnsi="Open Sans"/>
+          <w:b/>
+          <w:bCs/>
+          <w:color w:val="006DB6"/>
+          <w:sz w:val="26"/>
+          <w:szCs w:val="26"/>
+        </w:rPr>
+        <w:t xml:space="preserve">The Entry Offer - The 90-Day AI Visibility Pilot</w:t>
+      </w:r>
+    </w:p>
+    <w:p>
+      <w:pPr>
+        <w:spacing w:after="140" w:before="0" w:line="320"/>
+        <w:jc w:val="both"/>
+      </w:pPr>
+      <w:r>
+        <w:rPr>
+          <w:rFonts w:ascii="Open Sans" w:cs="Open Sans" w:eastAsia="Open Sans" w:hAnsi="Open Sans"/>
+          <w:b w:val="false"/>
+          <w:bCs w:val="false"/>
+          <w:i w:val="false"/>
+          <w:iCs w:val="false"/>
+          <w:color w:val="59595B"/>
+          <w:sz w:val="22"/>
+          <w:szCs w:val="22"/>
+        </w:rPr>
+        <w:t xml:space="preserve">Start with one clearly-scoped, fixed-price program - not an open-ended engagement. The pilot stands up Skyline's AI-search presence, consolidates and grows the reputation, and captures the inbound, and proves the lift before any larger build is discussed.</w:t>
+      </w:r>
+    </w:p>
+    <w:tbl>
+      <w:tblPr>
+        <w:tblW w:type="dxa" w:w="9360"/>
+        <w:tblBorders>
+          <w:top w:val="single" w:color="auto" w:sz="4"/>
+          <w:left w:val="single" w:color="auto" w:sz="4"/>
+          <w:bottom w:val="single" w:color="auto" w:sz="4"/>
+          <w:right w:val="single" w:color="auto" w:sz="4"/>
+          <w:insideH w:val="single" w:color="auto" w:sz="4"/>
+          <w:insideV w:val="single" w:color="auto" w:sz="4"/>
+        </w:tblBorders>
+      </w:tblPr>
+      <w:tblGrid>
+        <w:gridCol w:w="80"/>
+        <w:gridCol w:w="9280"/>
+      </w:tblGrid>
+      <w:tr>
+        <w:trPr>
+          <w:cantSplit/>
+        </w:trPr>
+        <w:tc>
+          <w:tcPr>
+            <w:tcW w:type="dxa" w:w="80"/>
+            <w:tcBorders>
+              <w:top w:val="none" w:color="FFFFFF" w:sz="0"/>
+              <w:left w:val="none" w:color="FFFFFF" w:sz="0"/>
+              <w:bottom w:val="none" w:color="FFFFFF" w:sz="0"/>
+              <w:right w:val="none" w:color="FFFFFF" w:sz="0"/>
+            </w:tcBorders>
+            <w:shd w:fill="F67D4B" w:val="clear"/>
+          </w:tcPr>
+          <w:p>
+            <w:r>
+              <w:t xml:space="preserve"/>
+            </w:r>
+          </w:p>
+        </w:tc>
+        <w:tc>
+          <w:tcPr>
+            <w:tcW w:type="dxa" w:w="9280"/>
+            <w:tcBorders>
+              <w:top w:val="none" w:color="FFFFFF" w:sz="0"/>
+              <w:left w:val="none" w:color="FFFFFF" w:sz="0"/>
+              <w:bottom w:val="none" w:color="FFFFFF" w:sz="0"/>
+              <w:right w:val="none" w:color="FFFFFF" w:sz="0"/>
+            </w:tcBorders>
+            <w:shd w:fill="F8F9FA" w:val="clear"/>
+            <w:tcMar>
+              <w:top w:type="dxa" w:w="160"/>
+              <w:left w:type="dxa" w:w="240"/>
+              <w:bottom w:type="dxa" w:w="160"/>
+              <w:right w:type="dxa" w:w="200"/>
+            </w:tcMar>
+          </w:tcPr>
+          <w:p>
+            <w:pPr>
+              <w:keepNext/>
+              <w:keepLines/>
+              <w:spacing w:after="80" w:before="80"/>
+            </w:pPr>
+            <w:r>
+              <w:rPr>
+                <w:rFonts w:ascii="Open Sans" w:cs="Open Sans" w:eastAsia="Open Sans" w:hAnsi="Open Sans"/>
+                <w:b/>
+                <w:bCs/>
+                <w:color w:val="F67D4B"/>
+                <w:sz w:val="22"/>
+                <w:szCs w:val="22"/>
+              </w:rPr>
+              <w:t xml:space="preserve">The Pilot Bar - and Our Commitment</w:t>
+            </w:r>
+          </w:p>
+          <w:p>
+            <w:pPr>
+              <w:keepNext/>
+              <w:keepLines/>
+              <w:spacing w:after="60" w:before="40" w:line="300"/>
+            </w:pPr>
+            <w:r>
+              <w:rPr>
+                <w:rFonts w:ascii="Open Sans" w:cs="Open Sans" w:eastAsia="Open Sans" w:hAnsi="Open Sans"/>
+                <w:color w:val="59595B"/>
+                <w:sz w:val="20"/>
+                <w:szCs w:val="20"/>
+              </w:rPr>
+              <w:t xml:space="preserve">Success metric: within 90 days, Skyline is cited by at least one major AI assistant (ChatGPT, Perplexity, or Google AI) for a high-intent booth-design query in its market, AND the capture-and-nurture funnel is live and producing qualified inbound exhibit inquiries.</w:t>
+            </w:r>
+          </w:p>
+          <w:p>
+            <w:pPr>
+              <w:keepNext w:val="false"/>
+              <w:keepLines/>
+              <w:spacing w:after="60" w:before="40" w:line="300"/>
+            </w:pPr>
+            <w:r>
+              <w:rPr>
+                <w:rFonts w:ascii="Open Sans" w:cs="Open Sans" w:eastAsia="Open Sans" w:hAnsi="Open Sans"/>
+                <w:color w:val="59595B"/>
+                <w:sz w:val="20"/>
+                <w:szCs w:val="20"/>
+              </w:rPr>
+              <w:t xml:space="preserve">Our commitment: the entry program is month-to-month after the initial term - no long lock-in. If the pilot has not moved the needle on the metric above by day 90, you are under no obligation to continue, and we will tell you honestly whether it is worth continuing. You carry the upside, not the risk.</w:t>
+            </w:r>
+          </w:p>
+        </w:tc>
+      </w:tr>
+    </w:tbl>
+    <w:p>
+      <w:pPr>
+        <w:spacing w:after="0" w:before="160"/>
+      </w:pPr>
+      <w:r>
+        <w:t xml:space="preserve"/>
+      </w:r>
+    </w:p>
     <w:p>
       <w:pPr>
         <w:pStyle w:val="Heading2"/>
@@ -19402,7 +22500,7 @@
                 <w:sz w:val="20"/>
                 <w:szCs w:val="20"/>
               </w:rPr>
-              <w:t xml:space="preserve">ENTRY PROGRAM - Phase 1 (start here)</w:t>
+              <w:t xml:space="preserve">THE 90-DAY AI VISIBILITY PILOT - Phase 1 (start here)</w:t>
             </w:r>
           </w:p>
         </w:tc>
@@ -20228,7 +23326,8 @@
       <w:pPr>
         <w:pStyle w:val="Heading1"/>
         <w:keepNext/>
-        <w:spacing w:after="120" w:before="480" w:line="240"/>
+        <w:pageBreakBefore/>
+        <w:spacing w:after="120" w:before="0" w:line="240"/>
       </w:pPr>
       <w:r>
         <w:rPr>
@@ -20237,7 +23336,7 @@
           <w:sz w:val="2"/>
           <w:szCs w:val="2"/>
         </w:rPr>
-        <w:t xml:space="preserve">14  Implementation Roadmap</w:t>
+        <w:t xml:space="preserve">15  Implementation Roadmap</w:t>
       </w:r>
     </w:p>
     <w:tbl>
@@ -20301,7 +23400,7 @@
                 <w:sz w:val="34"/>
                 <w:szCs w:val="34"/>
               </w:rPr>
-              <w:t xml:space="preserve">14  Implementation Roadmap</w:t>
+              <w:t xml:space="preserve">15  Implementation Roadmap</w:t>
             </w:r>
           </w:p>
         </w:tc>
@@ -21266,7 +24365,7 @@
                 <w:sz w:val="20"/>
                 <w:szCs w:val="20"/>
               </w:rPr>
-              <w:t xml:space="preserve">Roll the AI-booth resale line across the client base and into agency channels. Deliver an ROI dashboard measured against the Section 16 baselines, and position the differentiated, AI-enabled book of business as enterprise value within the consolidating Skyline network.</w:t>
+              <w:t xml:space="preserve">Roll the AI-booth resale line across the client base and into agency channels. Deliver an ROI dashboard measured against the Section 17 baselines, and position the differentiated, AI-enabled book of business as enterprise value within the consolidating Skyline network.</w:t>
             </w:r>
           </w:p>
         </w:tc>
@@ -21276,7 +24375,8 @@
       <w:pPr>
         <w:pStyle w:val="Heading1"/>
         <w:keepNext/>
-        <w:spacing w:after="120" w:before="480" w:line="240"/>
+        <w:pageBreakBefore/>
+        <w:spacing w:after="120" w:before="0" w:line="240"/>
       </w:pPr>
       <w:r>
         <w:rPr>
@@ -21285,7 +24385,7 @@
           <w:sz w:val="2"/>
           <w:szCs w:val="2"/>
         </w:rPr>
-        <w:t xml:space="preserve">15  Quick Wins - Start This Week</w:t>
+        <w:t xml:space="preserve">16  Quick Wins - Start This Week</w:t>
       </w:r>
     </w:p>
     <w:tbl>
@@ -21349,7 +24449,7 @@
                 <w:sz w:val="34"/>
                 <w:szCs w:val="34"/>
               </w:rPr>
-              <w:t xml:space="preserve">15  Quick Wins - Start This Week</w:t>
+              <w:t xml:space="preserve">16  Quick Wins - Start This Week</w:t>
             </w:r>
           </w:p>
         </w:tc>
@@ -21881,7 +24981,8 @@
       <w:pPr>
         <w:pStyle w:val="Heading1"/>
         <w:keepNext/>
-        <w:spacing w:after="120" w:before="480" w:line="240"/>
+        <w:pageBreakBefore/>
+        <w:spacing w:after="120" w:before="0" w:line="240"/>
       </w:pPr>
       <w:r>
         <w:rPr>
@@ -21890,7 +24991,7 @@
           <w:sz w:val="2"/>
           <w:szCs w:val="2"/>
         </w:rPr>
-        <w:t xml:space="preserve">16  Questions to Calibrate This Plan</w:t>
+        <w:t xml:space="preserve">17  Questions to Calibrate This Plan</w:t>
       </w:r>
     </w:p>
     <w:tbl>
@@ -21954,7 +25055,7 @@
                 <w:sz w:val="34"/>
                 <w:szCs w:val="34"/>
               </w:rPr>
-              <w:t xml:space="preserve">16  Questions to Calibrate This Plan</w:t>
+              <w:t xml:space="preserve">17  Questions to Calibrate This Plan</w:t>
             </w:r>
           </w:p>
         </w:tc>
@@ -21984,7 +25085,7 @@
           <w:sz w:val="22"/>
           <w:szCs w:val="22"/>
         </w:rPr>
-        <w:t xml:space="preserve">This blueprint was built from public information. The numbers in Sections 13 and 14 are deliberately conservative estimates - a short discovery call replaces them with Skyline's real baselines and sharpens the entire program. These are the questions that move the model the most:</w:t>
+        <w:t xml:space="preserve">This blueprint was built from public information. The numbers in Sections 14 and 15 are deliberately conservative estimates - a short discovery call replaces them with Skyline's real baselines and sharpens the entire program. These are the questions that move the model the most:</w:t>
       </w:r>
     </w:p>
     <w:p>
@@ -23359,7 +26460,8 @@
       <w:pPr>
         <w:pStyle w:val="Heading1"/>
         <w:keepNext/>
-        <w:spacing w:after="120" w:before="480" w:line="240"/>
+        <w:pageBreakBefore/>
+        <w:spacing w:after="120" w:before="0" w:line="240"/>
       </w:pPr>
       <w:r>
         <w:rPr>
@@ -23368,7 +26470,7 @@
           <w:sz w:val="2"/>
           <w:szCs w:val="2"/>
         </w:rPr>
-        <w:t xml:space="preserve">17  What Happens Next</w:t>
+        <w:t xml:space="preserve">18  Questions We Usually Get</w:t>
       </w:r>
     </w:p>
     <w:tbl>
@@ -23397,6 +26499,668 @@
               <w:bottom w:val="none" w:color="FFFFFF" w:sz="0"/>
               <w:right w:val="none" w:color="FFFFFF" w:sz="0"/>
             </w:tcBorders>
+            <w:shd w:fill="006DB6" w:val="clear"/>
+          </w:tcPr>
+          <w:p>
+            <w:r>
+              <w:t xml:space="preserve"/>
+            </w:r>
+          </w:p>
+        </w:tc>
+        <w:tc>
+          <w:tcPr>
+            <w:tcW w:type="dxa" w:w="9240"/>
+            <w:tcBorders>
+              <w:top w:val="none" w:color="FFFFFF" w:sz="0"/>
+              <w:left w:val="none" w:color="FFFFFF" w:sz="0"/>
+              <w:bottom w:val="none" w:color="FFFFFF" w:sz="0"/>
+              <w:right w:val="none" w:color="FFFFFF" w:sz="0"/>
+            </w:tcBorders>
+            <w:tcMar>
+              <w:top w:type="dxa" w:w="100"/>
+              <w:left w:type="dxa" w:w="200"/>
+              <w:bottom w:type="dxa" w:w="100"/>
+              <w:right w:type="dxa" w:w="0"/>
+            </w:tcMar>
+            <w:vAlign w:val="center"/>
+          </w:tcPr>
+          <w:p>
+            <w:r>
+              <w:rPr>
+                <w:rFonts w:ascii="Open Sans" w:cs="Open Sans" w:eastAsia="Open Sans" w:hAnsi="Open Sans"/>
+                <w:b/>
+                <w:bCs/>
+                <w:color w:val="006DB6"/>
+                <w:sz w:val="34"/>
+                <w:szCs w:val="34"/>
+              </w:rPr>
+              <w:t xml:space="preserve">18  Questions We Usually Get</w:t>
+            </w:r>
+          </w:p>
+        </w:tc>
+      </w:tr>
+    </w:tbl>
+    <w:p>
+      <w:pPr>
+        <w:spacing w:after="0" w:before="100"/>
+      </w:pPr>
+      <w:r>
+        <w:t xml:space="preserve"/>
+      </w:r>
+    </w:p>
+    <w:p>
+      <w:pPr>
+        <w:spacing w:after="140" w:before="0" w:line="320"/>
+        <w:jc w:val="both"/>
+      </w:pPr>
+      <w:r>
+        <w:rPr>
+          <w:rFonts w:ascii="Open Sans" w:cs="Open Sans" w:eastAsia="Open Sans" w:hAnsi="Open Sans"/>
+          <w:b w:val="false"/>
+          <w:bCs w:val="false"/>
+          <w:i w:val="false"/>
+          <w:iCs w:val="false"/>
+          <w:color w:val="59595B"/>
+          <w:sz w:val="22"/>
+          <w:szCs w:val="22"/>
+        </w:rPr>
+        <w:t xml:space="preserve">The honest answers to the questions Skyline leadership is most likely asking right now.</w:t>
+      </w:r>
+    </w:p>
+    <w:p>
+      <w:pPr>
+        <w:spacing w:after="0" w:before="140"/>
+      </w:pPr>
+      <w:r>
+        <w:t xml:space="preserve"/>
+      </w:r>
+    </w:p>
+    <w:tbl>
+      <w:tblPr>
+        <w:tblW w:type="dxa" w:w="9360"/>
+        <w:tblBorders>
+          <w:top w:val="single" w:color="auto" w:sz="4"/>
+          <w:left w:val="single" w:color="auto" w:sz="4"/>
+          <w:bottom w:val="single" w:color="auto" w:sz="4"/>
+          <w:right w:val="single" w:color="auto" w:sz="4"/>
+          <w:insideH w:val="single" w:color="auto" w:sz="4"/>
+          <w:insideV w:val="single" w:color="auto" w:sz="4"/>
+        </w:tblBorders>
+      </w:tblPr>
+      <w:tblGrid>
+        <w:gridCol w:w="3510"/>
+        <w:gridCol w:w="5850"/>
+      </w:tblGrid>
+      <w:tr>
+        <w:trPr>
+          <w:cantSplit/>
+          <w:tblHeader/>
+        </w:trPr>
+        <w:tc>
+          <w:tcPr>
+            <w:tcW w:type="dxa" w:w="3510"/>
+            <w:tcBorders>
+              <w:top w:val="single" w:color="E9ECEF" w:sz="4"/>
+              <w:left w:val="single" w:color="E9ECEF" w:sz="4"/>
+              <w:bottom w:val="single" w:color="E9ECEF" w:sz="4"/>
+              <w:right w:val="single" w:color="E9ECEF" w:sz="4"/>
+            </w:tcBorders>
+            <w:shd w:fill="006DB6" w:val="clear"/>
+            <w:tcMar>
+              <w:top w:type="dxa" w:w="120"/>
+              <w:left w:type="dxa" w:w="140"/>
+              <w:bottom w:type="dxa" w:w="120"/>
+              <w:right w:type="dxa" w:w="140"/>
+            </w:tcMar>
+            <w:vAlign w:val="center"/>
+          </w:tcPr>
+          <w:p>
+            <w:pPr>
+              <w:jc w:val="left"/>
+            </w:pPr>
+            <w:r>
+              <w:rPr>
+                <w:rFonts w:ascii="Open Sans" w:cs="Open Sans" w:eastAsia="Open Sans" w:hAnsi="Open Sans"/>
+                <w:b/>
+                <w:bCs/>
+                <w:color w:val="FFFFFF"/>
+                <w:sz w:val="20"/>
+                <w:szCs w:val="20"/>
+              </w:rPr>
+              <w:t xml:space="preserve">Question</w:t>
+            </w:r>
+          </w:p>
+        </w:tc>
+        <w:tc>
+          <w:tcPr>
+            <w:tcW w:type="dxa" w:w="5850"/>
+            <w:tcBorders>
+              <w:top w:val="single" w:color="E9ECEF" w:sz="4"/>
+              <w:left w:val="single" w:color="E9ECEF" w:sz="4"/>
+              <w:bottom w:val="single" w:color="E9ECEF" w:sz="4"/>
+              <w:right w:val="single" w:color="E9ECEF" w:sz="4"/>
+            </w:tcBorders>
+            <w:shd w:fill="006DB6" w:val="clear"/>
+            <w:tcMar>
+              <w:top w:type="dxa" w:w="120"/>
+              <w:left w:type="dxa" w:w="140"/>
+              <w:bottom w:type="dxa" w:w="120"/>
+              <w:right w:type="dxa" w:w="140"/>
+            </w:tcMar>
+            <w:vAlign w:val="center"/>
+          </w:tcPr>
+          <w:p>
+            <w:pPr>
+              <w:jc w:val="left"/>
+            </w:pPr>
+            <w:r>
+              <w:rPr>
+                <w:rFonts w:ascii="Open Sans" w:cs="Open Sans" w:eastAsia="Open Sans" w:hAnsi="Open Sans"/>
+                <w:b/>
+                <w:bCs/>
+                <w:color w:val="FFFFFF"/>
+                <w:sz w:val="20"/>
+                <w:szCs w:val="20"/>
+              </w:rPr>
+              <w:t xml:space="preserve">Our Honest Answer</w:t>
+            </w:r>
+          </w:p>
+        </w:tc>
+      </w:tr>
+      <w:tr>
+        <w:trPr>
+          <w:cantSplit/>
+        </w:trPr>
+        <w:tc>
+          <w:tcPr>
+            <w:tcW w:type="dxa" w:w="3510"/>
+            <w:tcBorders>
+              <w:top w:val="single" w:color="E9ECEF" w:sz="4"/>
+              <w:left w:val="single" w:color="E9ECEF" w:sz="4"/>
+              <w:bottom w:val="single" w:color="E9ECEF" w:sz="4"/>
+              <w:right w:val="single" w:color="E9ECEF" w:sz="4"/>
+            </w:tcBorders>
+            <w:shd w:fill="FFFFFF" w:val="clear"/>
+            <w:tcMar>
+              <w:top w:type="dxa" w:w="100"/>
+              <w:left w:type="dxa" w:w="140"/>
+              <w:bottom w:type="dxa" w:w="100"/>
+              <w:right w:type="dxa" w:w="140"/>
+            </w:tcMar>
+            <w:vAlign w:val="center"/>
+          </w:tcPr>
+          <w:p>
+            <w:pPr>
+              <w:jc w:val="left"/>
+            </w:pPr>
+            <w:r>
+              <w:rPr>
+                <w:rFonts w:ascii="Open Sans" w:cs="Open Sans" w:eastAsia="Open Sans" w:hAnsi="Open Sans"/>
+                <w:b/>
+                <w:bCs/>
+                <w:color w:val="59595B"/>
+                <w:sz w:val="20"/>
+                <w:szCs w:val="20"/>
+              </w:rPr>
+              <w:t xml:space="preserve">We already have a marketing partner - and the Echo Experiential alliance. Why add Technijian?</w:t>
+            </w:r>
+          </w:p>
+        </w:tc>
+        <w:tc>
+          <w:tcPr>
+            <w:tcW w:type="dxa" w:w="5850"/>
+            <w:tcBorders>
+              <w:top w:val="single" w:color="E9ECEF" w:sz="4"/>
+              <w:left w:val="single" w:color="E9ECEF" w:sz="4"/>
+              <w:bottom w:val="single" w:color="E9ECEF" w:sz="4"/>
+              <w:right w:val="single" w:color="E9ECEF" w:sz="4"/>
+            </w:tcBorders>
+            <w:shd w:fill="FFFFFF" w:val="clear"/>
+            <w:tcMar>
+              <w:top w:type="dxa" w:w="100"/>
+              <w:left w:type="dxa" w:w="140"/>
+              <w:bottom w:type="dxa" w:w="100"/>
+              <w:right w:type="dxa" w:w="140"/>
+            </w:tcMar>
+            <w:vAlign w:val="center"/>
+          </w:tcPr>
+          <w:p>
+            <w:pPr>
+              <w:jc w:val="left"/>
+            </w:pPr>
+            <w:r>
+              <w:rPr>
+                <w:rFonts w:ascii="Open Sans" w:cs="Open Sans" w:eastAsia="Open Sans" w:hAnsi="Open Sans"/>
+                <w:b w:val="false"/>
+                <w:bCs w:val="false"/>
+                <w:color w:val="59595B"/>
+                <w:sz w:val="20"/>
+                <w:szCs w:val="20"/>
+              </w:rPr>
+              <w:t xml:space="preserve">Keep them. Echo handles the campaign and the creative; Technijian adds the AI layer neither builds: AI-search authority (AEO), AI lead capture and instant nurture, the AI quote engine, and the white-label AI-enabled booth. We are the technology partner that makes the Echo Experiential "capture leads pre-show to post-show" promise scale and become measurable - alongside your partners, not over them.</w:t>
+            </w:r>
+          </w:p>
+        </w:tc>
+      </w:tr>
+      <w:tr>
+        <w:trPr>
+          <w:cantSplit/>
+        </w:trPr>
+        <w:tc>
+          <w:tcPr>
+            <w:tcW w:type="dxa" w:w="3510"/>
+            <w:tcBorders>
+              <w:top w:val="single" w:color="E9ECEF" w:sz="4"/>
+              <w:left w:val="single" w:color="E9ECEF" w:sz="4"/>
+              <w:bottom w:val="single" w:color="E9ECEF" w:sz="4"/>
+              <w:right w:val="single" w:color="E9ECEF" w:sz="4"/>
+            </w:tcBorders>
+            <w:shd w:fill="F8F9FA" w:val="clear"/>
+            <w:tcMar>
+              <w:top w:type="dxa" w:w="100"/>
+              <w:left w:type="dxa" w:w="140"/>
+              <w:bottom w:type="dxa" w:w="100"/>
+              <w:right w:type="dxa" w:w="140"/>
+            </w:tcMar>
+            <w:vAlign w:val="center"/>
+          </w:tcPr>
+          <w:p>
+            <w:pPr>
+              <w:jc w:val="left"/>
+            </w:pPr>
+            <w:r>
+              <w:rPr>
+                <w:rFonts w:ascii="Open Sans" w:cs="Open Sans" w:eastAsia="Open Sans" w:hAnsi="Open Sans"/>
+                <w:b/>
+                <w:bCs/>
+                <w:color w:val="59595B"/>
+                <w:sz w:val="20"/>
+                <w:szCs w:val="20"/>
+              </w:rPr>
+              <w:t xml:space="preserve">Isn't AI mostly hype right now?</w:t>
+            </w:r>
+          </w:p>
+        </w:tc>
+        <w:tc>
+          <w:tcPr>
+            <w:tcW w:type="dxa" w:w="5850"/>
+            <w:tcBorders>
+              <w:top w:val="single" w:color="E9ECEF" w:sz="4"/>
+              <w:left w:val="single" w:color="E9ECEF" w:sz="4"/>
+              <w:bottom w:val="single" w:color="E9ECEF" w:sz="4"/>
+              <w:right w:val="single" w:color="E9ECEF" w:sz="4"/>
+            </w:tcBorders>
+            <w:shd w:fill="F8F9FA" w:val="clear"/>
+            <w:tcMar>
+              <w:top w:type="dxa" w:w="100"/>
+              <w:left w:type="dxa" w:w="140"/>
+              <w:bottom w:type="dxa" w:w="100"/>
+              <w:right w:type="dxa" w:w="140"/>
+            </w:tcMar>
+            <w:vAlign w:val="center"/>
+          </w:tcPr>
+          <w:p>
+            <w:pPr>
+              <w:jc w:val="left"/>
+            </w:pPr>
+            <w:r>
+              <w:rPr>
+                <w:rFonts w:ascii="Open Sans" w:cs="Open Sans" w:eastAsia="Open Sans" w:hAnsi="Open Sans"/>
+                <w:b w:val="false"/>
+                <w:bCs w:val="false"/>
+                <w:color w:val="59595B"/>
+                <w:sz w:val="20"/>
+                <w:szCs w:val="20"/>
+              </w:rPr>
+              <w:t xml:space="preserve">A lot of it is. That is why this blueprint starts with simple, proven automations that pay back fast - get found, capture the inquiry, draft the quote faster - not autonomous "agents" doing your designers' job. We use the simplest tool that works, measure it, and only expand what earns its place. The booth-floor AI numbers are public industry context, not our guarantees - we label them that way.</w:t>
+            </w:r>
+          </w:p>
+        </w:tc>
+      </w:tr>
+      <w:tr>
+        <w:trPr>
+          <w:cantSplit/>
+        </w:trPr>
+        <w:tc>
+          <w:tcPr>
+            <w:tcW w:type="dxa" w:w="3510"/>
+            <w:tcBorders>
+              <w:top w:val="single" w:color="E9ECEF" w:sz="4"/>
+              <w:left w:val="single" w:color="E9ECEF" w:sz="4"/>
+              <w:bottom w:val="single" w:color="E9ECEF" w:sz="4"/>
+              <w:right w:val="single" w:color="E9ECEF" w:sz="4"/>
+            </w:tcBorders>
+            <w:shd w:fill="FFFFFF" w:val="clear"/>
+            <w:tcMar>
+              <w:top w:type="dxa" w:w="100"/>
+              <w:left w:type="dxa" w:w="140"/>
+              <w:bottom w:type="dxa" w:w="100"/>
+              <w:right w:type="dxa" w:w="140"/>
+            </w:tcMar>
+            <w:vAlign w:val="center"/>
+          </w:tcPr>
+          <w:p>
+            <w:pPr>
+              <w:jc w:val="left"/>
+            </w:pPr>
+            <w:r>
+              <w:rPr>
+                <w:rFonts w:ascii="Open Sans" w:cs="Open Sans" w:eastAsia="Open Sans" w:hAnsi="Open Sans"/>
+                <w:b/>
+                <w:bCs/>
+                <w:color w:val="59595B"/>
+                <w:sz w:val="20"/>
+                <w:szCs w:val="20"/>
+              </w:rPr>
+              <w:t xml:space="preserve">Is our data - and our attendees' data - safe?</w:t>
+            </w:r>
+          </w:p>
+        </w:tc>
+        <w:tc>
+          <w:tcPr>
+            <w:tcW w:type="dxa" w:w="5850"/>
+            <w:tcBorders>
+              <w:top w:val="single" w:color="E9ECEF" w:sz="4"/>
+              <w:left w:val="single" w:color="E9ECEF" w:sz="4"/>
+              <w:bottom w:val="single" w:color="E9ECEF" w:sz="4"/>
+              <w:right w:val="single" w:color="E9ECEF" w:sz="4"/>
+            </w:tcBorders>
+            <w:shd w:fill="FFFFFF" w:val="clear"/>
+            <w:tcMar>
+              <w:top w:type="dxa" w:w="100"/>
+              <w:left w:type="dxa" w:w="140"/>
+              <w:bottom w:type="dxa" w:w="100"/>
+              <w:right w:type="dxa" w:w="140"/>
+            </w:tcMar>
+            <w:vAlign w:val="center"/>
+          </w:tcPr>
+          <w:p>
+            <w:pPr>
+              <w:jc w:val="left"/>
+            </w:pPr>
+            <w:r>
+              <w:rPr>
+                <w:rFonts w:ascii="Open Sans" w:cs="Open Sans" w:eastAsia="Open Sans" w:hAnsi="Open Sans"/>
+                <w:b w:val="false"/>
+                <w:bCs w:val="false"/>
+                <w:color w:val="59595B"/>
+                <w:sz w:val="20"/>
+                <w:szCs w:val="20"/>
+              </w:rPr>
+              <w:t xml:space="preserve">Yes. Attendee badge and contact data never touches a public AI model; we deploy private, governed systems with human review on anything that goes out under Skyline's name, and capture runs inside the CCPA/CPRA, CAN-SPAM, and TCPA rules. The booth concierge discloses it is an assistant (California SB 1001). It is led by a CISSP-certified team.</w:t>
+            </w:r>
+          </w:p>
+        </w:tc>
+      </w:tr>
+      <w:tr>
+        <w:trPr>
+          <w:cantSplit/>
+        </w:trPr>
+        <w:tc>
+          <w:tcPr>
+            <w:tcW w:type="dxa" w:w="3510"/>
+            <w:tcBorders>
+              <w:top w:val="single" w:color="E9ECEF" w:sz="4"/>
+              <w:left w:val="single" w:color="E9ECEF" w:sz="4"/>
+              <w:bottom w:val="single" w:color="E9ECEF" w:sz="4"/>
+              <w:right w:val="single" w:color="E9ECEF" w:sz="4"/>
+            </w:tcBorders>
+            <w:shd w:fill="F8F9FA" w:val="clear"/>
+            <w:tcMar>
+              <w:top w:type="dxa" w:w="100"/>
+              <w:left w:type="dxa" w:w="140"/>
+              <w:bottom w:type="dxa" w:w="100"/>
+              <w:right w:type="dxa" w:w="140"/>
+            </w:tcMar>
+            <w:vAlign w:val="center"/>
+          </w:tcPr>
+          <w:p>
+            <w:pPr>
+              <w:jc w:val="left"/>
+            </w:pPr>
+            <w:r>
+              <w:rPr>
+                <w:rFonts w:ascii="Open Sans" w:cs="Open Sans" w:eastAsia="Open Sans" w:hAnsi="Open Sans"/>
+                <w:b/>
+                <w:bCs/>
+                <w:color w:val="59595B"/>
+                <w:sz w:val="20"/>
+                <w:szCs w:val="20"/>
+              </w:rPr>
+              <w:t xml:space="preserve">We're a lean, family-owned team. Do we have the bandwidth to manage this?</w:t>
+            </w:r>
+          </w:p>
+        </w:tc>
+        <w:tc>
+          <w:tcPr>
+            <w:tcW w:type="dxa" w:w="5850"/>
+            <w:tcBorders>
+              <w:top w:val="single" w:color="E9ECEF" w:sz="4"/>
+              <w:left w:val="single" w:color="E9ECEF" w:sz="4"/>
+              <w:bottom w:val="single" w:color="E9ECEF" w:sz="4"/>
+              <w:right w:val="single" w:color="E9ECEF" w:sz="4"/>
+            </w:tcBorders>
+            <w:shd w:fill="F8F9FA" w:val="clear"/>
+            <w:tcMar>
+              <w:top w:type="dxa" w:w="100"/>
+              <w:left w:type="dxa" w:w="140"/>
+              <w:bottom w:type="dxa" w:w="100"/>
+              <w:right w:type="dxa" w:w="140"/>
+            </w:tcMar>
+            <w:vAlign w:val="center"/>
+          </w:tcPr>
+          <w:p>
+            <w:pPr>
+              <w:jc w:val="left"/>
+            </w:pPr>
+            <w:r>
+              <w:rPr>
+                <w:rFonts w:ascii="Open Sans" w:cs="Open Sans" w:eastAsia="Open Sans" w:hAnsi="Open Sans"/>
+                <w:b w:val="false"/>
+                <w:bCs w:val="false"/>
+                <w:color w:val="59595B"/>
+                <w:sz w:val="20"/>
+                <w:szCs w:val="20"/>
+              </w:rPr>
+              <w:t xml:space="preserve">The point is the opposite - to give your designers and sales team back hours, not add work. Technijian runs the build and the cadence; your involvement is a short monthly strategy session plus reviewing what we draft. The fractional model means no new hire to manage.</w:t>
+            </w:r>
+          </w:p>
+        </w:tc>
+      </w:tr>
+      <w:tr>
+        <w:trPr>
+          <w:cantSplit/>
+        </w:trPr>
+        <w:tc>
+          <w:tcPr>
+            <w:tcW w:type="dxa" w:w="3510"/>
+            <w:tcBorders>
+              <w:top w:val="single" w:color="E9ECEF" w:sz="4"/>
+              <w:left w:val="single" w:color="E9ECEF" w:sz="4"/>
+              <w:bottom w:val="single" w:color="E9ECEF" w:sz="4"/>
+              <w:right w:val="single" w:color="E9ECEF" w:sz="4"/>
+            </w:tcBorders>
+            <w:shd w:fill="FFFFFF" w:val="clear"/>
+            <w:tcMar>
+              <w:top w:type="dxa" w:w="100"/>
+              <w:left w:type="dxa" w:w="140"/>
+              <w:bottom w:type="dxa" w:w="100"/>
+              <w:right w:type="dxa" w:w="140"/>
+            </w:tcMar>
+            <w:vAlign w:val="center"/>
+          </w:tcPr>
+          <w:p>
+            <w:pPr>
+              <w:jc w:val="left"/>
+            </w:pPr>
+            <w:r>
+              <w:rPr>
+                <w:rFonts w:ascii="Open Sans" w:cs="Open Sans" w:eastAsia="Open Sans" w:hAnsi="Open Sans"/>
+                <w:b/>
+                <w:bCs/>
+                <w:color w:val="59595B"/>
+                <w:sz w:val="20"/>
+                <w:szCs w:val="20"/>
+              </w:rPr>
+              <w:t xml:space="preserve">What if it doesn't work?</w:t>
+            </w:r>
+          </w:p>
+        </w:tc>
+        <w:tc>
+          <w:tcPr>
+            <w:tcW w:type="dxa" w:w="5850"/>
+            <w:tcBorders>
+              <w:top w:val="single" w:color="E9ECEF" w:sz="4"/>
+              <w:left w:val="single" w:color="E9ECEF" w:sz="4"/>
+              <w:bottom w:val="single" w:color="E9ECEF" w:sz="4"/>
+              <w:right w:val="single" w:color="E9ECEF" w:sz="4"/>
+            </w:tcBorders>
+            <w:shd w:fill="FFFFFF" w:val="clear"/>
+            <w:tcMar>
+              <w:top w:type="dxa" w:w="100"/>
+              <w:left w:type="dxa" w:w="140"/>
+              <w:bottom w:type="dxa" w:w="100"/>
+              <w:right w:type="dxa" w:w="140"/>
+            </w:tcMar>
+            <w:vAlign w:val="center"/>
+          </w:tcPr>
+          <w:p>
+            <w:pPr>
+              <w:jc w:val="left"/>
+            </w:pPr>
+            <w:r>
+              <w:rPr>
+                <w:rFonts w:ascii="Open Sans" w:cs="Open Sans" w:eastAsia="Open Sans" w:hAnsi="Open Sans"/>
+                <w:b w:val="false"/>
+                <w:bCs w:val="false"/>
+                <w:color w:val="59595B"/>
+                <w:sz w:val="20"/>
+                <w:szCs w:val="20"/>
+              </w:rPr>
+              <w:t xml:space="preserve">The entry program is a fixed-price 90-day pilot with a defined success metric (Section 14), month-to-month with no long lock-in. If it has not moved the needle by day 90, you are under no obligation to continue - and we will tell you honestly whether it is worth it.</w:t>
+            </w:r>
+          </w:p>
+        </w:tc>
+      </w:tr>
+      <w:tr>
+        <w:trPr>
+          <w:cantSplit/>
+        </w:trPr>
+        <w:tc>
+          <w:tcPr>
+            <w:tcW w:type="dxa" w:w="3510"/>
+            <w:tcBorders>
+              <w:top w:val="single" w:color="E9ECEF" w:sz="4"/>
+              <w:left w:val="single" w:color="E9ECEF" w:sz="4"/>
+              <w:bottom w:val="single" w:color="E9ECEF" w:sz="4"/>
+              <w:right w:val="single" w:color="E9ECEF" w:sz="4"/>
+            </w:tcBorders>
+            <w:shd w:fill="F8F9FA" w:val="clear"/>
+            <w:tcMar>
+              <w:top w:type="dxa" w:w="100"/>
+              <w:left w:type="dxa" w:w="140"/>
+              <w:bottom w:type="dxa" w:w="100"/>
+              <w:right w:type="dxa" w:w="140"/>
+            </w:tcMar>
+            <w:vAlign w:val="center"/>
+          </w:tcPr>
+          <w:p>
+            <w:pPr>
+              <w:jc w:val="left"/>
+            </w:pPr>
+            <w:r>
+              <w:rPr>
+                <w:rFonts w:ascii="Open Sans" w:cs="Open Sans" w:eastAsia="Open Sans" w:hAnsi="Open Sans"/>
+                <w:b/>
+                <w:bCs/>
+                <w:color w:val="59595B"/>
+                <w:sz w:val="20"/>
+                <w:szCs w:val="20"/>
+              </w:rPr>
+              <w:t xml:space="preserve">What does it really cost?</w:t>
+            </w:r>
+          </w:p>
+        </w:tc>
+        <w:tc>
+          <w:tcPr>
+            <w:tcW w:type="dxa" w:w="5850"/>
+            <w:tcBorders>
+              <w:top w:val="single" w:color="E9ECEF" w:sz="4"/>
+              <w:left w:val="single" w:color="E9ECEF" w:sz="4"/>
+              <w:bottom w:val="single" w:color="E9ECEF" w:sz="4"/>
+              <w:right w:val="single" w:color="E9ECEF" w:sz="4"/>
+            </w:tcBorders>
+            <w:shd w:fill="F8F9FA" w:val="clear"/>
+            <w:tcMar>
+              <w:top w:type="dxa" w:w="100"/>
+              <w:left w:type="dxa" w:w="140"/>
+              <w:bottom w:type="dxa" w:w="100"/>
+              <w:right w:type="dxa" w:w="140"/>
+            </w:tcMar>
+            <w:vAlign w:val="center"/>
+          </w:tcPr>
+          <w:p>
+            <w:pPr>
+              <w:jc w:val="left"/>
+            </w:pPr>
+            <w:r>
+              <w:rPr>
+                <w:rFonts w:ascii="Open Sans" w:cs="Open Sans" w:eastAsia="Open Sans" w:hAnsi="Open Sans"/>
+                <w:b w:val="false"/>
+                <w:bCs w:val="false"/>
+                <w:color w:val="59595B"/>
+                <w:sz w:val="20"/>
+                <w:szCs w:val="20"/>
+              </w:rPr>
+              <w:t xml:space="preserve">The entry program is approximately $32K for Year 1 at published and estimated rates - no hidden fees, no large up-front build. The full engine, including the AI-enabled booth platform Skyline resells, is profiled in Section 14, but only after the pilot proves the lift.</w:t>
+            </w:r>
+          </w:p>
+        </w:tc>
+      </w:tr>
+    </w:tbl>
+    <w:p>
+      <w:pPr>
+        <w:pStyle w:val="Heading1"/>
+        <w:keepNext/>
+        <w:pageBreakBefore/>
+        <w:spacing w:after="120" w:before="0" w:line="240"/>
+      </w:pPr>
+      <w:r>
+        <w:rPr>
+          <w:rFonts w:ascii="Open Sans" w:cs="Open Sans" w:eastAsia="Open Sans" w:hAnsi="Open Sans"/>
+          <w:color w:val="FFFFFF"/>
+          <w:sz w:val="2"/>
+          <w:szCs w:val="2"/>
+        </w:rPr>
+        <w:t xml:space="preserve">19  What Happens Next</w:t>
+      </w:r>
+    </w:p>
+    <w:tbl>
+      <w:tblPr>
+        <w:tblW w:type="dxa" w:w="9360"/>
+        <w:tblBorders>
+          <w:top w:val="none" w:color="FFFFFF" w:sz="0"/>
+          <w:left w:val="none" w:color="FFFFFF" w:sz="0"/>
+          <w:bottom w:val="none" w:color="FFFFFF" w:sz="0"/>
+          <w:right w:val="none" w:color="FFFFFF" w:sz="0"/>
+          <w:insideH w:val="single" w:color="auto" w:sz="4"/>
+          <w:insideV w:val="single" w:color="auto" w:sz="4"/>
+        </w:tblBorders>
+      </w:tblPr>
+      <w:tblGrid>
+        <w:gridCol w:w="120"/>
+        <w:gridCol w:w="9240"/>
+      </w:tblGrid>
+      <w:tr>
+        <w:tc>
+          <w:tcPr>
+            <w:tcW w:type="dxa" w:w="120"/>
+            <w:tcBorders>
+              <w:top w:val="none" w:color="FFFFFF" w:sz="0"/>
+              <w:left w:val="none" w:color="FFFFFF" w:sz="0"/>
+              <w:bottom w:val="none" w:color="FFFFFF" w:sz="0"/>
+              <w:right w:val="none" w:color="FFFFFF" w:sz="0"/>
+            </w:tcBorders>
             <w:shd w:fill="1A1A2E" w:val="clear"/>
           </w:tcPr>
           <w:p>
@@ -23432,7 +27196,7 @@
                 <w:sz w:val="34"/>
                 <w:szCs w:val="34"/>
               </w:rPr>
-              <w:t xml:space="preserve">17  What Happens Next</w:t>
+              <w:t xml:space="preserve">19  What Happens Next</w:t>
             </w:r>
           </w:p>
         </w:tc>
@@ -23577,7 +27341,7 @@
                 <w:sz w:val="20"/>
                 <w:szCs w:val="20"/>
               </w:rPr>
-              <w:t xml:space="preserve">Step 1: A 30-minute discovery call to answer the Section 16 questions and confirm program scope.</w:t>
+              <w:t xml:space="preserve">Step 1: A 30-minute discovery call to answer the Section 17 questions and confirm program scope.</w:t>
             </w:r>
           </w:p>
           <w:p>
@@ -23708,7 +27472,8 @@
       <w:pPr>
         <w:pStyle w:val="Heading1"/>
         <w:keepNext/>
-        <w:spacing w:after="120" w:before="480" w:line="240"/>
+        <w:pageBreakBefore/>
+        <w:spacing w:after="120" w:before="0" w:line="240"/>
       </w:pPr>
       <w:r>
         <w:rPr>
@@ -23717,7 +27482,7 @@
           <w:sz w:val="2"/>
           <w:szCs w:val="2"/>
         </w:rPr>
-        <w:t xml:space="preserve">18  About Technijian</w:t>
+        <w:t xml:space="preserve">20  About Technijian</w:t>
       </w:r>
     </w:p>
     <w:tbl>
@@ -23781,7 +27546,7 @@
                 <w:sz w:val="34"/>
                 <w:szCs w:val="34"/>
               </w:rPr>
-              <w:t xml:space="preserve">18  About Technijian</w:t>
+              <w:t xml:space="preserve">20  About Technijian</w:t>
             </w:r>
           </w:p>
         </w:tc>
@@ -24695,7 +28460,8 @@
       <w:pPr>
         <w:pStyle w:val="Heading1"/>
         <w:keepNext/>
-        <w:spacing w:after="120" w:before="480" w:line="240"/>
+        <w:pageBreakBefore/>
+        <w:spacing w:after="120" w:before="0" w:line="240"/>
       </w:pPr>
       <w:r>
         <w:rPr>
